--- a/TS Jatai Ghanam Project/TS 3.4/TS 3.4 Ghanam Sanskrit Corrections.docx
+++ b/TS Jatai Ghanam Project/TS 3.4/TS 3.4 Ghanam Sanskrit Corrections.docx
@@ -1,7 +1,2226 @@
 
 <file path=word/document.xml><?xml version="1.0" encoding="utf-8"?>
-<w:document xmlns:wpc="http://schemas.microsoft.com/office/word/2010/wordprocessingCanvas" xmlns:cx="http://schemas.microsoft.com/office/drawing/2014/chartex" xmlns:cx1="http://schemas.microsoft.com/office/drawing/2015/9/8/chartex" xmlns:cx2="http://schemas.microsoft.com/office/drawing/2015/10/21/chartex" xmlns:cx3="http://schemas.microsoft.com/office/drawing/2016/5/9/chartex" xmlns:cx4="http://schemas.microsoft.com/office/drawing/2016/5/10/chartex" xmlns:cx5="http://schemas.microsoft.com/office/drawing/2016/5/11/chartex" xmlns:cx6="http://schemas.microsoft.com/office/drawing/2016/5/12/chartex" xmlns:cx7="http://schemas.microsoft.com/office/drawing/2016/5/13/chartex" xmlns:cx8="http://schemas.microsoft.com/office/drawing/2016/5/14/chartex" xmlns:mc="http://schemas.openxmlformats.org/markup-compatibility/2006" xmlns:aink="http://schemas.microsoft.com/office/drawing/2016/ink" xmlns:am3d="http://schemas.microsoft.com/office/drawing/2017/model3d" xmlns:o="urn:schemas-microsoft-com:office:office" xmlns:oel="http://schemas.microsoft.com/office/2019/extlst" xmlns:r="http://schemas.openxmlformats.org/officeDocument/2006/relationships" xmlns:m="http://schemas.openxmlformats.org/officeDocument/2006/math" xmlns:v="urn:schemas-microsoft-com:vml" xmlns:wp14="http://schemas.microsoft.com/office/word/2010/wordprocessingDrawing" xmlns:wp="http://schemas.openxmlformats.org/drawingml/2006/wordprocessingDrawing" xmlns:w10="urn:schemas-microsoft-com:office:word" xmlns:w="http://schemas.openxmlformats.org/wordprocessingml/2006/main" xmlns:w14="http://schemas.microsoft.com/office/word/2010/wordml" xmlns:w15="http://schemas.microsoft.com/office/word/2012/wordml" xmlns:w16cex="http://schemas.microsoft.com/office/word/2018/wordml/cex" xmlns:w16cid="http://schemas.microsoft.com/office/word/2016/wordml/cid" xmlns:w16="http://schemas.microsoft.com/office/word/2018/wordml" xmlns:w16sdtdh="http://schemas.microsoft.com/office/word/2020/wordml/sdtdatahash" xmlns:w16se="http://schemas.microsoft.com/office/word/2015/wordml/symex" xmlns:wpg="http://schemas.microsoft.com/office/word/2010/wordprocessingGroup" xmlns:wpi="http://schemas.microsoft.com/office/word/2010/wordprocessingInk" xmlns:wne="http://schemas.microsoft.com/office/word/2006/wordml" xmlns:wps="http://schemas.microsoft.com/office/word/2010/wordprocessingShape" mc:Ignorable="w14 w15 w16se w16cid w16 w16cex w16sdtdh wp14">
+<w:document xmlns:wpc="http://schemas.microsoft.com/office/word/2010/wordprocessingCanvas" xmlns:cx="http://schemas.microsoft.com/office/drawing/2014/chartex" xmlns:cx1="http://schemas.microsoft.com/office/drawing/2015/9/8/chartex" xmlns:cx2="http://schemas.microsoft.com/office/drawing/2015/10/21/chartex" xmlns:cx3="http://schemas.microsoft.com/office/drawing/2016/5/9/chartex" xmlns:cx4="http://schemas.microsoft.com/office/drawing/2016/5/10/chartex" xmlns:cx5="http://schemas.microsoft.com/office/drawing/2016/5/11/chartex" xmlns:cx6="http://schemas.microsoft.com/office/drawing/2016/5/12/chartex" xmlns:cx7="http://schemas.microsoft.com/office/drawing/2016/5/13/chartex" xmlns:cx8="http://schemas.microsoft.com/office/drawing/2016/5/14/chartex" xmlns:mc="http://schemas.openxmlformats.org/markup-compatibility/2006" xmlns:aink="http://schemas.microsoft.com/office/drawing/2016/ink" xmlns:am3d="http://schemas.microsoft.com/office/drawing/2017/model3d" xmlns:o="urn:schemas-microsoft-com:office:office" xmlns:oel="http://schemas.microsoft.com/office/2019/extlst" xmlns:r="http://schemas.openxmlformats.org/officeDocument/2006/relationships" xmlns:m="http://schemas.openxmlformats.org/officeDocument/2006/math" xmlns:v="urn:schemas-microsoft-com:vml" xmlns:wp14="http://schemas.microsoft.com/office/word/2010/wordprocessingDrawing" xmlns:wp="http://schemas.openxmlformats.org/drawingml/2006/wordprocessingDrawing" xmlns:w10="urn:schemas-microsoft-com:office:word" xmlns:w="http://schemas.openxmlformats.org/wordprocessingml/2006/main" xmlns:w14="http://schemas.microsoft.com/office/word/2010/wordml" xmlns:w15="http://schemas.microsoft.com/office/word/2012/wordml" xmlns:w16cei="http://schemas.microsoft.com/office/word/2026/wordml/cei" xmlns:w16cex="http://schemas.microsoft.com/office/word/2018/wordml/cex" xmlns:w16cid="http://schemas.microsoft.com/office/word/2016/wordml/cid" xmlns:w16="http://schemas.microsoft.com/office/word/2018/wordml" xmlns:w16du="http://schemas.microsoft.com/office/word/2023/wordml/word16du" xmlns:w16sdtdh="http://schemas.microsoft.com/office/word/2020/wordml/sdtdatahash" xmlns:w16sdtfl="http://schemas.microsoft.com/office/word/2024/wordml/sdtformatlock" xmlns:w16se="http://schemas.microsoft.com/office/word/2015/wordml/symex" xmlns:wpg="http://schemas.microsoft.com/office/word/2010/wordprocessingGroup" xmlns:wpi="http://schemas.microsoft.com/office/word/2010/wordprocessingInk" xmlns:wne="http://schemas.microsoft.com/office/word/2006/wordml" xmlns:wps="http://schemas.microsoft.com/office/word/2010/wordprocessingShape" mc:Ignorable="w14 w15 w16se w16cid w16 w16cex w16sdtdh w16sdtfl w16du wp14">
   <w:body>
+    <w:p>
+      <w:pPr>
+        <w:spacing w:before="0" w:line="240" w:lineRule="auto"/>
+        <w:jc w:val="center"/>
+        <w:rPr>
+          <w:b/>
+          <w:bCs/>
+          <w:sz w:val="32"/>
+          <w:szCs w:val="32"/>
+          <w:u w:val="single"/>
+        </w:rPr>
+      </w:pPr>
+      <w:r>
+        <w:rPr>
+          <w:b/>
+          <w:bCs/>
+          <w:sz w:val="32"/>
+          <w:szCs w:val="32"/>
+          <w:u w:val="single"/>
+        </w:rPr>
+        <w:t xml:space="preserve">TS </w:t>
+      </w:r>
+      <w:r>
+        <w:rPr>
+          <w:b/>
+          <w:bCs/>
+          <w:sz w:val="32"/>
+          <w:szCs w:val="32"/>
+          <w:u w:val="single"/>
+        </w:rPr>
+        <w:t>Ghanam</w:t>
+      </w:r>
+      <w:r>
+        <w:rPr>
+          <w:b/>
+          <w:bCs/>
+          <w:sz w:val="32"/>
+          <w:szCs w:val="32"/>
+          <w:u w:val="single"/>
+        </w:rPr>
+        <w:t xml:space="preserve"> – TS </w:t>
+      </w:r>
+      <w:r>
+        <w:rPr>
+          <w:b/>
+          <w:bCs/>
+          <w:sz w:val="32"/>
+          <w:szCs w:val="32"/>
+          <w:u w:val="single"/>
+        </w:rPr>
+        <w:t>3.4</w:t>
+      </w:r>
+      <w:r>
+        <w:rPr>
+          <w:b/>
+          <w:bCs/>
+          <w:sz w:val="32"/>
+          <w:szCs w:val="32"/>
+          <w:u w:val="single"/>
+        </w:rPr>
+        <w:t xml:space="preserve"> </w:t>
+      </w:r>
+      <w:r>
+        <w:rPr>
+          <w:b/>
+          <w:bCs/>
+          <w:sz w:val="32"/>
+          <w:szCs w:val="32"/>
+          <w:u w:val="single"/>
+        </w:rPr>
+        <w:t>Sanskrit</w:t>
+      </w:r>
+      <w:r>
+        <w:rPr>
+          <w:b/>
+          <w:bCs/>
+          <w:sz w:val="32"/>
+          <w:szCs w:val="32"/>
+          <w:u w:val="single"/>
+        </w:rPr>
+        <w:t xml:space="preserve"> Corrections –</w:t>
+      </w:r>
+      <w:r>
+        <w:rPr>
+          <w:b/>
+          <w:bCs/>
+          <w:sz w:val="32"/>
+          <w:szCs w:val="32"/>
+          <w:u w:val="single"/>
+        </w:rPr>
+        <w:t xml:space="preserve"> </w:t>
+      </w:r>
+      <w:r>
+        <w:rPr>
+          <w:b/>
+          <w:bCs/>
+          <w:sz w:val="32"/>
+          <w:szCs w:val="32"/>
+          <w:u w:val="single"/>
+        </w:rPr>
+        <w:t xml:space="preserve">Observed till </w:t>
+      </w:r>
+      <w:r>
+        <w:rPr>
+          <w:b/>
+          <w:bCs/>
+          <w:sz w:val="32"/>
+          <w:szCs w:val="32"/>
+          <w:highlight w:val="red"/>
+          <w:u w:val="single"/>
+        </w:rPr>
+        <w:t>?????</w:t>
+      </w:r>
+    </w:p>
+    <w:p>
+      <w:pPr>
+        <w:spacing w:before="0" w:line="240" w:lineRule="auto"/>
+        <w:jc w:val="center"/>
+        <w:rPr>
+          <w:b/>
+          <w:bCs/>
+          <w:sz w:val="28"/>
+          <w:szCs w:val="32"/>
+        </w:rPr>
+      </w:pPr>
+      <w:r>
+        <w:rPr>
+          <w:b/>
+          <w:bCs/>
+          <w:sz w:val="28"/>
+          <w:szCs w:val="32"/>
+        </w:rPr>
+        <w:t>(ignore those which are already incorporated in your book’s version and date)</w:t>
+      </w:r>
+    </w:p>
+    <w:tbl>
+      <w:tblPr>
+        <w:tblW w:w="14537" w:type="dxa"/>
+        <w:tblInd w:w="-792" w:type="dxa"/>
+        <w:tblBorders>
+          <w:top w:val="single" w:sz="4" w:space="0" w:color="000000"/>
+          <w:left w:val="single" w:sz="4" w:space="0" w:color="000000"/>
+          <w:bottom w:val="single" w:sz="4" w:space="0" w:color="000000"/>
+          <w:right w:val="single" w:sz="4" w:space="0" w:color="000000"/>
+          <w:insideH w:val="single" w:sz="4" w:space="0" w:color="000000"/>
+          <w:insideV w:val="single" w:sz="4" w:space="0" w:color="000000"/>
+        </w:tblBorders>
+        <w:tblLook w:val="04A0" w:firstRow="1" w:lastRow="0" w:firstColumn="1" w:lastColumn="0" w:noHBand="0" w:noVBand="1"/>
+      </w:tblPr>
+      <w:tblGrid>
+        <w:gridCol w:w="7166"/>
+        <w:gridCol w:w="7371"/>
+      </w:tblGrid>
+      <w:tr>
+        <w:tc>
+          <w:tcPr>
+            <w:tcW w:w="7166" w:type="dxa"/>
+          </w:tcPr>
+          <w:p>
+            <w:pPr>
+              <w:spacing w:before="0" w:line="240" w:lineRule="auto"/>
+              <w:jc w:val="center"/>
+              <w:rPr>
+                <w:b/>
+                <w:sz w:val="32"/>
+                <w:szCs w:val="32"/>
+              </w:rPr>
+            </w:pPr>
+            <w:r>
+              <w:rPr>
+                <w:b/>
+                <w:sz w:val="32"/>
+                <w:szCs w:val="32"/>
+              </w:rPr>
+              <w:t>As Printed</w:t>
+            </w:r>
+          </w:p>
+        </w:tc>
+        <w:tc>
+          <w:tcPr>
+            <w:tcW w:w="7371" w:type="dxa"/>
+          </w:tcPr>
+          <w:p>
+            <w:pPr>
+              <w:spacing w:before="0" w:line="240" w:lineRule="auto"/>
+              <w:ind w:right="-18"/>
+              <w:jc w:val="center"/>
+              <w:rPr>
+                <w:b/>
+                <w:sz w:val="32"/>
+                <w:szCs w:val="32"/>
+              </w:rPr>
+            </w:pPr>
+            <w:r>
+              <w:rPr>
+                <w:b/>
+                <w:sz w:val="32"/>
+                <w:szCs w:val="32"/>
+              </w:rPr>
+              <w:t>To be read as or corrected as</w:t>
+            </w:r>
+            <w:r>
+              <w:rPr>
+                <w:b/>
+                <w:sz w:val="32"/>
+                <w:szCs w:val="32"/>
+              </w:rPr>
+              <w:t xml:space="preserve"> </w:t>
+            </w:r>
+          </w:p>
+        </w:tc>
+      </w:tr>
+      <w:tr>
+        <w:trPr>
+          <w:trHeight w:val="1338"/>
+        </w:trPr>
+        <w:tc>
+          <w:tcPr>
+            <w:tcW w:w="7166" w:type="dxa"/>
+          </w:tcPr>
+          <w:p>
+            <w:pPr>
+              <w:widowControl w:val="0"/>
+              <w:autoSpaceDE w:val="0"/>
+              <w:autoSpaceDN w:val="0"/>
+              <w:adjustRightInd w:val="0"/>
+              <w:spacing w:before="0" w:line="240" w:lineRule="auto"/>
+              <w:rPr>
+                <w:rFonts w:ascii="BRH Devanagari Extra" w:hAnsi="BRH Devanagari Extra" w:cs="BRH Devanagari Extra"/>
+                <w:color w:val="000000"/>
+                <w:sz w:val="32"/>
+                <w:szCs w:val="32"/>
+              </w:rPr>
+            </w:pPr>
+            <w:r>
+              <w:rPr>
+                <w:rFonts w:cs="BRH Devanagari Extra"/>
+                <w:color w:val="000000"/>
+                <w:szCs w:val="32"/>
+              </w:rPr>
+              <w:t>34</w:t>
+            </w:r>
+            <w:r>
+              <w:rPr>
+                <w:rFonts w:ascii="BRH Devanagari Extra" w:hAnsi="BRH Devanagari Extra" w:cs="BRH Devanagari Extra"/>
+                <w:color w:val="000000"/>
+                <w:sz w:val="32"/>
+                <w:szCs w:val="32"/>
+              </w:rPr>
+              <w:t>)</w:t>
+            </w:r>
+            <w:r>
+              <w:rPr>
+                <w:rFonts w:ascii="BRH Devanagari Extra" w:hAnsi="BRH Devanagari Extra" w:cs="BRH Devanagari Extra"/>
+                <w:color w:val="000000"/>
+                <w:sz w:val="32"/>
+                <w:szCs w:val="32"/>
+              </w:rPr>
+              <w:tab/>
+            </w:r>
+            <w:r>
+              <w:rPr>
+                <w:rFonts w:cs="BRH Devanagari Extra"/>
+                <w:color w:val="000000"/>
+                <w:szCs w:val="32"/>
+              </w:rPr>
+              <w:t>3</w:t>
+            </w:r>
+            <w:r>
+              <w:rPr>
+                <w:rFonts w:ascii="BRH Devanagari Extra" w:hAnsi="BRH Devanagari Extra" w:cs="BRH Devanagari Extra"/>
+                <w:color w:val="000000"/>
+                <w:sz w:val="32"/>
+                <w:szCs w:val="32"/>
+              </w:rPr>
+              <w:t>.</w:t>
+            </w:r>
+            <w:r>
+              <w:rPr>
+                <w:rFonts w:cs="BRH Devanagari Extra"/>
+                <w:color w:val="000000"/>
+                <w:szCs w:val="32"/>
+              </w:rPr>
+              <w:t>4</w:t>
+            </w:r>
+            <w:r>
+              <w:rPr>
+                <w:rFonts w:ascii="BRH Devanagari Extra" w:hAnsi="BRH Devanagari Extra" w:cs="BRH Devanagari Extra"/>
+                <w:color w:val="000000"/>
+                <w:sz w:val="32"/>
+                <w:szCs w:val="32"/>
+              </w:rPr>
+              <w:t>.</w:t>
+            </w:r>
+            <w:r>
+              <w:rPr>
+                <w:rFonts w:cs="BRH Devanagari Extra"/>
+                <w:color w:val="000000"/>
+                <w:szCs w:val="32"/>
+              </w:rPr>
+              <w:t>9</w:t>
+            </w:r>
+            <w:r>
+              <w:rPr>
+                <w:rFonts w:ascii="BRH Devanagari Extra" w:hAnsi="BRH Devanagari Extra" w:cs="BRH Devanagari Extra"/>
+                <w:color w:val="000000"/>
+                <w:sz w:val="32"/>
+                <w:szCs w:val="32"/>
+              </w:rPr>
+              <w:t>.</w:t>
+            </w:r>
+            <w:r>
+              <w:rPr>
+                <w:rFonts w:cs="BRH Devanagari Extra"/>
+                <w:color w:val="000000"/>
+                <w:szCs w:val="32"/>
+              </w:rPr>
+              <w:t>1</w:t>
+            </w:r>
+            <w:r>
+              <w:rPr>
+                <w:rFonts w:ascii="BRH Devanagari Extra" w:hAnsi="BRH Devanagari Extra" w:cs="BRH Devanagari Extra"/>
+                <w:color w:val="000000"/>
+                <w:sz w:val="32"/>
+                <w:szCs w:val="32"/>
+              </w:rPr>
+              <w:t>(</w:t>
+            </w:r>
+            <w:r>
+              <w:rPr>
+                <w:rFonts w:cs="BRH Devanagari Extra"/>
+                <w:color w:val="000000"/>
+                <w:szCs w:val="32"/>
+              </w:rPr>
+              <w:t>29</w:t>
+            </w:r>
+            <w:r>
+              <w:rPr>
+                <w:rFonts w:ascii="BRH Devanagari Extra" w:hAnsi="BRH Devanagari Extra" w:cs="BRH Devanagari Extra"/>
+                <w:color w:val="000000"/>
+                <w:sz w:val="32"/>
+                <w:szCs w:val="32"/>
+              </w:rPr>
+              <w:t>)-</w:t>
+            </w:r>
+            <w:r>
+              <w:rPr>
+                <w:rFonts w:ascii="BRH Devanagari Extra" w:hAnsi="BRH Devanagari Extra" w:cs="BRH Devanagari Extra"/>
+                <w:color w:val="000000"/>
+                <w:sz w:val="32"/>
+                <w:szCs w:val="32"/>
+              </w:rPr>
+              <w:t xml:space="preserve"> </w:t>
+            </w:r>
+            <w:r>
+              <w:rPr>
+                <w:rFonts w:ascii="BRH Devanagari Extra" w:hAnsi="BRH Devanagari Extra" w:cs="BRH Devanagari Extra"/>
+                <w:color w:val="000000"/>
+                <w:sz w:val="32"/>
+                <w:szCs w:val="32"/>
+              </w:rPr>
+              <w:t>AlÉÑþqÉÌiÉÈ |</w:t>
+            </w:r>
+          </w:p>
+          <w:p>
+            <w:pPr>
+              <w:widowControl w:val="0"/>
+              <w:autoSpaceDE w:val="0"/>
+              <w:autoSpaceDN w:val="0"/>
+              <w:adjustRightInd w:val="0"/>
+              <w:spacing w:before="0" w:line="240" w:lineRule="auto"/>
+              <w:rPr>
+                <w:rFonts w:cs="BRH Malayalam Extra"/>
+                <w:szCs w:val="40"/>
+              </w:rPr>
+            </w:pPr>
+            <w:r>
+              <w:rPr>
+                <w:rFonts w:ascii="BRH Devanagari Extra" w:hAnsi="BRH Devanagari Extra" w:cs="BRH Devanagari Extra"/>
+                <w:color w:val="000000"/>
+                <w:sz w:val="32"/>
+                <w:szCs w:val="32"/>
+              </w:rPr>
+              <w:t>AlÉÑþqÉÌiÉ</w:t>
+            </w:r>
+            <w:r>
+              <w:rPr>
+                <w:rFonts w:ascii="BRH Malayalam Extra" w:hAnsi="BRH Malayalam Extra" w:cs="BRH Devanagari Extra"/>
+                <w:color w:val="000000"/>
+                <w:szCs w:val="32"/>
+              </w:rPr>
+              <w:t>–</w:t>
+            </w:r>
+            <w:r>
+              <w:rPr>
+                <w:rFonts w:ascii="BRH Devanagari Extra" w:hAnsi="BRH Devanagari Extra" w:cs="BRH Devanagari Extra"/>
+                <w:color w:val="000000"/>
+                <w:sz w:val="32"/>
+                <w:szCs w:val="32"/>
+              </w:rPr>
+              <w:t>ËU</w:t>
+            </w:r>
+            <w:r>
+              <w:rPr>
+                <w:rFonts w:ascii="BRH Devanagari Extra" w:hAnsi="BRH Devanagari Extra" w:cs="BRH Devanagari Extra"/>
+                <w:color w:val="000000"/>
+                <w:sz w:val="32"/>
+                <w:szCs w:val="32"/>
+                <w:highlight w:val="yellow"/>
+              </w:rPr>
+              <w:t>irÉ</w:t>
+            </w:r>
+            <w:r>
+              <w:rPr>
+                <w:rFonts w:ascii="BRH Devanagari Extra" w:hAnsi="BRH Devanagari Extra" w:cs="BRH Devanagari Extra"/>
+                <w:color w:val="000000"/>
+                <w:sz w:val="32"/>
+                <w:szCs w:val="32"/>
+              </w:rPr>
+              <w:t>þlÉÑ - qÉ</w:t>
+            </w:r>
+            <w:r>
+              <w:rPr>
+                <w:rFonts w:ascii="BRH Malayalam Extra" w:hAnsi="BRH Malayalam Extra" w:cs="BRH Devanagari Extra"/>
+                <w:color w:val="000000"/>
+                <w:szCs w:val="32"/>
+              </w:rPr>
+              <w:t>–</w:t>
+            </w:r>
+            <w:r>
+              <w:rPr>
+                <w:rFonts w:ascii="BRH Devanagari Extra" w:hAnsi="BRH Devanagari Extra" w:cs="BRH Devanagari Extra"/>
+                <w:color w:val="000000"/>
+                <w:sz w:val="32"/>
+                <w:szCs w:val="32"/>
+              </w:rPr>
+              <w:t>ÌiÉ</w:t>
+            </w:r>
+            <w:r>
+              <w:rPr>
+                <w:rFonts w:ascii="BRH Malayalam Extra" w:hAnsi="BRH Malayalam Extra" w:cs="BRH Devanagari Extra"/>
+                <w:color w:val="000000"/>
+                <w:szCs w:val="32"/>
+              </w:rPr>
+              <w:t>–</w:t>
+            </w:r>
+            <w:r>
+              <w:rPr>
+                <w:rFonts w:ascii="BRH Devanagari Extra" w:hAnsi="BRH Devanagari Extra" w:cs="BRH Devanagari Extra"/>
+                <w:color w:val="000000"/>
+                <w:sz w:val="32"/>
+                <w:szCs w:val="32"/>
+              </w:rPr>
+              <w:t xml:space="preserve">È | </w:t>
+            </w:r>
+          </w:p>
+        </w:tc>
+        <w:tc>
+          <w:tcPr>
+            <w:tcW w:w="7371" w:type="dxa"/>
+          </w:tcPr>
+          <w:p>
+            <w:pPr>
+              <w:widowControl w:val="0"/>
+              <w:autoSpaceDE w:val="0"/>
+              <w:autoSpaceDN w:val="0"/>
+              <w:adjustRightInd w:val="0"/>
+              <w:spacing w:before="0" w:line="240" w:lineRule="auto"/>
+              <w:rPr>
+                <w:rFonts w:ascii="BRH Devanagari Extra" w:hAnsi="BRH Devanagari Extra" w:cs="BRH Devanagari Extra"/>
+                <w:color w:val="000000"/>
+                <w:sz w:val="32"/>
+                <w:szCs w:val="32"/>
+              </w:rPr>
+            </w:pPr>
+            <w:r>
+              <w:rPr>
+                <w:rFonts w:cs="BRH Devanagari Extra"/>
+                <w:color w:val="000000"/>
+                <w:szCs w:val="32"/>
+              </w:rPr>
+              <w:t>34</w:t>
+            </w:r>
+            <w:r>
+              <w:rPr>
+                <w:rFonts w:ascii="BRH Devanagari Extra" w:hAnsi="BRH Devanagari Extra" w:cs="BRH Devanagari Extra"/>
+                <w:color w:val="000000"/>
+                <w:sz w:val="32"/>
+                <w:szCs w:val="32"/>
+              </w:rPr>
+              <w:t>)</w:t>
+            </w:r>
+            <w:r>
+              <w:rPr>
+                <w:rFonts w:ascii="BRH Devanagari Extra" w:hAnsi="BRH Devanagari Extra" w:cs="BRH Devanagari Extra"/>
+                <w:color w:val="000000"/>
+                <w:sz w:val="32"/>
+                <w:szCs w:val="32"/>
+              </w:rPr>
+              <w:tab/>
+            </w:r>
+            <w:r>
+              <w:rPr>
+                <w:rFonts w:cs="BRH Devanagari Extra"/>
+                <w:color w:val="000000"/>
+                <w:szCs w:val="32"/>
+              </w:rPr>
+              <w:t>3</w:t>
+            </w:r>
+            <w:r>
+              <w:rPr>
+                <w:rFonts w:ascii="BRH Devanagari Extra" w:hAnsi="BRH Devanagari Extra" w:cs="BRH Devanagari Extra"/>
+                <w:color w:val="000000"/>
+                <w:sz w:val="32"/>
+                <w:szCs w:val="32"/>
+              </w:rPr>
+              <w:t>.</w:t>
+            </w:r>
+            <w:r>
+              <w:rPr>
+                <w:rFonts w:cs="BRH Devanagari Extra"/>
+                <w:color w:val="000000"/>
+                <w:szCs w:val="32"/>
+              </w:rPr>
+              <w:t>4</w:t>
+            </w:r>
+            <w:r>
+              <w:rPr>
+                <w:rFonts w:ascii="BRH Devanagari Extra" w:hAnsi="BRH Devanagari Extra" w:cs="BRH Devanagari Extra"/>
+                <w:color w:val="000000"/>
+                <w:sz w:val="32"/>
+                <w:szCs w:val="32"/>
+              </w:rPr>
+              <w:t>.</w:t>
+            </w:r>
+            <w:r>
+              <w:rPr>
+                <w:rFonts w:cs="BRH Devanagari Extra"/>
+                <w:color w:val="000000"/>
+                <w:szCs w:val="32"/>
+              </w:rPr>
+              <w:t>9</w:t>
+            </w:r>
+            <w:r>
+              <w:rPr>
+                <w:rFonts w:ascii="BRH Devanagari Extra" w:hAnsi="BRH Devanagari Extra" w:cs="BRH Devanagari Extra"/>
+                <w:color w:val="000000"/>
+                <w:sz w:val="32"/>
+                <w:szCs w:val="32"/>
+              </w:rPr>
+              <w:t>.</w:t>
+            </w:r>
+            <w:r>
+              <w:rPr>
+                <w:rFonts w:cs="BRH Devanagari Extra"/>
+                <w:color w:val="000000"/>
+                <w:szCs w:val="32"/>
+              </w:rPr>
+              <w:t>1</w:t>
+            </w:r>
+            <w:r>
+              <w:rPr>
+                <w:rFonts w:ascii="BRH Devanagari Extra" w:hAnsi="BRH Devanagari Extra" w:cs="BRH Devanagari Extra"/>
+                <w:color w:val="000000"/>
+                <w:sz w:val="32"/>
+                <w:szCs w:val="32"/>
+              </w:rPr>
+              <w:t>(</w:t>
+            </w:r>
+            <w:r>
+              <w:rPr>
+                <w:rFonts w:cs="BRH Devanagari Extra"/>
+                <w:color w:val="000000"/>
+                <w:szCs w:val="32"/>
+              </w:rPr>
+              <w:t>29</w:t>
+            </w:r>
+            <w:r>
+              <w:rPr>
+                <w:rFonts w:ascii="BRH Devanagari Extra" w:hAnsi="BRH Devanagari Extra" w:cs="BRH Devanagari Extra"/>
+                <w:color w:val="000000"/>
+                <w:sz w:val="32"/>
+                <w:szCs w:val="32"/>
+              </w:rPr>
+              <w:t>)-</w:t>
+            </w:r>
+            <w:r>
+              <w:rPr>
+                <w:rFonts w:ascii="BRH Devanagari Extra" w:hAnsi="BRH Devanagari Extra" w:cs="BRH Devanagari Extra"/>
+                <w:color w:val="000000"/>
+                <w:sz w:val="32"/>
+                <w:szCs w:val="32"/>
+              </w:rPr>
+              <w:t xml:space="preserve"> </w:t>
+            </w:r>
+            <w:r>
+              <w:rPr>
+                <w:rFonts w:ascii="BRH Devanagari Extra" w:hAnsi="BRH Devanagari Extra" w:cs="BRH Devanagari Extra"/>
+                <w:color w:val="000000"/>
+                <w:sz w:val="32"/>
+                <w:szCs w:val="32"/>
+              </w:rPr>
+              <w:t>AlÉÑþqÉÌiÉÈ |</w:t>
+            </w:r>
+          </w:p>
+          <w:p>
+            <w:pPr>
+              <w:widowControl w:val="0"/>
+              <w:autoSpaceDE w:val="0"/>
+              <w:autoSpaceDN w:val="0"/>
+              <w:adjustRightInd w:val="0"/>
+              <w:spacing w:before="0" w:line="240" w:lineRule="auto"/>
+              <w:rPr>
+                <w:rFonts w:cs="BRH Malayalam Extra"/>
+                <w:szCs w:val="40"/>
+              </w:rPr>
+            </w:pPr>
+            <w:r>
+              <w:rPr>
+                <w:rFonts w:ascii="BRH Devanagari Extra" w:hAnsi="BRH Devanagari Extra" w:cs="BRH Devanagari Extra"/>
+                <w:color w:val="000000"/>
+                <w:sz w:val="32"/>
+                <w:szCs w:val="32"/>
+              </w:rPr>
+              <w:t>AlÉÑþqÉÌiÉ</w:t>
+            </w:r>
+            <w:r>
+              <w:rPr>
+                <w:rFonts w:ascii="BRH Malayalam Extra" w:hAnsi="BRH Malayalam Extra" w:cs="BRH Devanagari Extra"/>
+                <w:color w:val="000000"/>
+                <w:szCs w:val="32"/>
+              </w:rPr>
+              <w:t>–</w:t>
+            </w:r>
+            <w:r>
+              <w:rPr>
+                <w:rFonts w:ascii="BRH Devanagari Extra" w:hAnsi="BRH Devanagari Extra" w:cs="BRH Devanagari Extra"/>
+                <w:color w:val="000000"/>
+                <w:sz w:val="32"/>
+                <w:szCs w:val="32"/>
+              </w:rPr>
+              <w:t>ËU</w:t>
+            </w:r>
+            <w:r>
+              <w:rPr>
+                <w:rFonts w:ascii="BRH Devanagari Extra" w:hAnsi="BRH Devanagari Extra" w:cs="BRH Devanagari Extra"/>
+                <w:color w:val="000000"/>
+                <w:sz w:val="32"/>
+                <w:szCs w:val="32"/>
+                <w:highlight w:val="green"/>
+              </w:rPr>
+              <w:t>irÉlÉ</w:t>
+            </w:r>
+            <w:r>
+              <w:rPr>
+                <w:rFonts w:ascii="BRH Devanagari Extra" w:hAnsi="BRH Devanagari Extra" w:cs="BRH Devanagari Extra"/>
+                <w:color w:val="000000"/>
+                <w:sz w:val="32"/>
+                <w:szCs w:val="32"/>
+              </w:rPr>
+              <w:t>þÑ - qÉ</w:t>
+            </w:r>
+            <w:r>
+              <w:rPr>
+                <w:rFonts w:ascii="BRH Malayalam Extra" w:hAnsi="BRH Malayalam Extra" w:cs="BRH Devanagari Extra"/>
+                <w:color w:val="000000"/>
+                <w:szCs w:val="32"/>
+              </w:rPr>
+              <w:t>–</w:t>
+            </w:r>
+            <w:r>
+              <w:rPr>
+                <w:rFonts w:ascii="BRH Devanagari Extra" w:hAnsi="BRH Devanagari Extra" w:cs="BRH Devanagari Extra"/>
+                <w:color w:val="000000"/>
+                <w:sz w:val="32"/>
+                <w:szCs w:val="32"/>
+              </w:rPr>
+              <w:t>ÌiÉ</w:t>
+            </w:r>
+            <w:r>
+              <w:rPr>
+                <w:rFonts w:ascii="BRH Malayalam Extra" w:hAnsi="BRH Malayalam Extra" w:cs="BRH Devanagari Extra"/>
+                <w:color w:val="000000"/>
+                <w:szCs w:val="32"/>
+              </w:rPr>
+              <w:t>–</w:t>
+            </w:r>
+            <w:r>
+              <w:rPr>
+                <w:rFonts w:ascii="BRH Devanagari Extra" w:hAnsi="BRH Devanagari Extra" w:cs="BRH Devanagari Extra"/>
+                <w:color w:val="000000"/>
+                <w:sz w:val="32"/>
+                <w:szCs w:val="32"/>
+              </w:rPr>
+              <w:t xml:space="preserve">È | </w:t>
+            </w:r>
+          </w:p>
+        </w:tc>
+      </w:tr>
+      <w:tr>
+        <w:trPr>
+          <w:trHeight w:val="1338"/>
+        </w:trPr>
+        <w:tc>
+          <w:tcPr>
+            <w:tcW w:w="7166" w:type="dxa"/>
+          </w:tcPr>
+          <w:p>
+            <w:pPr>
+              <w:widowControl w:val="0"/>
+              <w:autoSpaceDE w:val="0"/>
+              <w:autoSpaceDN w:val="0"/>
+              <w:adjustRightInd w:val="0"/>
+              <w:spacing w:before="0" w:line="240" w:lineRule="auto"/>
+              <w:rPr>
+                <w:rFonts w:ascii="BRH Devanagari Extra" w:hAnsi="BRH Devanagari Extra" w:cs="BRH Devanagari Extra"/>
+                <w:color w:val="000000"/>
+                <w:sz w:val="32"/>
+                <w:szCs w:val="32"/>
+              </w:rPr>
+            </w:pPr>
+            <w:r>
+              <w:rPr>
+                <w:rFonts w:cs="BRH Devanagari Extra"/>
+                <w:color w:val="000000"/>
+                <w:szCs w:val="32"/>
+              </w:rPr>
+              <w:t>23</w:t>
+            </w:r>
+            <w:r>
+              <w:rPr>
+                <w:rFonts w:ascii="BRH Devanagari Extra" w:hAnsi="BRH Devanagari Extra" w:cs="BRH Devanagari Extra"/>
+                <w:color w:val="000000"/>
+                <w:sz w:val="32"/>
+                <w:szCs w:val="32"/>
+              </w:rPr>
+              <w:t>)</w:t>
+            </w:r>
+            <w:r>
+              <w:rPr>
+                <w:rFonts w:ascii="BRH Devanagari Extra" w:hAnsi="BRH Devanagari Extra" w:cs="BRH Devanagari Extra"/>
+                <w:color w:val="000000"/>
+                <w:sz w:val="32"/>
+                <w:szCs w:val="32"/>
+              </w:rPr>
+              <w:tab/>
+            </w:r>
+            <w:r>
+              <w:rPr>
+                <w:rFonts w:cs="ar"/>
+                <w:color w:val="000000"/>
+                <w:szCs w:val="36"/>
+              </w:rPr>
+              <w:t>3</w:t>
+            </w:r>
+            <w:r>
+              <w:rPr>
+                <w:rFonts w:ascii="BRH Malayalam Extra" w:hAnsi="BRH Malayalam Extra" w:cs="BRH Malayalam Extra"/>
+                <w:color w:val="000000"/>
+                <w:sz w:val="32"/>
+                <w:szCs w:val="32"/>
+              </w:rPr>
+              <w:t>.</w:t>
+            </w:r>
+            <w:r>
+              <w:rPr>
+                <w:rFonts w:cs="ar"/>
+                <w:color w:val="000000"/>
+                <w:szCs w:val="36"/>
+              </w:rPr>
+              <w:t>4</w:t>
+            </w:r>
+            <w:r>
+              <w:rPr>
+                <w:rFonts w:ascii="BRH Malayalam Extra" w:hAnsi="BRH Malayalam Extra" w:cs="BRH Malayalam Extra"/>
+                <w:color w:val="000000"/>
+                <w:sz w:val="32"/>
+                <w:szCs w:val="32"/>
+              </w:rPr>
+              <w:t>.</w:t>
+            </w:r>
+            <w:r>
+              <w:rPr>
+                <w:rFonts w:cs="ar"/>
+                <w:color w:val="000000"/>
+                <w:szCs w:val="36"/>
+              </w:rPr>
+              <w:t>9</w:t>
+            </w:r>
+            <w:r>
+              <w:rPr>
+                <w:rFonts w:ascii="BRH Malayalam Extra" w:hAnsi="BRH Malayalam Extra" w:cs="BRH Malayalam Extra"/>
+                <w:color w:val="000000"/>
+                <w:sz w:val="32"/>
+                <w:szCs w:val="32"/>
+              </w:rPr>
+              <w:t>.</w:t>
+            </w:r>
+            <w:r>
+              <w:rPr>
+                <w:rFonts w:cs="ar"/>
+                <w:color w:val="000000"/>
+                <w:szCs w:val="36"/>
+              </w:rPr>
+              <w:t>2</w:t>
+            </w:r>
+            <w:r>
+              <w:rPr>
+                <w:rFonts w:ascii="BRH Malayalam Extra" w:hAnsi="BRH Malayalam Extra" w:cs="BRH Malayalam Extra"/>
+                <w:color w:val="000000"/>
+                <w:sz w:val="32"/>
+                <w:szCs w:val="32"/>
+              </w:rPr>
+              <w:t>(</w:t>
+            </w:r>
+            <w:r>
+              <w:rPr>
+                <w:rFonts w:cs="ar"/>
+                <w:color w:val="000000"/>
+                <w:szCs w:val="36"/>
+              </w:rPr>
+              <w:t>21</w:t>
+            </w:r>
+            <w:r>
+              <w:rPr>
+                <w:rFonts w:ascii="BRH Malayalam Extra" w:hAnsi="BRH Malayalam Extra" w:cs="BRH Malayalam Extra"/>
+                <w:color w:val="000000"/>
+                <w:sz w:val="32"/>
+                <w:szCs w:val="32"/>
+              </w:rPr>
+              <w:t>)</w:t>
+            </w:r>
+            <w:r>
+              <w:rPr>
+                <w:rFonts w:ascii="BRH Devanagari Extra" w:hAnsi="BRH Devanagari Extra" w:cs="BRH Devanagari Extra"/>
+                <w:color w:val="000000"/>
+                <w:sz w:val="32"/>
+                <w:szCs w:val="32"/>
+              </w:rPr>
+              <w:t>-</w:t>
+            </w:r>
+            <w:r>
+              <w:rPr>
+                <w:rFonts w:ascii="BRH Devanagari Extra" w:hAnsi="BRH Devanagari Extra" w:cs="BRH Devanagari Extra"/>
+                <w:color w:val="000000"/>
+                <w:sz w:val="32"/>
+                <w:szCs w:val="32"/>
+              </w:rPr>
+              <w:t xml:space="preserve"> </w:t>
+            </w:r>
+            <w:r>
+              <w:rPr>
+                <w:rFonts w:ascii="BRH Devanagari Extra" w:hAnsi="BRH Devanagari Extra" w:cs="BRH Devanagari Extra"/>
+                <w:color w:val="000000"/>
+                <w:sz w:val="32"/>
+                <w:szCs w:val="32"/>
+              </w:rPr>
+              <w:t>AlÉÑþqÉÌiÉÈ |</w:t>
+            </w:r>
+          </w:p>
+          <w:p>
+            <w:pPr>
+              <w:widowControl w:val="0"/>
+              <w:autoSpaceDE w:val="0"/>
+              <w:autoSpaceDN w:val="0"/>
+              <w:adjustRightInd w:val="0"/>
+              <w:spacing w:before="0" w:line="240" w:lineRule="auto"/>
+              <w:rPr>
+                <w:rFonts w:cs="BRH Malayalam Extra"/>
+                <w:szCs w:val="40"/>
+              </w:rPr>
+            </w:pPr>
+            <w:r>
+              <w:rPr>
+                <w:rFonts w:ascii="BRH Devanagari Extra" w:hAnsi="BRH Devanagari Extra" w:cs="BRH Devanagari Extra"/>
+                <w:color w:val="000000"/>
+                <w:sz w:val="32"/>
+                <w:szCs w:val="32"/>
+              </w:rPr>
+              <w:t>AlÉÑþqÉÌiÉ</w:t>
+            </w:r>
+            <w:r>
+              <w:rPr>
+                <w:rFonts w:ascii="BRH Malayalam Extra" w:hAnsi="BRH Malayalam Extra" w:cs="BRH Devanagari Extra"/>
+                <w:color w:val="000000"/>
+                <w:szCs w:val="32"/>
+              </w:rPr>
+              <w:t>–</w:t>
+            </w:r>
+            <w:r>
+              <w:rPr>
+                <w:rFonts w:ascii="BRH Devanagari Extra" w:hAnsi="BRH Devanagari Extra" w:cs="BRH Devanagari Extra"/>
+                <w:color w:val="000000"/>
+                <w:sz w:val="32"/>
+                <w:szCs w:val="32"/>
+              </w:rPr>
+              <w:t>ËU</w:t>
+            </w:r>
+            <w:r>
+              <w:rPr>
+                <w:rFonts w:ascii="BRH Devanagari Extra" w:hAnsi="BRH Devanagari Extra" w:cs="BRH Devanagari Extra"/>
+                <w:color w:val="000000"/>
+                <w:sz w:val="32"/>
+                <w:szCs w:val="32"/>
+                <w:highlight w:val="yellow"/>
+              </w:rPr>
+              <w:t>irÉ</w:t>
+            </w:r>
+            <w:r>
+              <w:rPr>
+                <w:rFonts w:ascii="BRH Devanagari Extra" w:hAnsi="BRH Devanagari Extra" w:cs="BRH Devanagari Extra"/>
+                <w:color w:val="000000"/>
+                <w:sz w:val="32"/>
+                <w:szCs w:val="32"/>
+              </w:rPr>
+              <w:t>þlÉÑ - qÉ</w:t>
+            </w:r>
+            <w:r>
+              <w:rPr>
+                <w:rFonts w:ascii="BRH Malayalam Extra" w:hAnsi="BRH Malayalam Extra" w:cs="BRH Devanagari Extra"/>
+                <w:color w:val="000000"/>
+                <w:szCs w:val="32"/>
+              </w:rPr>
+              <w:t>–</w:t>
+            </w:r>
+            <w:r>
+              <w:rPr>
+                <w:rFonts w:ascii="BRH Devanagari Extra" w:hAnsi="BRH Devanagari Extra" w:cs="BRH Devanagari Extra"/>
+                <w:color w:val="000000"/>
+                <w:sz w:val="32"/>
+                <w:szCs w:val="32"/>
+              </w:rPr>
+              <w:t>ÌiÉ</w:t>
+            </w:r>
+            <w:r>
+              <w:rPr>
+                <w:rFonts w:ascii="BRH Malayalam Extra" w:hAnsi="BRH Malayalam Extra" w:cs="BRH Devanagari Extra"/>
+                <w:color w:val="000000"/>
+                <w:szCs w:val="32"/>
+              </w:rPr>
+              <w:t>–</w:t>
+            </w:r>
+            <w:r>
+              <w:rPr>
+                <w:rFonts w:ascii="BRH Devanagari Extra" w:hAnsi="BRH Devanagari Extra" w:cs="BRH Devanagari Extra"/>
+                <w:color w:val="000000"/>
+                <w:sz w:val="32"/>
+                <w:szCs w:val="32"/>
+              </w:rPr>
+              <w:t xml:space="preserve">È | </w:t>
+            </w:r>
+          </w:p>
+        </w:tc>
+        <w:tc>
+          <w:tcPr>
+            <w:tcW w:w="7371" w:type="dxa"/>
+          </w:tcPr>
+          <w:p>
+            <w:pPr>
+              <w:widowControl w:val="0"/>
+              <w:autoSpaceDE w:val="0"/>
+              <w:autoSpaceDN w:val="0"/>
+              <w:adjustRightInd w:val="0"/>
+              <w:spacing w:before="0" w:line="240" w:lineRule="auto"/>
+              <w:rPr>
+                <w:rFonts w:ascii="BRH Devanagari Extra" w:hAnsi="BRH Devanagari Extra" w:cs="BRH Devanagari Extra"/>
+                <w:color w:val="000000"/>
+                <w:sz w:val="32"/>
+                <w:szCs w:val="32"/>
+              </w:rPr>
+            </w:pPr>
+            <w:r>
+              <w:rPr>
+                <w:rFonts w:cs="BRH Devanagari Extra"/>
+                <w:color w:val="000000"/>
+                <w:szCs w:val="32"/>
+              </w:rPr>
+              <w:t>23</w:t>
+            </w:r>
+            <w:r>
+              <w:rPr>
+                <w:rFonts w:ascii="BRH Devanagari Extra" w:hAnsi="BRH Devanagari Extra" w:cs="BRH Devanagari Extra"/>
+                <w:color w:val="000000"/>
+                <w:sz w:val="32"/>
+                <w:szCs w:val="32"/>
+              </w:rPr>
+              <w:t>)</w:t>
+            </w:r>
+            <w:r>
+              <w:rPr>
+                <w:rFonts w:ascii="BRH Devanagari Extra" w:hAnsi="BRH Devanagari Extra" w:cs="BRH Devanagari Extra"/>
+                <w:color w:val="000000"/>
+                <w:sz w:val="32"/>
+                <w:szCs w:val="32"/>
+              </w:rPr>
+              <w:tab/>
+            </w:r>
+            <w:r>
+              <w:rPr>
+                <w:rFonts w:cs="ar"/>
+                <w:color w:val="000000"/>
+                <w:szCs w:val="36"/>
+              </w:rPr>
+              <w:t>3</w:t>
+            </w:r>
+            <w:r>
+              <w:rPr>
+                <w:rFonts w:ascii="BRH Malayalam Extra" w:hAnsi="BRH Malayalam Extra" w:cs="BRH Malayalam Extra"/>
+                <w:color w:val="000000"/>
+                <w:sz w:val="32"/>
+                <w:szCs w:val="32"/>
+              </w:rPr>
+              <w:t>.</w:t>
+            </w:r>
+            <w:r>
+              <w:rPr>
+                <w:rFonts w:cs="ar"/>
+                <w:color w:val="000000"/>
+                <w:szCs w:val="36"/>
+              </w:rPr>
+              <w:t>4</w:t>
+            </w:r>
+            <w:r>
+              <w:rPr>
+                <w:rFonts w:ascii="BRH Malayalam Extra" w:hAnsi="BRH Malayalam Extra" w:cs="BRH Malayalam Extra"/>
+                <w:color w:val="000000"/>
+                <w:sz w:val="32"/>
+                <w:szCs w:val="32"/>
+              </w:rPr>
+              <w:t>.</w:t>
+            </w:r>
+            <w:r>
+              <w:rPr>
+                <w:rFonts w:cs="ar"/>
+                <w:color w:val="000000"/>
+                <w:szCs w:val="36"/>
+              </w:rPr>
+              <w:t>9</w:t>
+            </w:r>
+            <w:r>
+              <w:rPr>
+                <w:rFonts w:ascii="BRH Malayalam Extra" w:hAnsi="BRH Malayalam Extra" w:cs="BRH Malayalam Extra"/>
+                <w:color w:val="000000"/>
+                <w:sz w:val="32"/>
+                <w:szCs w:val="32"/>
+              </w:rPr>
+              <w:t>.</w:t>
+            </w:r>
+            <w:r>
+              <w:rPr>
+                <w:rFonts w:cs="ar"/>
+                <w:color w:val="000000"/>
+                <w:szCs w:val="36"/>
+              </w:rPr>
+              <w:t>2</w:t>
+            </w:r>
+            <w:r>
+              <w:rPr>
+                <w:rFonts w:ascii="BRH Malayalam Extra" w:hAnsi="BRH Malayalam Extra" w:cs="BRH Malayalam Extra"/>
+                <w:color w:val="000000"/>
+                <w:sz w:val="32"/>
+                <w:szCs w:val="32"/>
+              </w:rPr>
+              <w:t>(</w:t>
+            </w:r>
+            <w:r>
+              <w:rPr>
+                <w:rFonts w:cs="ar"/>
+                <w:color w:val="000000"/>
+                <w:szCs w:val="36"/>
+              </w:rPr>
+              <w:t>21</w:t>
+            </w:r>
+            <w:r>
+              <w:rPr>
+                <w:rFonts w:ascii="BRH Malayalam Extra" w:hAnsi="BRH Malayalam Extra" w:cs="BRH Malayalam Extra"/>
+                <w:color w:val="000000"/>
+                <w:sz w:val="32"/>
+                <w:szCs w:val="32"/>
+              </w:rPr>
+              <w:t>)</w:t>
+            </w:r>
+            <w:r>
+              <w:rPr>
+                <w:rFonts w:ascii="BRH Devanagari Extra" w:hAnsi="BRH Devanagari Extra" w:cs="BRH Devanagari Extra"/>
+                <w:color w:val="000000"/>
+                <w:sz w:val="32"/>
+                <w:szCs w:val="32"/>
+              </w:rPr>
+              <w:t>-</w:t>
+            </w:r>
+            <w:r>
+              <w:rPr>
+                <w:rFonts w:ascii="BRH Devanagari Extra" w:hAnsi="BRH Devanagari Extra" w:cs="BRH Devanagari Extra"/>
+                <w:color w:val="000000"/>
+                <w:sz w:val="32"/>
+                <w:szCs w:val="32"/>
+              </w:rPr>
+              <w:t xml:space="preserve"> </w:t>
+            </w:r>
+            <w:r>
+              <w:rPr>
+                <w:rFonts w:ascii="BRH Devanagari Extra" w:hAnsi="BRH Devanagari Extra" w:cs="BRH Devanagari Extra"/>
+                <w:color w:val="000000"/>
+                <w:sz w:val="32"/>
+                <w:szCs w:val="32"/>
+              </w:rPr>
+              <w:t>AlÉÑþqÉÌiÉÈ |</w:t>
+            </w:r>
+          </w:p>
+          <w:p>
+            <w:pPr>
+              <w:widowControl w:val="0"/>
+              <w:autoSpaceDE w:val="0"/>
+              <w:autoSpaceDN w:val="0"/>
+              <w:adjustRightInd w:val="0"/>
+              <w:spacing w:before="0" w:line="240" w:lineRule="auto"/>
+              <w:rPr>
+                <w:rFonts w:cs="BRH Malayalam Extra"/>
+                <w:szCs w:val="40"/>
+              </w:rPr>
+            </w:pPr>
+            <w:r>
+              <w:rPr>
+                <w:rFonts w:ascii="BRH Devanagari Extra" w:hAnsi="BRH Devanagari Extra" w:cs="BRH Devanagari Extra"/>
+                <w:color w:val="000000"/>
+                <w:sz w:val="32"/>
+                <w:szCs w:val="32"/>
+              </w:rPr>
+              <w:t>AlÉÑþqÉÌiÉ</w:t>
+            </w:r>
+            <w:r>
+              <w:rPr>
+                <w:rFonts w:ascii="BRH Malayalam Extra" w:hAnsi="BRH Malayalam Extra" w:cs="BRH Devanagari Extra"/>
+                <w:color w:val="000000"/>
+                <w:szCs w:val="32"/>
+              </w:rPr>
+              <w:t>–</w:t>
+            </w:r>
+            <w:r>
+              <w:rPr>
+                <w:rFonts w:ascii="BRH Devanagari Extra" w:hAnsi="BRH Devanagari Extra" w:cs="BRH Devanagari Extra"/>
+                <w:color w:val="000000"/>
+                <w:sz w:val="32"/>
+                <w:szCs w:val="32"/>
+              </w:rPr>
+              <w:t>ËU</w:t>
+            </w:r>
+            <w:r>
+              <w:rPr>
+                <w:rFonts w:ascii="BRH Devanagari Extra" w:hAnsi="BRH Devanagari Extra" w:cs="BRH Devanagari Extra"/>
+                <w:color w:val="000000"/>
+                <w:sz w:val="32"/>
+                <w:szCs w:val="32"/>
+                <w:highlight w:val="green"/>
+              </w:rPr>
+              <w:t>irÉlÉ</w:t>
+            </w:r>
+            <w:r>
+              <w:rPr>
+                <w:rFonts w:ascii="BRH Devanagari Extra" w:hAnsi="BRH Devanagari Extra" w:cs="BRH Devanagari Extra"/>
+                <w:color w:val="000000"/>
+                <w:sz w:val="32"/>
+                <w:szCs w:val="32"/>
+              </w:rPr>
+              <w:t>þÑ - qÉ</w:t>
+            </w:r>
+            <w:r>
+              <w:rPr>
+                <w:rFonts w:ascii="BRH Malayalam Extra" w:hAnsi="BRH Malayalam Extra" w:cs="BRH Devanagari Extra"/>
+                <w:color w:val="000000"/>
+                <w:szCs w:val="32"/>
+              </w:rPr>
+              <w:t>–</w:t>
+            </w:r>
+            <w:r>
+              <w:rPr>
+                <w:rFonts w:ascii="BRH Devanagari Extra" w:hAnsi="BRH Devanagari Extra" w:cs="BRH Devanagari Extra"/>
+                <w:color w:val="000000"/>
+                <w:sz w:val="32"/>
+                <w:szCs w:val="32"/>
+              </w:rPr>
+              <w:t>ÌiÉ</w:t>
+            </w:r>
+            <w:r>
+              <w:rPr>
+                <w:rFonts w:ascii="BRH Malayalam Extra" w:hAnsi="BRH Malayalam Extra" w:cs="BRH Devanagari Extra"/>
+                <w:color w:val="000000"/>
+                <w:szCs w:val="32"/>
+              </w:rPr>
+              <w:t>–</w:t>
+            </w:r>
+            <w:r>
+              <w:rPr>
+                <w:rFonts w:ascii="BRH Devanagari Extra" w:hAnsi="BRH Devanagari Extra" w:cs="BRH Devanagari Extra"/>
+                <w:color w:val="000000"/>
+                <w:sz w:val="32"/>
+                <w:szCs w:val="32"/>
+              </w:rPr>
+              <w:t xml:space="preserve">È | </w:t>
+            </w:r>
+          </w:p>
+        </w:tc>
+      </w:tr>
+      <w:tr>
+        <w:trPr>
+          <w:trHeight w:val="1333"/>
+        </w:trPr>
+        <w:tc>
+          <w:tcPr>
+            <w:tcW w:w="7166" w:type="dxa"/>
+          </w:tcPr>
+          <w:p>
+            <w:pPr>
+              <w:widowControl w:val="0"/>
+              <w:autoSpaceDE w:val="0"/>
+              <w:autoSpaceDN w:val="0"/>
+              <w:adjustRightInd w:val="0"/>
+              <w:spacing w:before="0" w:line="240" w:lineRule="auto"/>
+              <w:rPr>
+                <w:rFonts w:ascii="BRH Devanagari Extra" w:hAnsi="BRH Devanagari Extra" w:cs="BRH Devanagari Extra"/>
+                <w:color w:val="000000"/>
+                <w:sz w:val="32"/>
+                <w:szCs w:val="32"/>
+              </w:rPr>
+            </w:pPr>
+            <w:r>
+              <w:rPr>
+                <w:rFonts w:ascii="BRH Malayalam Extra" w:hAnsi="BRH Malayalam Extra" w:cs="BRH Malayalam Extra"/>
+                <w:color w:val="000000"/>
+                <w:sz w:val="32"/>
+                <w:szCs w:val="32"/>
+              </w:rPr>
+              <w:t>—</w:t>
+            </w:r>
+            <w:r>
+              <w:rPr>
+                <w:rFonts w:cs="BRH Devanagari Extra"/>
+                <w:color w:val="000000"/>
+                <w:szCs w:val="32"/>
+              </w:rPr>
+              <w:t>34</w:t>
+            </w:r>
+            <w:r>
+              <w:rPr>
+                <w:rFonts w:ascii="BRH Devanagari Extra" w:hAnsi="BRH Devanagari Extra" w:cs="BRH Devanagari Extra"/>
+                <w:color w:val="000000"/>
+                <w:sz w:val="32"/>
+                <w:szCs w:val="32"/>
+              </w:rPr>
+              <w:t>)</w:t>
+            </w:r>
+            <w:r>
+              <w:rPr>
+                <w:rFonts w:ascii="BRH Devanagari Extra" w:hAnsi="BRH Devanagari Extra" w:cs="BRH Devanagari Extra"/>
+                <w:color w:val="000000"/>
+                <w:sz w:val="32"/>
+                <w:szCs w:val="32"/>
+              </w:rPr>
+              <w:tab/>
+            </w:r>
+            <w:r>
+              <w:rPr>
+                <w:rFonts w:cs="BRH Devanagari Extra"/>
+                <w:color w:val="000000"/>
+                <w:szCs w:val="32"/>
+              </w:rPr>
+              <w:t>3</w:t>
+            </w:r>
+            <w:r>
+              <w:rPr>
+                <w:rFonts w:ascii="BRH Devanagari Extra" w:hAnsi="BRH Devanagari Extra" w:cs="BRH Devanagari Extra"/>
+                <w:color w:val="000000"/>
+                <w:sz w:val="32"/>
+                <w:szCs w:val="32"/>
+              </w:rPr>
+              <w:t>.</w:t>
+            </w:r>
+            <w:r>
+              <w:rPr>
+                <w:rFonts w:cs="BRH Devanagari Extra"/>
+                <w:color w:val="000000"/>
+                <w:szCs w:val="32"/>
+              </w:rPr>
+              <w:t>4</w:t>
+            </w:r>
+            <w:r>
+              <w:rPr>
+                <w:rFonts w:ascii="BRH Devanagari Extra" w:hAnsi="BRH Devanagari Extra" w:cs="BRH Devanagari Extra"/>
+                <w:color w:val="000000"/>
+                <w:sz w:val="32"/>
+                <w:szCs w:val="32"/>
+              </w:rPr>
+              <w:t>.</w:t>
+            </w:r>
+            <w:r>
+              <w:rPr>
+                <w:rFonts w:cs="BRH Devanagari Extra"/>
+                <w:color w:val="000000"/>
+                <w:szCs w:val="32"/>
+              </w:rPr>
+              <w:t>9</w:t>
+            </w:r>
+            <w:r>
+              <w:rPr>
+                <w:rFonts w:ascii="BRH Devanagari Extra" w:hAnsi="BRH Devanagari Extra" w:cs="BRH Devanagari Extra"/>
+                <w:color w:val="000000"/>
+                <w:sz w:val="32"/>
+                <w:szCs w:val="32"/>
+              </w:rPr>
+              <w:t>.</w:t>
+            </w:r>
+            <w:r>
+              <w:rPr>
+                <w:rFonts w:cs="BRH Devanagari Extra"/>
+                <w:color w:val="000000"/>
+                <w:szCs w:val="32"/>
+              </w:rPr>
+              <w:t>6</w:t>
+            </w:r>
+            <w:r>
+              <w:rPr>
+                <w:rFonts w:ascii="BRH Devanagari Extra" w:hAnsi="BRH Devanagari Extra" w:cs="BRH Devanagari Extra"/>
+                <w:color w:val="000000"/>
+                <w:sz w:val="32"/>
+                <w:szCs w:val="32"/>
+              </w:rPr>
+              <w:t>(</w:t>
+            </w:r>
+            <w:r>
+              <w:rPr>
+                <w:rFonts w:cs="BRH Devanagari Extra"/>
+                <w:color w:val="000000"/>
+                <w:szCs w:val="32"/>
+              </w:rPr>
+              <w:t>31</w:t>
+            </w:r>
+            <w:r>
+              <w:rPr>
+                <w:rFonts w:ascii="BRH Devanagari Extra" w:hAnsi="BRH Devanagari Extra" w:cs="BRH Devanagari Extra"/>
+                <w:color w:val="000000"/>
+                <w:sz w:val="32"/>
+                <w:szCs w:val="32"/>
+              </w:rPr>
+              <w:t>)-</w:t>
+            </w:r>
+            <w:r>
+              <w:rPr>
+                <w:rFonts w:ascii="BRH Devanagari Extra" w:hAnsi="BRH Devanagari Extra" w:cs="BRH Devanagari Extra"/>
+                <w:color w:val="000000"/>
+                <w:sz w:val="32"/>
+                <w:szCs w:val="32"/>
+              </w:rPr>
+              <w:t xml:space="preserve"> </w:t>
+            </w:r>
+            <w:r>
+              <w:rPr>
+                <w:rFonts w:ascii="BRH Devanagari Extra" w:hAnsi="BRH Devanagari Extra" w:cs="BRH Devanagari Extra"/>
+                <w:color w:val="000000"/>
+                <w:sz w:val="32"/>
+                <w:szCs w:val="32"/>
+              </w:rPr>
+              <w:t>AlÉÑþqÉÌiÉÈ |</w:t>
+            </w:r>
+          </w:p>
+          <w:p>
+            <w:pPr>
+              <w:widowControl w:val="0"/>
+              <w:autoSpaceDE w:val="0"/>
+              <w:autoSpaceDN w:val="0"/>
+              <w:adjustRightInd w:val="0"/>
+              <w:spacing w:before="0" w:line="240" w:lineRule="auto"/>
+              <w:rPr>
+                <w:rFonts w:cs="BRH Devanagari Extra"/>
+                <w:color w:val="000000"/>
+                <w:szCs w:val="32"/>
+              </w:rPr>
+            </w:pPr>
+            <w:r>
+              <w:rPr>
+                <w:rFonts w:ascii="BRH Devanagari Extra" w:hAnsi="BRH Devanagari Extra" w:cs="BRH Devanagari Extra"/>
+                <w:color w:val="000000"/>
+                <w:sz w:val="32"/>
+                <w:szCs w:val="32"/>
+              </w:rPr>
+              <w:t>AlÉÑþqÉÌiÉ</w:t>
+            </w:r>
+            <w:r>
+              <w:rPr>
+                <w:rFonts w:ascii="BRH Malayalam Extra" w:hAnsi="BRH Malayalam Extra" w:cs="BRH Devanagari Extra"/>
+                <w:color w:val="000000"/>
+                <w:szCs w:val="32"/>
+              </w:rPr>
+              <w:t>–</w:t>
+            </w:r>
+            <w:r>
+              <w:rPr>
+                <w:rFonts w:ascii="BRH Devanagari Extra" w:hAnsi="BRH Devanagari Extra" w:cs="BRH Devanagari Extra"/>
+                <w:color w:val="000000"/>
+                <w:sz w:val="32"/>
+                <w:szCs w:val="32"/>
+              </w:rPr>
+              <w:t>ËU</w:t>
+            </w:r>
+            <w:r>
+              <w:rPr>
+                <w:rFonts w:ascii="BRH Devanagari Extra" w:hAnsi="BRH Devanagari Extra" w:cs="BRH Devanagari Extra"/>
+                <w:color w:val="000000"/>
+                <w:sz w:val="32"/>
+                <w:szCs w:val="32"/>
+                <w:highlight w:val="yellow"/>
+              </w:rPr>
+              <w:t>irÉ</w:t>
+            </w:r>
+            <w:r>
+              <w:rPr>
+                <w:rFonts w:ascii="BRH Devanagari Extra" w:hAnsi="BRH Devanagari Extra" w:cs="BRH Devanagari Extra"/>
+                <w:color w:val="000000"/>
+                <w:sz w:val="32"/>
+                <w:szCs w:val="32"/>
+              </w:rPr>
+              <w:t>þlÉÑ - qÉ</w:t>
+            </w:r>
+            <w:r>
+              <w:rPr>
+                <w:rFonts w:ascii="BRH Malayalam Extra" w:hAnsi="BRH Malayalam Extra" w:cs="BRH Devanagari Extra"/>
+                <w:color w:val="000000"/>
+                <w:szCs w:val="32"/>
+              </w:rPr>
+              <w:t>–</w:t>
+            </w:r>
+            <w:r>
+              <w:rPr>
+                <w:rFonts w:ascii="BRH Devanagari Extra" w:hAnsi="BRH Devanagari Extra" w:cs="BRH Devanagari Extra"/>
+                <w:color w:val="000000"/>
+                <w:sz w:val="32"/>
+                <w:szCs w:val="32"/>
+              </w:rPr>
+              <w:t>ÌiÉ</w:t>
+            </w:r>
+            <w:r>
+              <w:rPr>
+                <w:rFonts w:ascii="BRH Malayalam Extra" w:hAnsi="BRH Malayalam Extra" w:cs="BRH Devanagari Extra"/>
+                <w:color w:val="000000"/>
+                <w:szCs w:val="32"/>
+              </w:rPr>
+              <w:t>–</w:t>
+            </w:r>
+            <w:r>
+              <w:rPr>
+                <w:rFonts w:ascii="BRH Devanagari Extra" w:hAnsi="BRH Devanagari Extra" w:cs="BRH Devanagari Extra"/>
+                <w:color w:val="000000"/>
+                <w:sz w:val="32"/>
+                <w:szCs w:val="32"/>
+              </w:rPr>
+              <w:t xml:space="preserve">È | </w:t>
+            </w:r>
+          </w:p>
+        </w:tc>
+        <w:tc>
+          <w:tcPr>
+            <w:tcW w:w="7371" w:type="dxa"/>
+          </w:tcPr>
+          <w:p>
+            <w:pPr>
+              <w:widowControl w:val="0"/>
+              <w:autoSpaceDE w:val="0"/>
+              <w:autoSpaceDN w:val="0"/>
+              <w:adjustRightInd w:val="0"/>
+              <w:spacing w:before="0" w:line="240" w:lineRule="auto"/>
+              <w:rPr>
+                <w:rFonts w:ascii="BRH Devanagari Extra" w:hAnsi="BRH Devanagari Extra" w:cs="BRH Devanagari Extra"/>
+                <w:color w:val="000000"/>
+                <w:sz w:val="32"/>
+                <w:szCs w:val="32"/>
+              </w:rPr>
+            </w:pPr>
+            <w:r>
+              <w:rPr>
+                <w:rFonts w:cs="BRH Devanagari Extra"/>
+                <w:color w:val="000000"/>
+                <w:szCs w:val="32"/>
+              </w:rPr>
+              <w:t>34</w:t>
+            </w:r>
+            <w:r>
+              <w:rPr>
+                <w:rFonts w:ascii="BRH Devanagari Extra" w:hAnsi="BRH Devanagari Extra" w:cs="BRH Devanagari Extra"/>
+                <w:color w:val="000000"/>
+                <w:sz w:val="32"/>
+                <w:szCs w:val="32"/>
+              </w:rPr>
+              <w:t>)</w:t>
+            </w:r>
+            <w:r>
+              <w:rPr>
+                <w:rFonts w:ascii="BRH Devanagari Extra" w:hAnsi="BRH Devanagari Extra" w:cs="BRH Devanagari Extra"/>
+                <w:color w:val="000000"/>
+                <w:sz w:val="32"/>
+                <w:szCs w:val="32"/>
+              </w:rPr>
+              <w:tab/>
+            </w:r>
+            <w:r>
+              <w:rPr>
+                <w:rFonts w:cs="BRH Devanagari Extra"/>
+                <w:color w:val="000000"/>
+                <w:szCs w:val="32"/>
+              </w:rPr>
+              <w:t>3</w:t>
+            </w:r>
+            <w:r>
+              <w:rPr>
+                <w:rFonts w:ascii="BRH Devanagari Extra" w:hAnsi="BRH Devanagari Extra" w:cs="BRH Devanagari Extra"/>
+                <w:color w:val="000000"/>
+                <w:sz w:val="32"/>
+                <w:szCs w:val="32"/>
+              </w:rPr>
+              <w:t>.</w:t>
+            </w:r>
+            <w:r>
+              <w:rPr>
+                <w:rFonts w:cs="BRH Devanagari Extra"/>
+                <w:color w:val="000000"/>
+                <w:szCs w:val="32"/>
+              </w:rPr>
+              <w:t>4</w:t>
+            </w:r>
+            <w:r>
+              <w:rPr>
+                <w:rFonts w:ascii="BRH Devanagari Extra" w:hAnsi="BRH Devanagari Extra" w:cs="BRH Devanagari Extra"/>
+                <w:color w:val="000000"/>
+                <w:sz w:val="32"/>
+                <w:szCs w:val="32"/>
+              </w:rPr>
+              <w:t>.</w:t>
+            </w:r>
+            <w:r>
+              <w:rPr>
+                <w:rFonts w:cs="BRH Devanagari Extra"/>
+                <w:color w:val="000000"/>
+                <w:szCs w:val="32"/>
+              </w:rPr>
+              <w:t>9</w:t>
+            </w:r>
+            <w:r>
+              <w:rPr>
+                <w:rFonts w:ascii="BRH Devanagari Extra" w:hAnsi="BRH Devanagari Extra" w:cs="BRH Devanagari Extra"/>
+                <w:color w:val="000000"/>
+                <w:sz w:val="32"/>
+                <w:szCs w:val="32"/>
+              </w:rPr>
+              <w:t>.</w:t>
+            </w:r>
+            <w:r>
+              <w:rPr>
+                <w:rFonts w:cs="BRH Devanagari Extra"/>
+                <w:color w:val="000000"/>
+                <w:szCs w:val="32"/>
+              </w:rPr>
+              <w:t>6</w:t>
+            </w:r>
+            <w:r>
+              <w:rPr>
+                <w:rFonts w:ascii="BRH Devanagari Extra" w:hAnsi="BRH Devanagari Extra" w:cs="BRH Devanagari Extra"/>
+                <w:color w:val="000000"/>
+                <w:sz w:val="32"/>
+                <w:szCs w:val="32"/>
+              </w:rPr>
+              <w:t>(</w:t>
+            </w:r>
+            <w:r>
+              <w:rPr>
+                <w:rFonts w:cs="BRH Devanagari Extra"/>
+                <w:color w:val="000000"/>
+                <w:szCs w:val="32"/>
+              </w:rPr>
+              <w:t>31</w:t>
+            </w:r>
+            <w:r>
+              <w:rPr>
+                <w:rFonts w:ascii="BRH Devanagari Extra" w:hAnsi="BRH Devanagari Extra" w:cs="BRH Devanagari Extra"/>
+                <w:color w:val="000000"/>
+                <w:sz w:val="32"/>
+                <w:szCs w:val="32"/>
+              </w:rPr>
+              <w:t>)-</w:t>
+            </w:r>
+            <w:r>
+              <w:rPr>
+                <w:rFonts w:ascii="BRH Devanagari Extra" w:hAnsi="BRH Devanagari Extra" w:cs="BRH Devanagari Extra"/>
+                <w:color w:val="000000"/>
+                <w:sz w:val="32"/>
+                <w:szCs w:val="32"/>
+              </w:rPr>
+              <w:t xml:space="preserve"> </w:t>
+            </w:r>
+            <w:r>
+              <w:rPr>
+                <w:rFonts w:ascii="BRH Devanagari Extra" w:hAnsi="BRH Devanagari Extra" w:cs="BRH Devanagari Extra"/>
+                <w:color w:val="000000"/>
+                <w:sz w:val="32"/>
+                <w:szCs w:val="32"/>
+              </w:rPr>
+              <w:t>AlÉÑþqÉÌiÉÈ |</w:t>
+            </w:r>
+          </w:p>
+          <w:p>
+            <w:pPr>
+              <w:widowControl w:val="0"/>
+              <w:autoSpaceDE w:val="0"/>
+              <w:autoSpaceDN w:val="0"/>
+              <w:adjustRightInd w:val="0"/>
+              <w:spacing w:before="0" w:line="240" w:lineRule="auto"/>
+              <w:rPr>
+                <w:rFonts w:cs="BRH Devanagari Extra"/>
+                <w:color w:val="000000"/>
+                <w:szCs w:val="32"/>
+              </w:rPr>
+            </w:pPr>
+            <w:r>
+              <w:rPr>
+                <w:rFonts w:ascii="BRH Devanagari Extra" w:hAnsi="BRH Devanagari Extra" w:cs="BRH Devanagari Extra"/>
+                <w:color w:val="000000"/>
+                <w:sz w:val="32"/>
+                <w:szCs w:val="32"/>
+              </w:rPr>
+              <w:t>AlÉÑþqÉÌiÉ</w:t>
+            </w:r>
+            <w:r>
+              <w:rPr>
+                <w:rFonts w:ascii="BRH Malayalam Extra" w:hAnsi="BRH Malayalam Extra" w:cs="BRH Devanagari Extra"/>
+                <w:color w:val="000000"/>
+                <w:szCs w:val="32"/>
+              </w:rPr>
+              <w:t>–</w:t>
+            </w:r>
+            <w:r>
+              <w:rPr>
+                <w:rFonts w:ascii="BRH Devanagari Extra" w:hAnsi="BRH Devanagari Extra" w:cs="BRH Devanagari Extra"/>
+                <w:color w:val="000000"/>
+                <w:sz w:val="32"/>
+                <w:szCs w:val="32"/>
+              </w:rPr>
+              <w:t>ËUirÉ</w:t>
+            </w:r>
+            <w:r>
+              <w:rPr>
+                <w:rFonts w:ascii="BRH Devanagari Extra" w:hAnsi="BRH Devanagari Extra" w:cs="BRH Devanagari Extra"/>
+                <w:color w:val="000000"/>
+                <w:sz w:val="32"/>
+                <w:szCs w:val="32"/>
+                <w:highlight w:val="green"/>
+              </w:rPr>
+              <w:t>lÉþ</w:t>
+            </w:r>
+            <w:r>
+              <w:rPr>
+                <w:rFonts w:ascii="BRH Devanagari Extra" w:hAnsi="BRH Devanagari Extra" w:cs="BRH Devanagari Extra"/>
+                <w:color w:val="000000"/>
+                <w:sz w:val="32"/>
+                <w:szCs w:val="32"/>
+              </w:rPr>
+              <w:t>Ñ - qÉ</w:t>
+            </w:r>
+            <w:r>
+              <w:rPr>
+                <w:rFonts w:ascii="BRH Malayalam Extra" w:hAnsi="BRH Malayalam Extra" w:cs="BRH Devanagari Extra"/>
+                <w:color w:val="000000"/>
+                <w:szCs w:val="32"/>
+              </w:rPr>
+              <w:t>–</w:t>
+            </w:r>
+            <w:r>
+              <w:rPr>
+                <w:rFonts w:ascii="BRH Devanagari Extra" w:hAnsi="BRH Devanagari Extra" w:cs="BRH Devanagari Extra"/>
+                <w:color w:val="000000"/>
+                <w:sz w:val="32"/>
+                <w:szCs w:val="32"/>
+              </w:rPr>
+              <w:t>ÌiÉ</w:t>
+            </w:r>
+            <w:r>
+              <w:rPr>
+                <w:rFonts w:ascii="BRH Malayalam Extra" w:hAnsi="BRH Malayalam Extra" w:cs="BRH Devanagari Extra"/>
+                <w:color w:val="000000"/>
+                <w:szCs w:val="32"/>
+              </w:rPr>
+              <w:t>–</w:t>
+            </w:r>
+            <w:r>
+              <w:rPr>
+                <w:rFonts w:ascii="BRH Devanagari Extra" w:hAnsi="BRH Devanagari Extra" w:cs="BRH Devanagari Extra"/>
+                <w:color w:val="000000"/>
+                <w:sz w:val="32"/>
+                <w:szCs w:val="32"/>
+              </w:rPr>
+              <w:t xml:space="preserve">È | </w:t>
+            </w:r>
+          </w:p>
+        </w:tc>
+      </w:tr>
+      <w:tr>
+        <w:trPr>
+          <w:trHeight w:val="1338"/>
+        </w:trPr>
+        <w:tc>
+          <w:tcPr>
+            <w:tcW w:w="7166" w:type="dxa"/>
+          </w:tcPr>
+          <w:p>
+            <w:pPr>
+              <w:widowControl w:val="0"/>
+              <w:autoSpaceDE w:val="0"/>
+              <w:autoSpaceDN w:val="0"/>
+              <w:adjustRightInd w:val="0"/>
+              <w:spacing w:before="0" w:line="240" w:lineRule="auto"/>
+              <w:rPr>
+                <w:rFonts w:ascii="BRH Devanagari Extra" w:hAnsi="BRH Devanagari Extra" w:cs="BRH Devanagari Extra"/>
+                <w:color w:val="000000"/>
+                <w:sz w:val="32"/>
+                <w:szCs w:val="32"/>
+              </w:rPr>
+            </w:pPr>
+            <w:r>
+              <w:rPr>
+                <w:rFonts w:cs="BRH Devanagari Extra"/>
+                <w:color w:val="000000"/>
+                <w:szCs w:val="32"/>
+              </w:rPr>
+              <w:t>57</w:t>
+            </w:r>
+            <w:r>
+              <w:rPr>
+                <w:rFonts w:ascii="BRH Devanagari Extra" w:hAnsi="BRH Devanagari Extra" w:cs="BRH Devanagari Extra"/>
+                <w:color w:val="000000"/>
+                <w:sz w:val="32"/>
+                <w:szCs w:val="32"/>
+              </w:rPr>
+              <w:t>)</w:t>
+            </w:r>
+            <w:r>
+              <w:rPr>
+                <w:rFonts w:ascii="BRH Devanagari Extra" w:hAnsi="BRH Devanagari Extra" w:cs="BRH Devanagari Extra"/>
+                <w:color w:val="000000"/>
+                <w:sz w:val="32"/>
+                <w:szCs w:val="32"/>
+              </w:rPr>
+              <w:tab/>
+            </w:r>
+            <w:r>
+              <w:rPr>
+                <w:rFonts w:cs="BRH Devanagari Extra"/>
+                <w:color w:val="000000"/>
+                <w:szCs w:val="32"/>
+              </w:rPr>
+              <w:t>3</w:t>
+            </w:r>
+            <w:r>
+              <w:rPr>
+                <w:rFonts w:ascii="BRH Devanagari Extra" w:hAnsi="BRH Devanagari Extra" w:cs="BRH Devanagari Extra"/>
+                <w:color w:val="000000"/>
+                <w:sz w:val="32"/>
+                <w:szCs w:val="32"/>
+              </w:rPr>
+              <w:t>.</w:t>
+            </w:r>
+            <w:r>
+              <w:rPr>
+                <w:rFonts w:cs="BRH Devanagari Extra"/>
+                <w:color w:val="000000"/>
+                <w:szCs w:val="32"/>
+              </w:rPr>
+              <w:t>4</w:t>
+            </w:r>
+            <w:r>
+              <w:rPr>
+                <w:rFonts w:ascii="BRH Devanagari Extra" w:hAnsi="BRH Devanagari Extra" w:cs="BRH Devanagari Extra"/>
+                <w:color w:val="000000"/>
+                <w:sz w:val="32"/>
+                <w:szCs w:val="32"/>
+              </w:rPr>
+              <w:t>.</w:t>
+            </w:r>
+            <w:r>
+              <w:rPr>
+                <w:rFonts w:cs="BRH Devanagari Extra"/>
+                <w:color w:val="000000"/>
+                <w:szCs w:val="32"/>
+              </w:rPr>
+              <w:t>9</w:t>
+            </w:r>
+            <w:r>
+              <w:rPr>
+                <w:rFonts w:ascii="BRH Devanagari Extra" w:hAnsi="BRH Devanagari Extra" w:cs="BRH Devanagari Extra"/>
+                <w:color w:val="000000"/>
+                <w:sz w:val="32"/>
+                <w:szCs w:val="32"/>
+              </w:rPr>
+              <w:t>.</w:t>
+            </w:r>
+            <w:r>
+              <w:rPr>
+                <w:rFonts w:cs="BRH Devanagari Extra"/>
+                <w:color w:val="000000"/>
+                <w:szCs w:val="32"/>
+              </w:rPr>
+              <w:t>6</w:t>
+            </w:r>
+            <w:r>
+              <w:rPr>
+                <w:rFonts w:ascii="BRH Devanagari Extra" w:hAnsi="BRH Devanagari Extra" w:cs="BRH Devanagari Extra"/>
+                <w:color w:val="000000"/>
+                <w:sz w:val="32"/>
+                <w:szCs w:val="32"/>
+              </w:rPr>
+              <w:t>(</w:t>
+            </w:r>
+            <w:r>
+              <w:rPr>
+                <w:rFonts w:cs="BRH Devanagari Extra"/>
+                <w:color w:val="000000"/>
+                <w:szCs w:val="32"/>
+              </w:rPr>
+              <w:t>47</w:t>
+            </w:r>
+            <w:r>
+              <w:rPr>
+                <w:rFonts w:ascii="BRH Devanagari Extra" w:hAnsi="BRH Devanagari Extra" w:cs="BRH Devanagari Extra"/>
+                <w:color w:val="000000"/>
+                <w:sz w:val="32"/>
+                <w:szCs w:val="32"/>
+              </w:rPr>
+              <w:t>)-</w:t>
+            </w:r>
+            <w:r>
+              <w:rPr>
+                <w:rFonts w:ascii="BRH Devanagari Extra" w:hAnsi="BRH Devanagari Extra" w:cs="BRH Devanagari Extra"/>
+                <w:color w:val="000000"/>
+                <w:sz w:val="32"/>
+                <w:szCs w:val="32"/>
+              </w:rPr>
+              <w:t xml:space="preserve"> </w:t>
+            </w:r>
+            <w:r>
+              <w:rPr>
+                <w:rFonts w:ascii="BRH Devanagari Extra" w:hAnsi="BRH Devanagari Extra" w:cs="BRH Devanagari Extra"/>
+                <w:color w:val="000000"/>
+                <w:sz w:val="32"/>
+                <w:szCs w:val="32"/>
+              </w:rPr>
+              <w:t>AlÉÑþqÉÌiÉÈ |</w:t>
+            </w:r>
+          </w:p>
+          <w:p>
+            <w:pPr>
+              <w:widowControl w:val="0"/>
+              <w:autoSpaceDE w:val="0"/>
+              <w:autoSpaceDN w:val="0"/>
+              <w:adjustRightInd w:val="0"/>
+              <w:spacing w:before="0" w:line="240" w:lineRule="auto"/>
+              <w:rPr>
+                <w:rFonts w:ascii="BRH Malayalam Extra" w:hAnsi="BRH Malayalam Extra" w:cs="BRH Malayalam Extra"/>
+                <w:color w:val="000000"/>
+                <w:sz w:val="32"/>
+                <w:szCs w:val="32"/>
+              </w:rPr>
+            </w:pPr>
+            <w:r>
+              <w:rPr>
+                <w:rFonts w:ascii="BRH Devanagari Extra" w:hAnsi="BRH Devanagari Extra" w:cs="BRH Devanagari Extra"/>
+                <w:color w:val="000000"/>
+                <w:sz w:val="32"/>
+                <w:szCs w:val="32"/>
+              </w:rPr>
+              <w:t>AlÉÑþqÉÌiÉ</w:t>
+            </w:r>
+            <w:r>
+              <w:rPr>
+                <w:rFonts w:ascii="BRH Malayalam Extra" w:hAnsi="BRH Malayalam Extra" w:cs="BRH Devanagari Extra"/>
+                <w:color w:val="000000"/>
+                <w:szCs w:val="32"/>
+              </w:rPr>
+              <w:t>–</w:t>
+            </w:r>
+            <w:r>
+              <w:rPr>
+                <w:rFonts w:ascii="BRH Devanagari Extra" w:hAnsi="BRH Devanagari Extra" w:cs="BRH Devanagari Extra"/>
+                <w:color w:val="000000"/>
+                <w:sz w:val="32"/>
+                <w:szCs w:val="32"/>
+              </w:rPr>
+              <w:t>ËU</w:t>
+            </w:r>
+            <w:r>
+              <w:rPr>
+                <w:rFonts w:ascii="BRH Devanagari Extra" w:hAnsi="BRH Devanagari Extra" w:cs="BRH Devanagari Extra"/>
+                <w:color w:val="000000"/>
+                <w:sz w:val="32"/>
+                <w:szCs w:val="32"/>
+                <w:highlight w:val="yellow"/>
+              </w:rPr>
+              <w:t>ir</w:t>
+            </w:r>
+            <w:r>
+              <w:rPr>
+                <w:rFonts w:ascii="BRH Devanagari Extra" w:hAnsi="BRH Devanagari Extra" w:cs="BRH Devanagari Extra"/>
+                <w:color w:val="000000"/>
+                <w:sz w:val="32"/>
+                <w:szCs w:val="32"/>
+              </w:rPr>
+              <w:t>ÉþlÉÑ - qÉ</w:t>
+            </w:r>
+            <w:r>
+              <w:rPr>
+                <w:rFonts w:ascii="BRH Malayalam Extra" w:hAnsi="BRH Malayalam Extra" w:cs="BRH Devanagari Extra"/>
+                <w:color w:val="000000"/>
+                <w:szCs w:val="32"/>
+              </w:rPr>
+              <w:t>–</w:t>
+            </w:r>
+            <w:r>
+              <w:rPr>
+                <w:rFonts w:ascii="BRH Devanagari Extra" w:hAnsi="BRH Devanagari Extra" w:cs="BRH Devanagari Extra"/>
+                <w:color w:val="000000"/>
+                <w:sz w:val="32"/>
+                <w:szCs w:val="32"/>
+              </w:rPr>
+              <w:t>ÌiÉ</w:t>
+            </w:r>
+            <w:r>
+              <w:rPr>
+                <w:rFonts w:ascii="BRH Malayalam Extra" w:hAnsi="BRH Malayalam Extra" w:cs="BRH Devanagari Extra"/>
+                <w:color w:val="000000"/>
+                <w:szCs w:val="32"/>
+              </w:rPr>
+              <w:t>–</w:t>
+            </w:r>
+            <w:r>
+              <w:rPr>
+                <w:rFonts w:ascii="BRH Devanagari Extra" w:hAnsi="BRH Devanagari Extra" w:cs="BRH Devanagari Extra"/>
+                <w:color w:val="000000"/>
+                <w:sz w:val="32"/>
+                <w:szCs w:val="32"/>
+              </w:rPr>
+              <w:t xml:space="preserve">È | </w:t>
+            </w:r>
+          </w:p>
+        </w:tc>
+        <w:tc>
+          <w:tcPr>
+            <w:tcW w:w="7371" w:type="dxa"/>
+          </w:tcPr>
+          <w:p>
+            <w:pPr>
+              <w:widowControl w:val="0"/>
+              <w:autoSpaceDE w:val="0"/>
+              <w:autoSpaceDN w:val="0"/>
+              <w:adjustRightInd w:val="0"/>
+              <w:spacing w:before="0" w:line="240" w:lineRule="auto"/>
+              <w:rPr>
+                <w:rFonts w:ascii="BRH Devanagari Extra" w:hAnsi="BRH Devanagari Extra" w:cs="BRH Devanagari Extra"/>
+                <w:color w:val="000000"/>
+                <w:sz w:val="32"/>
+                <w:szCs w:val="32"/>
+              </w:rPr>
+            </w:pPr>
+            <w:r>
+              <w:rPr>
+                <w:rFonts w:cs="BRH Devanagari Extra"/>
+                <w:color w:val="000000"/>
+                <w:szCs w:val="32"/>
+              </w:rPr>
+              <w:t>57</w:t>
+            </w:r>
+            <w:r>
+              <w:rPr>
+                <w:rFonts w:ascii="BRH Devanagari Extra" w:hAnsi="BRH Devanagari Extra" w:cs="BRH Devanagari Extra"/>
+                <w:color w:val="000000"/>
+                <w:sz w:val="32"/>
+                <w:szCs w:val="32"/>
+              </w:rPr>
+              <w:t>)</w:t>
+            </w:r>
+            <w:r>
+              <w:rPr>
+                <w:rFonts w:ascii="BRH Devanagari Extra" w:hAnsi="BRH Devanagari Extra" w:cs="BRH Devanagari Extra"/>
+                <w:color w:val="000000"/>
+                <w:sz w:val="32"/>
+                <w:szCs w:val="32"/>
+              </w:rPr>
+              <w:tab/>
+            </w:r>
+            <w:r>
+              <w:rPr>
+                <w:rFonts w:cs="BRH Devanagari Extra"/>
+                <w:color w:val="000000"/>
+                <w:szCs w:val="32"/>
+              </w:rPr>
+              <w:t>3</w:t>
+            </w:r>
+            <w:r>
+              <w:rPr>
+                <w:rFonts w:ascii="BRH Devanagari Extra" w:hAnsi="BRH Devanagari Extra" w:cs="BRH Devanagari Extra"/>
+                <w:color w:val="000000"/>
+                <w:sz w:val="32"/>
+                <w:szCs w:val="32"/>
+              </w:rPr>
+              <w:t>.</w:t>
+            </w:r>
+            <w:r>
+              <w:rPr>
+                <w:rFonts w:cs="BRH Devanagari Extra"/>
+                <w:color w:val="000000"/>
+                <w:szCs w:val="32"/>
+              </w:rPr>
+              <w:t>4</w:t>
+            </w:r>
+            <w:r>
+              <w:rPr>
+                <w:rFonts w:ascii="BRH Devanagari Extra" w:hAnsi="BRH Devanagari Extra" w:cs="BRH Devanagari Extra"/>
+                <w:color w:val="000000"/>
+                <w:sz w:val="32"/>
+                <w:szCs w:val="32"/>
+              </w:rPr>
+              <w:t>.</w:t>
+            </w:r>
+            <w:r>
+              <w:rPr>
+                <w:rFonts w:cs="BRH Devanagari Extra"/>
+                <w:color w:val="000000"/>
+                <w:szCs w:val="32"/>
+              </w:rPr>
+              <w:t>9</w:t>
+            </w:r>
+            <w:r>
+              <w:rPr>
+                <w:rFonts w:ascii="BRH Devanagari Extra" w:hAnsi="BRH Devanagari Extra" w:cs="BRH Devanagari Extra"/>
+                <w:color w:val="000000"/>
+                <w:sz w:val="32"/>
+                <w:szCs w:val="32"/>
+              </w:rPr>
+              <w:t>.</w:t>
+            </w:r>
+            <w:r>
+              <w:rPr>
+                <w:rFonts w:cs="BRH Devanagari Extra"/>
+                <w:color w:val="000000"/>
+                <w:szCs w:val="32"/>
+              </w:rPr>
+              <w:t>6</w:t>
+            </w:r>
+            <w:r>
+              <w:rPr>
+                <w:rFonts w:ascii="BRH Devanagari Extra" w:hAnsi="BRH Devanagari Extra" w:cs="BRH Devanagari Extra"/>
+                <w:color w:val="000000"/>
+                <w:sz w:val="32"/>
+                <w:szCs w:val="32"/>
+              </w:rPr>
+              <w:t>(</w:t>
+            </w:r>
+            <w:r>
+              <w:rPr>
+                <w:rFonts w:cs="BRH Devanagari Extra"/>
+                <w:color w:val="000000"/>
+                <w:szCs w:val="32"/>
+              </w:rPr>
+              <w:t>47</w:t>
+            </w:r>
+            <w:r>
+              <w:rPr>
+                <w:rFonts w:ascii="BRH Devanagari Extra" w:hAnsi="BRH Devanagari Extra" w:cs="BRH Devanagari Extra"/>
+                <w:color w:val="000000"/>
+                <w:sz w:val="32"/>
+                <w:szCs w:val="32"/>
+              </w:rPr>
+              <w:t>)-</w:t>
+            </w:r>
+            <w:r>
+              <w:rPr>
+                <w:rFonts w:ascii="BRH Devanagari Extra" w:hAnsi="BRH Devanagari Extra" w:cs="BRH Devanagari Extra"/>
+                <w:color w:val="000000"/>
+                <w:sz w:val="32"/>
+                <w:szCs w:val="32"/>
+              </w:rPr>
+              <w:t xml:space="preserve"> </w:t>
+            </w:r>
+            <w:r>
+              <w:rPr>
+                <w:rFonts w:ascii="BRH Devanagari Extra" w:hAnsi="BRH Devanagari Extra" w:cs="BRH Devanagari Extra"/>
+                <w:color w:val="000000"/>
+                <w:sz w:val="32"/>
+                <w:szCs w:val="32"/>
+              </w:rPr>
+              <w:t>AlÉÑþqÉÌiÉÈ |</w:t>
+            </w:r>
+          </w:p>
+          <w:p>
+            <w:pPr>
+              <w:widowControl w:val="0"/>
+              <w:autoSpaceDE w:val="0"/>
+              <w:autoSpaceDN w:val="0"/>
+              <w:adjustRightInd w:val="0"/>
+              <w:spacing w:before="0" w:line="240" w:lineRule="auto"/>
+              <w:rPr>
+                <w:rFonts w:cs="BRH Devanagari Extra"/>
+                <w:color w:val="000000"/>
+                <w:szCs w:val="32"/>
+              </w:rPr>
+            </w:pPr>
+            <w:r>
+              <w:rPr>
+                <w:rFonts w:ascii="BRH Devanagari Extra" w:hAnsi="BRH Devanagari Extra" w:cs="BRH Devanagari Extra"/>
+                <w:color w:val="000000"/>
+                <w:sz w:val="32"/>
+                <w:szCs w:val="32"/>
+              </w:rPr>
+              <w:t>AlÉÑþqÉÌiÉ</w:t>
+            </w:r>
+            <w:r>
+              <w:rPr>
+                <w:rFonts w:ascii="BRH Malayalam Extra" w:hAnsi="BRH Malayalam Extra" w:cs="BRH Devanagari Extra"/>
+                <w:color w:val="000000"/>
+                <w:szCs w:val="32"/>
+              </w:rPr>
+              <w:t>–</w:t>
+            </w:r>
+            <w:r>
+              <w:rPr>
+                <w:rFonts w:ascii="BRH Devanagari Extra" w:hAnsi="BRH Devanagari Extra" w:cs="BRH Devanagari Extra"/>
+                <w:color w:val="000000"/>
+                <w:sz w:val="32"/>
+                <w:szCs w:val="32"/>
+              </w:rPr>
+              <w:t>ËUirÉ</w:t>
+            </w:r>
+            <w:r>
+              <w:rPr>
+                <w:rFonts w:ascii="BRH Devanagari Extra" w:hAnsi="BRH Devanagari Extra" w:cs="BRH Devanagari Extra"/>
+                <w:color w:val="000000"/>
+                <w:sz w:val="32"/>
+                <w:szCs w:val="32"/>
+                <w:highlight w:val="green"/>
+              </w:rPr>
+              <w:t>lÉþ</w:t>
+            </w:r>
+            <w:r>
+              <w:rPr>
+                <w:rFonts w:ascii="BRH Devanagari Extra" w:hAnsi="BRH Devanagari Extra" w:cs="BRH Devanagari Extra"/>
+                <w:color w:val="000000"/>
+                <w:sz w:val="32"/>
+                <w:szCs w:val="32"/>
+              </w:rPr>
+              <w:t>Ñ - qÉ</w:t>
+            </w:r>
+            <w:r>
+              <w:rPr>
+                <w:rFonts w:ascii="BRH Malayalam Extra" w:hAnsi="BRH Malayalam Extra" w:cs="BRH Devanagari Extra"/>
+                <w:color w:val="000000"/>
+                <w:szCs w:val="32"/>
+              </w:rPr>
+              <w:t>–</w:t>
+            </w:r>
+            <w:r>
+              <w:rPr>
+                <w:rFonts w:ascii="BRH Devanagari Extra" w:hAnsi="BRH Devanagari Extra" w:cs="BRH Devanagari Extra"/>
+                <w:color w:val="000000"/>
+                <w:sz w:val="32"/>
+                <w:szCs w:val="32"/>
+              </w:rPr>
+              <w:t>ÌiÉ</w:t>
+            </w:r>
+            <w:r>
+              <w:rPr>
+                <w:rFonts w:ascii="BRH Malayalam Extra" w:hAnsi="BRH Malayalam Extra" w:cs="BRH Devanagari Extra"/>
+                <w:color w:val="000000"/>
+                <w:szCs w:val="32"/>
+              </w:rPr>
+              <w:t>–</w:t>
+            </w:r>
+            <w:r>
+              <w:rPr>
+                <w:rFonts w:ascii="BRH Devanagari Extra" w:hAnsi="BRH Devanagari Extra" w:cs="BRH Devanagari Extra"/>
+                <w:color w:val="000000"/>
+                <w:sz w:val="32"/>
+                <w:szCs w:val="32"/>
+              </w:rPr>
+              <w:t xml:space="preserve">È | </w:t>
+            </w:r>
+          </w:p>
+        </w:tc>
+      </w:tr>
+    </w:tbl>
+    <w:p>
+      <w:pPr>
+        <w:spacing w:before="0" w:line="240" w:lineRule="auto"/>
+        <w:jc w:val="center"/>
+        <w:rPr>
+          <w:b/>
+          <w:bCs/>
+          <w:sz w:val="32"/>
+          <w:szCs w:val="32"/>
+          <w:u w:val="single"/>
+        </w:rPr>
+      </w:pPr>
+    </w:p>
+    <w:p>
+      <w:pPr>
+        <w:spacing w:before="0" w:line="240" w:lineRule="auto"/>
+        <w:jc w:val="center"/>
+        <w:rPr>
+          <w:b/>
+          <w:bCs/>
+          <w:sz w:val="32"/>
+          <w:szCs w:val="32"/>
+          <w:u w:val="single"/>
+        </w:rPr>
+      </w:pPr>
+    </w:p>
     <w:p>
       <w:pPr>
         <w:spacing w:before="0" w:line="240" w:lineRule="auto"/>
@@ -320,6 +2539,7 @@
                 <w:color w:val="000000"/>
                 <w:szCs w:val="32"/>
               </w:rPr>
+              <w:lastRenderedPageBreak/>
               <w:t>15</w:t>
             </w:r>
             <w:r>
@@ -2689,7 +4909,6 @@
                 <w:color w:val="000000"/>
                 <w:szCs w:val="32"/>
               </w:rPr>
-              <w:lastRenderedPageBreak/>
               <w:t>45</w:t>
             </w:r>
             <w:r>
@@ -2995,6 +5214,7 @@
                 <w:sz w:val="32"/>
                 <w:szCs w:val="32"/>
               </w:rPr>
+              <w:lastRenderedPageBreak/>
               <w:t>sÉþ</w:t>
             </w:r>
             <w:r>
@@ -4223,7 +6443,6 @@
                 <w:color w:val="000000"/>
                 <w:szCs w:val="32"/>
               </w:rPr>
-              <w:lastRenderedPageBreak/>
               <w:t>45</w:t>
             </w:r>
             <w:r>
@@ -4501,6 +6720,7 @@
                 <w:sz w:val="32"/>
                 <w:szCs w:val="32"/>
               </w:rPr>
+              <w:lastRenderedPageBreak/>
               <w:t>sÉ</w:t>
             </w:r>
             <w:r>
@@ -9981,6 +12201,7 @@
                 <w:color w:val="000000"/>
                 <w:szCs w:val="32"/>
               </w:rPr>
+              <w:lastRenderedPageBreak/>
               <w:t>35</w:t>
             </w:r>
             <w:r>
@@ -11027,7 +13248,6 @@
                 <w:color w:val="000000"/>
                 <w:szCs w:val="32"/>
               </w:rPr>
-              <w:lastRenderedPageBreak/>
               <w:t>37</w:t>
             </w:r>
             <w:r>
@@ -11911,7 +14131,6 @@
                 <w:color w:val="000000"/>
                 <w:szCs w:val="32"/>
               </w:rPr>
-              <w:lastRenderedPageBreak/>
               <w:t>35</w:t>
             </w:r>
             <w:r>
@@ -12887,7 +15106,6 @@
                 <w:color w:val="000000"/>
                 <w:szCs w:val="32"/>
               </w:rPr>
-              <w:lastRenderedPageBreak/>
               <w:t>37</w:t>
             </w:r>
             <w:r>
@@ -14741,7 +16959,6 @@
                 <w:color w:val="000000"/>
                 <w:szCs w:val="32"/>
               </w:rPr>
-              <w:lastRenderedPageBreak/>
               <w:t>38</w:t>
             </w:r>
             <w:r>
@@ -15514,7 +17731,6 @@
                 <w:color w:val="000000"/>
                 <w:szCs w:val="32"/>
               </w:rPr>
-              <w:lastRenderedPageBreak/>
               <w:t>34</w:t>
             </w:r>
             <w:r>
@@ -16485,7 +18701,6 @@
                 <w:color w:val="000000"/>
                 <w:szCs w:val="32"/>
               </w:rPr>
-              <w:lastRenderedPageBreak/>
               <w:t>38</w:t>
             </w:r>
             <w:r>
@@ -17248,7 +19463,6 @@
                 <w:color w:val="000000"/>
                 <w:szCs w:val="32"/>
               </w:rPr>
-              <w:lastRenderedPageBreak/>
               <w:t>37</w:t>
             </w:r>
             <w:r>
@@ -17696,6 +19910,7 @@
                 <w:color w:val="000000"/>
                 <w:szCs w:val="32"/>
               </w:rPr>
+              <w:lastRenderedPageBreak/>
               <w:t>1</w:t>
             </w:r>
             <w:r>
@@ -18688,7 +20903,6 @@
                 <w:color w:val="000000"/>
                 <w:szCs w:val="32"/>
               </w:rPr>
-              <w:lastRenderedPageBreak/>
               <w:t>4</w:t>
             </w:r>
             <w:r>
@@ -19256,7 +21470,6 @@
                 <w:color w:val="000000"/>
                 <w:szCs w:val="32"/>
               </w:rPr>
-              <w:lastRenderedPageBreak/>
               <w:t>1</w:t>
             </w:r>
             <w:r>
@@ -20308,7 +22521,6 @@
                 <w:color w:val="000000"/>
                 <w:szCs w:val="32"/>
               </w:rPr>
-              <w:lastRenderedPageBreak/>
               <w:t>4</w:t>
             </w:r>
             <w:r>
@@ -20891,7 +23103,6 @@
                 <w:color w:val="000000"/>
                 <w:szCs w:val="32"/>
               </w:rPr>
-              <w:lastRenderedPageBreak/>
               <w:t>55</w:t>
             </w:r>
             <w:r>
@@ -21637,6 +23848,7 @@
                 <w:color w:val="000000"/>
                 <w:szCs w:val="32"/>
               </w:rPr>
+              <w:lastRenderedPageBreak/>
               <w:t>30</w:t>
             </w:r>
             <w:r>
@@ -22967,7 +25179,6 @@
                 <w:color w:val="000000"/>
                 <w:szCs w:val="32"/>
               </w:rPr>
-              <w:lastRenderedPageBreak/>
               <w:t>12</w:t>
             </w:r>
             <w:r>
@@ -25061,6 +27272,7 @@
                 <w:sz w:val="32"/>
                 <w:szCs w:val="32"/>
               </w:rPr>
+              <w:lastRenderedPageBreak/>
               <w:t>lÉælÉþ qÉålÉ</w:t>
             </w:r>
             <w:r>
@@ -25525,7 +27737,6 @@
                 <w:color w:val="000000"/>
                 <w:szCs w:val="32"/>
               </w:rPr>
-              <w:lastRenderedPageBreak/>
               <w:t>49</w:t>
             </w:r>
             <w:r>
@@ -26061,6 +28272,7 @@
                 <w:sz w:val="32"/>
                 <w:szCs w:val="32"/>
               </w:rPr>
+              <w:lastRenderedPageBreak/>
               <w:t>lÉælÉþ qÉålÉ</w:t>
             </w:r>
             <w:r>
@@ -26549,7 +28761,6 @@
                 <w:color w:val="000000"/>
                 <w:szCs w:val="32"/>
               </w:rPr>
-              <w:lastRenderedPageBreak/>
               <w:t>49</w:t>
             </w:r>
             <w:r>
@@ -27214,6 +29425,7 @@
                 <w:sz w:val="32"/>
                 <w:szCs w:val="32"/>
               </w:rPr>
+              <w:lastRenderedPageBreak/>
               <w:t>Reference</w:t>
             </w:r>
           </w:p>
@@ -27238,6 +29450,7 @@
                 <w:sz w:val="32"/>
                 <w:szCs w:val="32"/>
               </w:rPr>
+              <w:lastRenderedPageBreak/>
               <w:t>As Printed</w:t>
             </w:r>
           </w:p>
@@ -27449,7 +29662,7 @@
 </file>
 
 <file path=word/endnotes.xml><?xml version="1.0" encoding="utf-8"?>
-<w:endnotes xmlns:wpc="http://schemas.microsoft.com/office/word/2010/wordprocessingCanvas" xmlns:cx="http://schemas.microsoft.com/office/drawing/2014/chartex" xmlns:cx1="http://schemas.microsoft.com/office/drawing/2015/9/8/chartex" xmlns:cx2="http://schemas.microsoft.com/office/drawing/2015/10/21/chartex" xmlns:cx3="http://schemas.microsoft.com/office/drawing/2016/5/9/chartex" xmlns:cx4="http://schemas.microsoft.com/office/drawing/2016/5/10/chartex" xmlns:cx5="http://schemas.microsoft.com/office/drawing/2016/5/11/chartex" xmlns:cx6="http://schemas.microsoft.com/office/drawing/2016/5/12/chartex" xmlns:cx7="http://schemas.microsoft.com/office/drawing/2016/5/13/chartex" xmlns:cx8="http://schemas.microsoft.com/office/drawing/2016/5/14/chartex" xmlns:mc="http://schemas.openxmlformats.org/markup-compatibility/2006" xmlns:aink="http://schemas.microsoft.com/office/drawing/2016/ink" xmlns:am3d="http://schemas.microsoft.com/office/drawing/2017/model3d" xmlns:o="urn:schemas-microsoft-com:office:office" xmlns:oel="http://schemas.microsoft.com/office/2019/extlst" xmlns:r="http://schemas.openxmlformats.org/officeDocument/2006/relationships" xmlns:m="http://schemas.openxmlformats.org/officeDocument/2006/math" xmlns:v="urn:schemas-microsoft-com:vml" xmlns:wp14="http://schemas.microsoft.com/office/word/2010/wordprocessingDrawing" xmlns:wp="http://schemas.openxmlformats.org/drawingml/2006/wordprocessingDrawing" xmlns:w10="urn:schemas-microsoft-com:office:word" xmlns:w="http://schemas.openxmlformats.org/wordprocessingml/2006/main" xmlns:w14="http://schemas.microsoft.com/office/word/2010/wordml" xmlns:w15="http://schemas.microsoft.com/office/word/2012/wordml" xmlns:w16cex="http://schemas.microsoft.com/office/word/2018/wordml/cex" xmlns:w16cid="http://schemas.microsoft.com/office/word/2016/wordml/cid" xmlns:w16="http://schemas.microsoft.com/office/word/2018/wordml" xmlns:w16sdtdh="http://schemas.microsoft.com/office/word/2020/wordml/sdtdatahash" xmlns:w16se="http://schemas.microsoft.com/office/word/2015/wordml/symex" xmlns:wpg="http://schemas.microsoft.com/office/word/2010/wordprocessingGroup" xmlns:wpi="http://schemas.microsoft.com/office/word/2010/wordprocessingInk" xmlns:wne="http://schemas.microsoft.com/office/word/2006/wordml" xmlns:wps="http://schemas.microsoft.com/office/word/2010/wordprocessingShape" mc:Ignorable="w14 w15 w16se w16cid w16 w16cex w16sdtdh wp14">
+<w:endnotes xmlns:wpc="http://schemas.microsoft.com/office/word/2010/wordprocessingCanvas" xmlns:cx="http://schemas.microsoft.com/office/drawing/2014/chartex" xmlns:cx1="http://schemas.microsoft.com/office/drawing/2015/9/8/chartex" xmlns:cx2="http://schemas.microsoft.com/office/drawing/2015/10/21/chartex" xmlns:cx3="http://schemas.microsoft.com/office/drawing/2016/5/9/chartex" xmlns:cx4="http://schemas.microsoft.com/office/drawing/2016/5/10/chartex" xmlns:cx5="http://schemas.microsoft.com/office/drawing/2016/5/11/chartex" xmlns:cx6="http://schemas.microsoft.com/office/drawing/2016/5/12/chartex" xmlns:cx7="http://schemas.microsoft.com/office/drawing/2016/5/13/chartex" xmlns:cx8="http://schemas.microsoft.com/office/drawing/2016/5/14/chartex" xmlns:mc="http://schemas.openxmlformats.org/markup-compatibility/2006" xmlns:aink="http://schemas.microsoft.com/office/drawing/2016/ink" xmlns:am3d="http://schemas.microsoft.com/office/drawing/2017/model3d" xmlns:o="urn:schemas-microsoft-com:office:office" xmlns:oel="http://schemas.microsoft.com/office/2019/extlst" xmlns:r="http://schemas.openxmlformats.org/officeDocument/2006/relationships" xmlns:m="http://schemas.openxmlformats.org/officeDocument/2006/math" xmlns:v="urn:schemas-microsoft-com:vml" xmlns:wp14="http://schemas.microsoft.com/office/word/2010/wordprocessingDrawing" xmlns:wp="http://schemas.openxmlformats.org/drawingml/2006/wordprocessingDrawing" xmlns:w10="urn:schemas-microsoft-com:office:word" xmlns:w="http://schemas.openxmlformats.org/wordprocessingml/2006/main" xmlns:w14="http://schemas.microsoft.com/office/word/2010/wordml" xmlns:w15="http://schemas.microsoft.com/office/word/2012/wordml" xmlns:w16cei="http://schemas.microsoft.com/office/word/2026/wordml/cei" xmlns:w16cex="http://schemas.microsoft.com/office/word/2018/wordml/cex" xmlns:w16cid="http://schemas.microsoft.com/office/word/2016/wordml/cid" xmlns:w16="http://schemas.microsoft.com/office/word/2018/wordml" xmlns:w16du="http://schemas.microsoft.com/office/word/2023/wordml/word16du" xmlns:w16sdtdh="http://schemas.microsoft.com/office/word/2020/wordml/sdtdatahash" xmlns:w16sdtfl="http://schemas.microsoft.com/office/word/2024/wordml/sdtformatlock" xmlns:w16se="http://schemas.microsoft.com/office/word/2015/wordml/symex" xmlns:wpg="http://schemas.microsoft.com/office/word/2010/wordprocessingGroup" xmlns:wpi="http://schemas.microsoft.com/office/word/2010/wordprocessingInk" xmlns:wne="http://schemas.microsoft.com/office/word/2006/wordml" xmlns:wps="http://schemas.microsoft.com/office/word/2010/wordprocessingShape" mc:Ignorable="w14 w15 w16se w16cid w16 w16cex w16sdtdh w16sdtfl w16du wp14">
   <w:endnote w:type="separator" w:id="-1">
     <w:p>
       <w:pPr>
@@ -27474,7 +29687,7 @@
 </file>
 
 <file path=word/footer1.xml><?xml version="1.0" encoding="utf-8"?>
-<w:ftr xmlns:wpc="http://schemas.microsoft.com/office/word/2010/wordprocessingCanvas" xmlns:cx="http://schemas.microsoft.com/office/drawing/2014/chartex" xmlns:cx1="http://schemas.microsoft.com/office/drawing/2015/9/8/chartex" xmlns:cx2="http://schemas.microsoft.com/office/drawing/2015/10/21/chartex" xmlns:cx3="http://schemas.microsoft.com/office/drawing/2016/5/9/chartex" xmlns:cx4="http://schemas.microsoft.com/office/drawing/2016/5/10/chartex" xmlns:cx5="http://schemas.microsoft.com/office/drawing/2016/5/11/chartex" xmlns:cx6="http://schemas.microsoft.com/office/drawing/2016/5/12/chartex" xmlns:cx7="http://schemas.microsoft.com/office/drawing/2016/5/13/chartex" xmlns:cx8="http://schemas.microsoft.com/office/drawing/2016/5/14/chartex" xmlns:mc="http://schemas.openxmlformats.org/markup-compatibility/2006" xmlns:aink="http://schemas.microsoft.com/office/drawing/2016/ink" xmlns:am3d="http://schemas.microsoft.com/office/drawing/2017/model3d" xmlns:o="urn:schemas-microsoft-com:office:office" xmlns:oel="http://schemas.microsoft.com/office/2019/extlst" xmlns:r="http://schemas.openxmlformats.org/officeDocument/2006/relationships" xmlns:m="http://schemas.openxmlformats.org/officeDocument/2006/math" xmlns:v="urn:schemas-microsoft-com:vml" xmlns:wp14="http://schemas.microsoft.com/office/word/2010/wordprocessingDrawing" xmlns:wp="http://schemas.openxmlformats.org/drawingml/2006/wordprocessingDrawing" xmlns:w10="urn:schemas-microsoft-com:office:word" xmlns:w="http://schemas.openxmlformats.org/wordprocessingml/2006/main" xmlns:w14="http://schemas.microsoft.com/office/word/2010/wordml" xmlns:w15="http://schemas.microsoft.com/office/word/2012/wordml" xmlns:w16cex="http://schemas.microsoft.com/office/word/2018/wordml/cex" xmlns:w16cid="http://schemas.microsoft.com/office/word/2016/wordml/cid" xmlns:w16="http://schemas.microsoft.com/office/word/2018/wordml" xmlns:w16sdtdh="http://schemas.microsoft.com/office/word/2020/wordml/sdtdatahash" xmlns:w16se="http://schemas.microsoft.com/office/word/2015/wordml/symex" xmlns:wpg="http://schemas.microsoft.com/office/word/2010/wordprocessingGroup" xmlns:wpi="http://schemas.microsoft.com/office/word/2010/wordprocessingInk" xmlns:wne="http://schemas.microsoft.com/office/word/2006/wordml" xmlns:wps="http://schemas.microsoft.com/office/word/2010/wordprocessingShape" mc:Ignorable="w14 w15 w16se w16cid w16 w16cex w16sdtdh wp14">
+<w:ftr xmlns:wpc="http://schemas.microsoft.com/office/word/2010/wordprocessingCanvas" xmlns:cx="http://schemas.microsoft.com/office/drawing/2014/chartex" xmlns:cx1="http://schemas.microsoft.com/office/drawing/2015/9/8/chartex" xmlns:cx2="http://schemas.microsoft.com/office/drawing/2015/10/21/chartex" xmlns:cx3="http://schemas.microsoft.com/office/drawing/2016/5/9/chartex" xmlns:cx4="http://schemas.microsoft.com/office/drawing/2016/5/10/chartex" xmlns:cx5="http://schemas.microsoft.com/office/drawing/2016/5/11/chartex" xmlns:cx6="http://schemas.microsoft.com/office/drawing/2016/5/12/chartex" xmlns:cx7="http://schemas.microsoft.com/office/drawing/2016/5/13/chartex" xmlns:cx8="http://schemas.microsoft.com/office/drawing/2016/5/14/chartex" xmlns:mc="http://schemas.openxmlformats.org/markup-compatibility/2006" xmlns:aink="http://schemas.microsoft.com/office/drawing/2016/ink" xmlns:am3d="http://schemas.microsoft.com/office/drawing/2017/model3d" xmlns:o="urn:schemas-microsoft-com:office:office" xmlns:oel="http://schemas.microsoft.com/office/2019/extlst" xmlns:r="http://schemas.openxmlformats.org/officeDocument/2006/relationships" xmlns:m="http://schemas.openxmlformats.org/officeDocument/2006/math" xmlns:v="urn:schemas-microsoft-com:vml" xmlns:wp14="http://schemas.microsoft.com/office/word/2010/wordprocessingDrawing" xmlns:wp="http://schemas.openxmlformats.org/drawingml/2006/wordprocessingDrawing" xmlns:w10="urn:schemas-microsoft-com:office:word" xmlns:w="http://schemas.openxmlformats.org/wordprocessingml/2006/main" xmlns:w14="http://schemas.microsoft.com/office/word/2010/wordml" xmlns:w15="http://schemas.microsoft.com/office/word/2012/wordml" xmlns:w16cei="http://schemas.microsoft.com/office/word/2026/wordml/cei" xmlns:w16cex="http://schemas.microsoft.com/office/word/2018/wordml/cex" xmlns:w16cid="http://schemas.microsoft.com/office/word/2016/wordml/cid" xmlns:w16="http://schemas.microsoft.com/office/word/2018/wordml" xmlns:w16du="http://schemas.microsoft.com/office/word/2023/wordml/word16du" xmlns:w16sdtdh="http://schemas.microsoft.com/office/word/2020/wordml/sdtdatahash" xmlns:w16sdtfl="http://schemas.microsoft.com/office/word/2024/wordml/sdtformatlock" xmlns:w16se="http://schemas.microsoft.com/office/word/2015/wordml/symex" xmlns:wpg="http://schemas.microsoft.com/office/word/2010/wordprocessingGroup" xmlns:wpi="http://schemas.microsoft.com/office/word/2010/wordprocessingInk" xmlns:wne="http://schemas.microsoft.com/office/word/2006/wordml" xmlns:wps="http://schemas.microsoft.com/office/word/2010/wordprocessingShape" mc:Ignorable="w14 w15 w16se w16cid w16 w16cex w16sdtdh w16sdtfl w16du wp14">
   <w:p>
     <w:pPr>
       <w:pBdr>
@@ -27656,7 +29869,7 @@
 </file>
 
 <file path=word/footer2.xml><?xml version="1.0" encoding="utf-8"?>
-<w:ftr xmlns:wpc="http://schemas.microsoft.com/office/word/2010/wordprocessingCanvas" xmlns:cx="http://schemas.microsoft.com/office/drawing/2014/chartex" xmlns:cx1="http://schemas.microsoft.com/office/drawing/2015/9/8/chartex" xmlns:cx2="http://schemas.microsoft.com/office/drawing/2015/10/21/chartex" xmlns:cx3="http://schemas.microsoft.com/office/drawing/2016/5/9/chartex" xmlns:cx4="http://schemas.microsoft.com/office/drawing/2016/5/10/chartex" xmlns:cx5="http://schemas.microsoft.com/office/drawing/2016/5/11/chartex" xmlns:cx6="http://schemas.microsoft.com/office/drawing/2016/5/12/chartex" xmlns:cx7="http://schemas.microsoft.com/office/drawing/2016/5/13/chartex" xmlns:cx8="http://schemas.microsoft.com/office/drawing/2016/5/14/chartex" xmlns:mc="http://schemas.openxmlformats.org/markup-compatibility/2006" xmlns:aink="http://schemas.microsoft.com/office/drawing/2016/ink" xmlns:am3d="http://schemas.microsoft.com/office/drawing/2017/model3d" xmlns:o="urn:schemas-microsoft-com:office:office" xmlns:oel="http://schemas.microsoft.com/office/2019/extlst" xmlns:r="http://schemas.openxmlformats.org/officeDocument/2006/relationships" xmlns:m="http://schemas.openxmlformats.org/officeDocument/2006/math" xmlns:v="urn:schemas-microsoft-com:vml" xmlns:wp14="http://schemas.microsoft.com/office/word/2010/wordprocessingDrawing" xmlns:wp="http://schemas.openxmlformats.org/drawingml/2006/wordprocessingDrawing" xmlns:w10="urn:schemas-microsoft-com:office:word" xmlns:w="http://schemas.openxmlformats.org/wordprocessingml/2006/main" xmlns:w14="http://schemas.microsoft.com/office/word/2010/wordml" xmlns:w15="http://schemas.microsoft.com/office/word/2012/wordml" xmlns:w16cex="http://schemas.microsoft.com/office/word/2018/wordml/cex" xmlns:w16cid="http://schemas.microsoft.com/office/word/2016/wordml/cid" xmlns:w16="http://schemas.microsoft.com/office/word/2018/wordml" xmlns:w16sdtdh="http://schemas.microsoft.com/office/word/2020/wordml/sdtdatahash" xmlns:w16se="http://schemas.microsoft.com/office/word/2015/wordml/symex" xmlns:wpg="http://schemas.microsoft.com/office/word/2010/wordprocessingGroup" xmlns:wpi="http://schemas.microsoft.com/office/word/2010/wordprocessingInk" xmlns:wne="http://schemas.microsoft.com/office/word/2006/wordml" xmlns:wps="http://schemas.microsoft.com/office/word/2010/wordprocessingShape" mc:Ignorable="w14 w15 w16se w16cid w16 w16cex w16sdtdh wp14">
+<w:ftr xmlns:wpc="http://schemas.microsoft.com/office/word/2010/wordprocessingCanvas" xmlns:cx="http://schemas.microsoft.com/office/drawing/2014/chartex" xmlns:cx1="http://schemas.microsoft.com/office/drawing/2015/9/8/chartex" xmlns:cx2="http://schemas.microsoft.com/office/drawing/2015/10/21/chartex" xmlns:cx3="http://schemas.microsoft.com/office/drawing/2016/5/9/chartex" xmlns:cx4="http://schemas.microsoft.com/office/drawing/2016/5/10/chartex" xmlns:cx5="http://schemas.microsoft.com/office/drawing/2016/5/11/chartex" xmlns:cx6="http://schemas.microsoft.com/office/drawing/2016/5/12/chartex" xmlns:cx7="http://schemas.microsoft.com/office/drawing/2016/5/13/chartex" xmlns:cx8="http://schemas.microsoft.com/office/drawing/2016/5/14/chartex" xmlns:mc="http://schemas.openxmlformats.org/markup-compatibility/2006" xmlns:aink="http://schemas.microsoft.com/office/drawing/2016/ink" xmlns:am3d="http://schemas.microsoft.com/office/drawing/2017/model3d" xmlns:o="urn:schemas-microsoft-com:office:office" xmlns:oel="http://schemas.microsoft.com/office/2019/extlst" xmlns:r="http://schemas.openxmlformats.org/officeDocument/2006/relationships" xmlns:m="http://schemas.openxmlformats.org/officeDocument/2006/math" xmlns:v="urn:schemas-microsoft-com:vml" xmlns:wp14="http://schemas.microsoft.com/office/word/2010/wordprocessingDrawing" xmlns:wp="http://schemas.openxmlformats.org/drawingml/2006/wordprocessingDrawing" xmlns:w10="urn:schemas-microsoft-com:office:word" xmlns:w="http://schemas.openxmlformats.org/wordprocessingml/2006/main" xmlns:w14="http://schemas.microsoft.com/office/word/2010/wordml" xmlns:w15="http://schemas.microsoft.com/office/word/2012/wordml" xmlns:w16cei="http://schemas.microsoft.com/office/word/2026/wordml/cei" xmlns:w16cex="http://schemas.microsoft.com/office/word/2018/wordml/cex" xmlns:w16cid="http://schemas.microsoft.com/office/word/2016/wordml/cid" xmlns:w16="http://schemas.microsoft.com/office/word/2018/wordml" xmlns:w16du="http://schemas.microsoft.com/office/word/2023/wordml/word16du" xmlns:w16sdtdh="http://schemas.microsoft.com/office/word/2020/wordml/sdtdatahash" xmlns:w16sdtfl="http://schemas.microsoft.com/office/word/2024/wordml/sdtformatlock" xmlns:w16se="http://schemas.microsoft.com/office/word/2015/wordml/symex" xmlns:wpg="http://schemas.microsoft.com/office/word/2010/wordprocessingGroup" xmlns:wpi="http://schemas.microsoft.com/office/word/2010/wordprocessingInk" xmlns:wne="http://schemas.microsoft.com/office/word/2006/wordml" xmlns:wps="http://schemas.microsoft.com/office/word/2010/wordprocessingShape" mc:Ignorable="w14 w15 w16se w16cid w16 w16cex w16sdtdh w16sdtfl w16du wp14">
   <w:p>
     <w:pPr>
       <w:pBdr>
@@ -27862,7 +30075,7 @@
 </file>
 
 <file path=word/footnotes.xml><?xml version="1.0" encoding="utf-8"?>
-<w:footnotes xmlns:wpc="http://schemas.microsoft.com/office/word/2010/wordprocessingCanvas" xmlns:cx="http://schemas.microsoft.com/office/drawing/2014/chartex" xmlns:cx1="http://schemas.microsoft.com/office/drawing/2015/9/8/chartex" xmlns:cx2="http://schemas.microsoft.com/office/drawing/2015/10/21/chartex" xmlns:cx3="http://schemas.microsoft.com/office/drawing/2016/5/9/chartex" xmlns:cx4="http://schemas.microsoft.com/office/drawing/2016/5/10/chartex" xmlns:cx5="http://schemas.microsoft.com/office/drawing/2016/5/11/chartex" xmlns:cx6="http://schemas.microsoft.com/office/drawing/2016/5/12/chartex" xmlns:cx7="http://schemas.microsoft.com/office/drawing/2016/5/13/chartex" xmlns:cx8="http://schemas.microsoft.com/office/drawing/2016/5/14/chartex" xmlns:mc="http://schemas.openxmlformats.org/markup-compatibility/2006" xmlns:aink="http://schemas.microsoft.com/office/drawing/2016/ink" xmlns:am3d="http://schemas.microsoft.com/office/drawing/2017/model3d" xmlns:o="urn:schemas-microsoft-com:office:office" xmlns:oel="http://schemas.microsoft.com/office/2019/extlst" xmlns:r="http://schemas.openxmlformats.org/officeDocument/2006/relationships" xmlns:m="http://schemas.openxmlformats.org/officeDocument/2006/math" xmlns:v="urn:schemas-microsoft-com:vml" xmlns:wp14="http://schemas.microsoft.com/office/word/2010/wordprocessingDrawing" xmlns:wp="http://schemas.openxmlformats.org/drawingml/2006/wordprocessingDrawing" xmlns:w10="urn:schemas-microsoft-com:office:word" xmlns:w="http://schemas.openxmlformats.org/wordprocessingml/2006/main" xmlns:w14="http://schemas.microsoft.com/office/word/2010/wordml" xmlns:w15="http://schemas.microsoft.com/office/word/2012/wordml" xmlns:w16cex="http://schemas.microsoft.com/office/word/2018/wordml/cex" xmlns:w16cid="http://schemas.microsoft.com/office/word/2016/wordml/cid" xmlns:w16="http://schemas.microsoft.com/office/word/2018/wordml" xmlns:w16sdtdh="http://schemas.microsoft.com/office/word/2020/wordml/sdtdatahash" xmlns:w16se="http://schemas.microsoft.com/office/word/2015/wordml/symex" xmlns:wpg="http://schemas.microsoft.com/office/word/2010/wordprocessingGroup" xmlns:wpi="http://schemas.microsoft.com/office/word/2010/wordprocessingInk" xmlns:wne="http://schemas.microsoft.com/office/word/2006/wordml" xmlns:wps="http://schemas.microsoft.com/office/word/2010/wordprocessingShape" mc:Ignorable="w14 w15 w16se w16cid w16 w16cex w16sdtdh wp14">
+<w:footnotes xmlns:wpc="http://schemas.microsoft.com/office/word/2010/wordprocessingCanvas" xmlns:cx="http://schemas.microsoft.com/office/drawing/2014/chartex" xmlns:cx1="http://schemas.microsoft.com/office/drawing/2015/9/8/chartex" xmlns:cx2="http://schemas.microsoft.com/office/drawing/2015/10/21/chartex" xmlns:cx3="http://schemas.microsoft.com/office/drawing/2016/5/9/chartex" xmlns:cx4="http://schemas.microsoft.com/office/drawing/2016/5/10/chartex" xmlns:cx5="http://schemas.microsoft.com/office/drawing/2016/5/11/chartex" xmlns:cx6="http://schemas.microsoft.com/office/drawing/2016/5/12/chartex" xmlns:cx7="http://schemas.microsoft.com/office/drawing/2016/5/13/chartex" xmlns:cx8="http://schemas.microsoft.com/office/drawing/2016/5/14/chartex" xmlns:mc="http://schemas.openxmlformats.org/markup-compatibility/2006" xmlns:aink="http://schemas.microsoft.com/office/drawing/2016/ink" xmlns:am3d="http://schemas.microsoft.com/office/drawing/2017/model3d" xmlns:o="urn:schemas-microsoft-com:office:office" xmlns:oel="http://schemas.microsoft.com/office/2019/extlst" xmlns:r="http://schemas.openxmlformats.org/officeDocument/2006/relationships" xmlns:m="http://schemas.openxmlformats.org/officeDocument/2006/math" xmlns:v="urn:schemas-microsoft-com:vml" xmlns:wp14="http://schemas.microsoft.com/office/word/2010/wordprocessingDrawing" xmlns:wp="http://schemas.openxmlformats.org/drawingml/2006/wordprocessingDrawing" xmlns:w10="urn:schemas-microsoft-com:office:word" xmlns:w="http://schemas.openxmlformats.org/wordprocessingml/2006/main" xmlns:w14="http://schemas.microsoft.com/office/word/2010/wordml" xmlns:w15="http://schemas.microsoft.com/office/word/2012/wordml" xmlns:w16cei="http://schemas.microsoft.com/office/word/2026/wordml/cei" xmlns:w16cex="http://schemas.microsoft.com/office/word/2018/wordml/cex" xmlns:w16cid="http://schemas.microsoft.com/office/word/2016/wordml/cid" xmlns:w16="http://schemas.microsoft.com/office/word/2018/wordml" xmlns:w16du="http://schemas.microsoft.com/office/word/2023/wordml/word16du" xmlns:w16sdtdh="http://schemas.microsoft.com/office/word/2020/wordml/sdtdatahash" xmlns:w16sdtfl="http://schemas.microsoft.com/office/word/2024/wordml/sdtformatlock" xmlns:w16se="http://schemas.microsoft.com/office/word/2015/wordml/symex" xmlns:wpg="http://schemas.microsoft.com/office/word/2010/wordprocessingGroup" xmlns:wpi="http://schemas.microsoft.com/office/word/2010/wordprocessingInk" xmlns:wne="http://schemas.microsoft.com/office/word/2006/wordml" xmlns:wps="http://schemas.microsoft.com/office/word/2010/wordprocessingShape" mc:Ignorable="w14 w15 w16se w16cid w16 w16cex w16sdtdh w16sdtfl w16du wp14">
   <w:footnote w:type="separator" w:id="-1">
     <w:p>
       <w:pPr>
@@ -27887,7 +30100,7 @@
 </file>
 
 <file path=word/header1.xml><?xml version="1.0" encoding="utf-8"?>
-<w:hdr xmlns:wpc="http://schemas.microsoft.com/office/word/2010/wordprocessingCanvas" xmlns:cx="http://schemas.microsoft.com/office/drawing/2014/chartex" xmlns:cx1="http://schemas.microsoft.com/office/drawing/2015/9/8/chartex" xmlns:cx2="http://schemas.microsoft.com/office/drawing/2015/10/21/chartex" xmlns:cx3="http://schemas.microsoft.com/office/drawing/2016/5/9/chartex" xmlns:cx4="http://schemas.microsoft.com/office/drawing/2016/5/10/chartex" xmlns:cx5="http://schemas.microsoft.com/office/drawing/2016/5/11/chartex" xmlns:cx6="http://schemas.microsoft.com/office/drawing/2016/5/12/chartex" xmlns:cx7="http://schemas.microsoft.com/office/drawing/2016/5/13/chartex" xmlns:cx8="http://schemas.microsoft.com/office/drawing/2016/5/14/chartex" xmlns:mc="http://schemas.openxmlformats.org/markup-compatibility/2006" xmlns:aink="http://schemas.microsoft.com/office/drawing/2016/ink" xmlns:am3d="http://schemas.microsoft.com/office/drawing/2017/model3d" xmlns:o="urn:schemas-microsoft-com:office:office" xmlns:oel="http://schemas.microsoft.com/office/2019/extlst" xmlns:r="http://schemas.openxmlformats.org/officeDocument/2006/relationships" xmlns:m="http://schemas.openxmlformats.org/officeDocument/2006/math" xmlns:v="urn:schemas-microsoft-com:vml" xmlns:wp14="http://schemas.microsoft.com/office/word/2010/wordprocessingDrawing" xmlns:wp="http://schemas.openxmlformats.org/drawingml/2006/wordprocessingDrawing" xmlns:w10="urn:schemas-microsoft-com:office:word" xmlns:w="http://schemas.openxmlformats.org/wordprocessingml/2006/main" xmlns:w14="http://schemas.microsoft.com/office/word/2010/wordml" xmlns:w15="http://schemas.microsoft.com/office/word/2012/wordml" xmlns:w16cex="http://schemas.microsoft.com/office/word/2018/wordml/cex" xmlns:w16cid="http://schemas.microsoft.com/office/word/2016/wordml/cid" xmlns:w16="http://schemas.microsoft.com/office/word/2018/wordml" xmlns:w16sdtdh="http://schemas.microsoft.com/office/word/2020/wordml/sdtdatahash" xmlns:w16se="http://schemas.microsoft.com/office/word/2015/wordml/symex" xmlns:wpg="http://schemas.microsoft.com/office/word/2010/wordprocessingGroup" xmlns:wpi="http://schemas.microsoft.com/office/word/2010/wordprocessingInk" xmlns:wne="http://schemas.microsoft.com/office/word/2006/wordml" xmlns:wps="http://schemas.microsoft.com/office/word/2010/wordprocessingShape" mc:Ignorable="w14 w15 w16se w16cid w16 w16cex w16sdtdh wp14">
+<w:hdr xmlns:wpc="http://schemas.microsoft.com/office/word/2010/wordprocessingCanvas" xmlns:cx="http://schemas.microsoft.com/office/drawing/2014/chartex" xmlns:cx1="http://schemas.microsoft.com/office/drawing/2015/9/8/chartex" xmlns:cx2="http://schemas.microsoft.com/office/drawing/2015/10/21/chartex" xmlns:cx3="http://schemas.microsoft.com/office/drawing/2016/5/9/chartex" xmlns:cx4="http://schemas.microsoft.com/office/drawing/2016/5/10/chartex" xmlns:cx5="http://schemas.microsoft.com/office/drawing/2016/5/11/chartex" xmlns:cx6="http://schemas.microsoft.com/office/drawing/2016/5/12/chartex" xmlns:cx7="http://schemas.microsoft.com/office/drawing/2016/5/13/chartex" xmlns:cx8="http://schemas.microsoft.com/office/drawing/2016/5/14/chartex" xmlns:mc="http://schemas.openxmlformats.org/markup-compatibility/2006" xmlns:aink="http://schemas.microsoft.com/office/drawing/2016/ink" xmlns:am3d="http://schemas.microsoft.com/office/drawing/2017/model3d" xmlns:o="urn:schemas-microsoft-com:office:office" xmlns:oel="http://schemas.microsoft.com/office/2019/extlst" xmlns:r="http://schemas.openxmlformats.org/officeDocument/2006/relationships" xmlns:m="http://schemas.openxmlformats.org/officeDocument/2006/math" xmlns:v="urn:schemas-microsoft-com:vml" xmlns:wp14="http://schemas.microsoft.com/office/word/2010/wordprocessingDrawing" xmlns:wp="http://schemas.openxmlformats.org/drawingml/2006/wordprocessingDrawing" xmlns:w10="urn:schemas-microsoft-com:office:word" xmlns:w="http://schemas.openxmlformats.org/wordprocessingml/2006/main" xmlns:w14="http://schemas.microsoft.com/office/word/2010/wordml" xmlns:w15="http://schemas.microsoft.com/office/word/2012/wordml" xmlns:w16cei="http://schemas.microsoft.com/office/word/2026/wordml/cei" xmlns:w16cex="http://schemas.microsoft.com/office/word/2018/wordml/cex" xmlns:w16cid="http://schemas.microsoft.com/office/word/2016/wordml/cid" xmlns:w16="http://schemas.microsoft.com/office/word/2018/wordml" xmlns:w16du="http://schemas.microsoft.com/office/word/2023/wordml/word16du" xmlns:w16sdtdh="http://schemas.microsoft.com/office/word/2020/wordml/sdtdatahash" xmlns:w16sdtfl="http://schemas.microsoft.com/office/word/2024/wordml/sdtformatlock" xmlns:w16se="http://schemas.microsoft.com/office/word/2015/wordml/symex" xmlns:wpg="http://schemas.microsoft.com/office/word/2010/wordprocessingGroup" xmlns:wpi="http://schemas.microsoft.com/office/word/2010/wordprocessingInk" xmlns:wne="http://schemas.microsoft.com/office/word/2006/wordml" xmlns:wps="http://schemas.microsoft.com/office/word/2010/wordprocessingShape" mc:Ignorable="w14 w15 w16se w16cid w16 w16cex w16sdtdh w16sdtfl w16du wp14">
   <w:p>
     <w:pPr>
       <w:pStyle w:val="Header"/>
@@ -27908,7 +30121,7 @@
 </file>
 
 <file path=word/header2.xml><?xml version="1.0" encoding="utf-8"?>
-<w:hdr xmlns:wpc="http://schemas.microsoft.com/office/word/2010/wordprocessingCanvas" xmlns:cx="http://schemas.microsoft.com/office/drawing/2014/chartex" xmlns:cx1="http://schemas.microsoft.com/office/drawing/2015/9/8/chartex" xmlns:cx2="http://schemas.microsoft.com/office/drawing/2015/10/21/chartex" xmlns:cx3="http://schemas.microsoft.com/office/drawing/2016/5/9/chartex" xmlns:cx4="http://schemas.microsoft.com/office/drawing/2016/5/10/chartex" xmlns:cx5="http://schemas.microsoft.com/office/drawing/2016/5/11/chartex" xmlns:cx6="http://schemas.microsoft.com/office/drawing/2016/5/12/chartex" xmlns:cx7="http://schemas.microsoft.com/office/drawing/2016/5/13/chartex" xmlns:cx8="http://schemas.microsoft.com/office/drawing/2016/5/14/chartex" xmlns:mc="http://schemas.openxmlformats.org/markup-compatibility/2006" xmlns:aink="http://schemas.microsoft.com/office/drawing/2016/ink" xmlns:am3d="http://schemas.microsoft.com/office/drawing/2017/model3d" xmlns:o="urn:schemas-microsoft-com:office:office" xmlns:oel="http://schemas.microsoft.com/office/2019/extlst" xmlns:r="http://schemas.openxmlformats.org/officeDocument/2006/relationships" xmlns:m="http://schemas.openxmlformats.org/officeDocument/2006/math" xmlns:v="urn:schemas-microsoft-com:vml" xmlns:wp14="http://schemas.microsoft.com/office/word/2010/wordprocessingDrawing" xmlns:wp="http://schemas.openxmlformats.org/drawingml/2006/wordprocessingDrawing" xmlns:w10="urn:schemas-microsoft-com:office:word" xmlns:w="http://schemas.openxmlformats.org/wordprocessingml/2006/main" xmlns:w14="http://schemas.microsoft.com/office/word/2010/wordml" xmlns:w15="http://schemas.microsoft.com/office/word/2012/wordml" xmlns:w16cex="http://schemas.microsoft.com/office/word/2018/wordml/cex" xmlns:w16cid="http://schemas.microsoft.com/office/word/2016/wordml/cid" xmlns:w16="http://schemas.microsoft.com/office/word/2018/wordml" xmlns:w16sdtdh="http://schemas.microsoft.com/office/word/2020/wordml/sdtdatahash" xmlns:w16se="http://schemas.microsoft.com/office/word/2015/wordml/symex" xmlns:wpg="http://schemas.microsoft.com/office/word/2010/wordprocessingGroup" xmlns:wpi="http://schemas.microsoft.com/office/word/2010/wordprocessingInk" xmlns:wne="http://schemas.microsoft.com/office/word/2006/wordml" xmlns:wps="http://schemas.microsoft.com/office/word/2010/wordprocessingShape" mc:Ignorable="w14 w15 w16se w16cid w16 w16cex w16sdtdh wp14">
+<w:hdr xmlns:wpc="http://schemas.microsoft.com/office/word/2010/wordprocessingCanvas" xmlns:cx="http://schemas.microsoft.com/office/drawing/2014/chartex" xmlns:cx1="http://schemas.microsoft.com/office/drawing/2015/9/8/chartex" xmlns:cx2="http://schemas.microsoft.com/office/drawing/2015/10/21/chartex" xmlns:cx3="http://schemas.microsoft.com/office/drawing/2016/5/9/chartex" xmlns:cx4="http://schemas.microsoft.com/office/drawing/2016/5/10/chartex" xmlns:cx5="http://schemas.microsoft.com/office/drawing/2016/5/11/chartex" xmlns:cx6="http://schemas.microsoft.com/office/drawing/2016/5/12/chartex" xmlns:cx7="http://schemas.microsoft.com/office/drawing/2016/5/13/chartex" xmlns:cx8="http://schemas.microsoft.com/office/drawing/2016/5/14/chartex" xmlns:mc="http://schemas.openxmlformats.org/markup-compatibility/2006" xmlns:aink="http://schemas.microsoft.com/office/drawing/2016/ink" xmlns:am3d="http://schemas.microsoft.com/office/drawing/2017/model3d" xmlns:o="urn:schemas-microsoft-com:office:office" xmlns:oel="http://schemas.microsoft.com/office/2019/extlst" xmlns:r="http://schemas.openxmlformats.org/officeDocument/2006/relationships" xmlns:m="http://schemas.openxmlformats.org/officeDocument/2006/math" xmlns:v="urn:schemas-microsoft-com:vml" xmlns:wp14="http://schemas.microsoft.com/office/word/2010/wordprocessingDrawing" xmlns:wp="http://schemas.openxmlformats.org/drawingml/2006/wordprocessingDrawing" xmlns:w10="urn:schemas-microsoft-com:office:word" xmlns:w="http://schemas.openxmlformats.org/wordprocessingml/2006/main" xmlns:w14="http://schemas.microsoft.com/office/word/2010/wordml" xmlns:w15="http://schemas.microsoft.com/office/word/2012/wordml" xmlns:w16cei="http://schemas.microsoft.com/office/word/2026/wordml/cei" xmlns:w16cex="http://schemas.microsoft.com/office/word/2018/wordml/cex" xmlns:w16cid="http://schemas.microsoft.com/office/word/2016/wordml/cid" xmlns:w16="http://schemas.microsoft.com/office/word/2018/wordml" xmlns:w16du="http://schemas.microsoft.com/office/word/2023/wordml/word16du" xmlns:w16sdtdh="http://schemas.microsoft.com/office/word/2020/wordml/sdtdatahash" xmlns:w16sdtfl="http://schemas.microsoft.com/office/word/2024/wordml/sdtformatlock" xmlns:w16se="http://schemas.microsoft.com/office/word/2015/wordml/symex" xmlns:wpg="http://schemas.microsoft.com/office/word/2010/wordprocessingGroup" xmlns:wpi="http://schemas.microsoft.com/office/word/2010/wordprocessingInk" xmlns:wne="http://schemas.microsoft.com/office/word/2006/wordml" xmlns:wps="http://schemas.microsoft.com/office/word/2010/wordprocessingShape" mc:Ignorable="w14 w15 w16se w16cid w16 w16cex w16sdtdh w16sdtfl w16du wp14">
   <w:p>
     <w:pPr>
       <w:pStyle w:val="Header"/>
@@ -27921,7 +30134,7 @@
 </file>
 
 <file path=word/styles.xml><?xml version="1.0" encoding="utf-8"?>
-<w:styles xmlns:mc="http://schemas.openxmlformats.org/markup-compatibility/2006" xmlns:r="http://schemas.openxmlformats.org/officeDocument/2006/relationships" xmlns:w="http://schemas.openxmlformats.org/wordprocessingml/2006/main" xmlns:w14="http://schemas.microsoft.com/office/word/2010/wordml" xmlns:w15="http://schemas.microsoft.com/office/word/2012/wordml" xmlns:w16cex="http://schemas.microsoft.com/office/word/2018/wordml/cex" xmlns:w16cid="http://schemas.microsoft.com/office/word/2016/wordml/cid" xmlns:w16="http://schemas.microsoft.com/office/word/2018/wordml" xmlns:w16sdtdh="http://schemas.microsoft.com/office/word/2020/wordml/sdtdatahash" xmlns:w16se="http://schemas.microsoft.com/office/word/2015/wordml/symex" mc:Ignorable="w14 w15 w16se w16cid w16 w16cex w16sdtdh">
+<w:styles xmlns:mc="http://schemas.openxmlformats.org/markup-compatibility/2006" xmlns:r="http://schemas.openxmlformats.org/officeDocument/2006/relationships" xmlns:w="http://schemas.openxmlformats.org/wordprocessingml/2006/main" xmlns:w14="http://schemas.microsoft.com/office/word/2010/wordml" xmlns:w15="http://schemas.microsoft.com/office/word/2012/wordml" xmlns:w16cex="http://schemas.microsoft.com/office/word/2018/wordml/cex" xmlns:w16cid="http://schemas.microsoft.com/office/word/2016/wordml/cid" xmlns:w16="http://schemas.microsoft.com/office/word/2018/wordml" xmlns:w16du="http://schemas.microsoft.com/office/word/2023/wordml/word16du" xmlns:w16sdtdh="http://schemas.microsoft.com/office/word/2020/wordml/sdtdatahash" xmlns:w16sdtfl="http://schemas.microsoft.com/office/word/2024/wordml/sdtformatlock" xmlns:w16se="http://schemas.microsoft.com/office/word/2015/wordml/symex" mc:Ignorable="w14 w15 w16se w16cid w16 w16cex w16sdtdh w16sdtfl w16du">
   <w:docDefaults>
     <w:rPrDefault>
       <w:rPr>

--- a/TS Jatai Ghanam Project/TS 3.4/TS 3.4 Ghanam Sanskrit Corrections.docx
+++ b/TS Jatai Ghanam Project/TS 3.4/TS 3.4 Ghanam Sanskrit Corrections.docx
@@ -102,7 +102,18 @@
           <w:szCs w:val="32"/>
           <w:u w:val="single"/>
         </w:rPr>
-        <w:t xml:space="preserve">Observed till </w:t>
+        <w:t xml:space="preserve">Observed </w:t>
+      </w:r>
+      <w:proofErr w:type="gramStart"/>
+      <w:r>
+        <w:rPr>
+          <w:b/>
+          <w:bCs/>
+          <w:sz w:val="32"/>
+          <w:szCs w:val="32"/>
+          <w:u w:val="single"/>
+        </w:rPr>
+        <w:t xml:space="preserve">till </w:t>
       </w:r>
       <w:r>
         <w:rPr>
@@ -115,6 +126,7 @@
         </w:rPr>
         <w:t>?????</w:t>
       </w:r>
+      <w:proofErr w:type="gramEnd"/>
     </w:p>
     <w:p>
       <w:pPr>
@@ -2191,6 +2203,600 @@
               </w:rPr>
               <w:t xml:space="preserve">È | </w:t>
             </w:r>
+          </w:p>
+        </w:tc>
+      </w:tr>
+      <w:tr>
+        <w:trPr>
+          <w:trHeight w:val="1329"/>
+        </w:trPr>
+        <w:tc>
+          <w:tcPr>
+            <w:tcW w:w="7166" w:type="dxa"/>
+          </w:tcPr>
+          <w:p>
+            <w:pPr>
+              <w:widowControl w:val="0"/>
+              <w:autoSpaceDE w:val="0"/>
+              <w:autoSpaceDN w:val="0"/>
+              <w:adjustRightInd w:val="0"/>
+              <w:spacing w:before="0" w:line="240" w:lineRule="auto"/>
+              <w:rPr>
+                <w:rFonts w:ascii="BRH Devanagari Extra" w:hAnsi="BRH Devanagari Extra" w:cs="BRH Devanagari Extra"/>
+                <w:color w:val="000000"/>
+                <w:sz w:val="32"/>
+                <w:szCs w:val="32"/>
+              </w:rPr>
+            </w:pPr>
+            <w:r>
+              <w:rPr>
+                <w:rFonts w:cs="BRH Devanagari Extra"/>
+                <w:color w:val="000000"/>
+                <w:szCs w:val="32"/>
+              </w:rPr>
+              <w:t>34</w:t>
+            </w:r>
+            <w:r>
+              <w:rPr>
+                <w:rFonts w:ascii="BRH Devanagari Extra" w:hAnsi="BRH Devanagari Extra" w:cs="BRH Devanagari Extra"/>
+                <w:color w:val="000000"/>
+                <w:sz w:val="32"/>
+                <w:szCs w:val="32"/>
+              </w:rPr>
+              <w:t>)</w:t>
+            </w:r>
+            <w:r>
+              <w:rPr>
+                <w:rFonts w:ascii="BRH Devanagari Extra" w:hAnsi="BRH Devanagari Extra" w:cs="BRH Devanagari Extra"/>
+                <w:color w:val="000000"/>
+                <w:sz w:val="32"/>
+                <w:szCs w:val="32"/>
+              </w:rPr>
+              <w:tab/>
+            </w:r>
+            <w:r>
+              <w:rPr>
+                <w:rFonts w:cs="BRH Devanagari Extra"/>
+                <w:color w:val="000000"/>
+                <w:szCs w:val="32"/>
+              </w:rPr>
+              <w:t>3</w:t>
+            </w:r>
+            <w:r>
+              <w:rPr>
+                <w:rFonts w:ascii="BRH Devanagari Extra" w:hAnsi="BRH Devanagari Extra" w:cs="BRH Devanagari Extra"/>
+                <w:color w:val="000000"/>
+                <w:sz w:val="32"/>
+                <w:szCs w:val="32"/>
+              </w:rPr>
+              <w:t>.</w:t>
+            </w:r>
+            <w:r>
+              <w:rPr>
+                <w:rFonts w:cs="BRH Devanagari Extra"/>
+                <w:color w:val="000000"/>
+                <w:szCs w:val="32"/>
+              </w:rPr>
+              <w:t>4</w:t>
+            </w:r>
+            <w:r>
+              <w:rPr>
+                <w:rFonts w:ascii="BRH Devanagari Extra" w:hAnsi="BRH Devanagari Extra" w:cs="BRH Devanagari Extra"/>
+                <w:color w:val="000000"/>
+                <w:sz w:val="32"/>
+                <w:szCs w:val="32"/>
+              </w:rPr>
+              <w:t>.</w:t>
+            </w:r>
+            <w:r>
+              <w:rPr>
+                <w:rFonts w:cs="BRH Devanagari Extra"/>
+                <w:color w:val="000000"/>
+                <w:szCs w:val="32"/>
+              </w:rPr>
+              <w:t>11</w:t>
+            </w:r>
+            <w:r>
+              <w:rPr>
+                <w:rFonts w:ascii="BRH Devanagari Extra" w:hAnsi="BRH Devanagari Extra" w:cs="BRH Devanagari Extra"/>
+                <w:color w:val="000000"/>
+                <w:sz w:val="32"/>
+                <w:szCs w:val="32"/>
+              </w:rPr>
+              <w:t>.</w:t>
+            </w:r>
+            <w:r>
+              <w:rPr>
+                <w:rFonts w:cs="BRH Devanagari Extra"/>
+                <w:color w:val="000000"/>
+                <w:szCs w:val="32"/>
+              </w:rPr>
+              <w:t>1</w:t>
+            </w:r>
+            <w:r>
+              <w:rPr>
+                <w:rFonts w:ascii="BRH Devanagari Extra" w:hAnsi="BRH Devanagari Extra" w:cs="BRH Devanagari Extra"/>
+                <w:color w:val="000000"/>
+                <w:sz w:val="32"/>
+                <w:szCs w:val="32"/>
+              </w:rPr>
+              <w:t>(</w:t>
+            </w:r>
+            <w:r>
+              <w:rPr>
+                <w:rFonts w:cs="BRH Devanagari Extra"/>
+                <w:color w:val="000000"/>
+                <w:szCs w:val="32"/>
+              </w:rPr>
+              <w:t>27</w:t>
+            </w:r>
+            <w:r>
+              <w:rPr>
+                <w:rFonts w:ascii="BRH Devanagari Extra" w:hAnsi="BRH Devanagari Extra" w:cs="BRH Devanagari Extra"/>
+                <w:color w:val="000000"/>
+                <w:sz w:val="32"/>
+                <w:szCs w:val="32"/>
+              </w:rPr>
+              <w:t>)-</w:t>
+            </w:r>
+            <w:r>
+              <w:rPr>
+                <w:rFonts w:ascii="BRH Devanagari Extra" w:hAnsi="BRH Devanagari Extra" w:cs="BRH Devanagari Extra"/>
+                <w:color w:val="000000"/>
+                <w:sz w:val="32"/>
+                <w:szCs w:val="32"/>
+              </w:rPr>
+              <w:t xml:space="preserve"> </w:t>
+            </w:r>
+            <w:r>
+              <w:rPr>
+                <w:rFonts w:ascii="BRH Devanagari Extra" w:hAnsi="BRH Devanagari Extra" w:cs="BRH Devanagari Extra"/>
+                <w:color w:val="000000"/>
+                <w:sz w:val="32"/>
+                <w:szCs w:val="32"/>
+              </w:rPr>
+              <w:t>´ÉuÉÉ</w:t>
+            </w:r>
+            <w:r>
+              <w:rPr>
+                <w:rFonts w:ascii="BRH Devanagari Extra" w:hAnsi="BRH Devanagari Extra" w:cs="BRH Devanagari Extra"/>
+                <w:color w:val="000000"/>
+                <w:sz w:val="26"/>
+                <w:szCs w:val="32"/>
+              </w:rPr>
+              <w:t>óè</w:t>
+            </w:r>
+            <w:r>
+              <w:rPr>
+                <w:rFonts w:ascii="BRH Devanagari Extra" w:hAnsi="BRH Devanagari Extra" w:cs="BRH Devanagari Extra"/>
+                <w:color w:val="000000"/>
+                <w:sz w:val="32"/>
+                <w:szCs w:val="32"/>
+              </w:rPr>
+              <w:t>þÍxÉ ||</w:t>
+            </w:r>
+          </w:p>
+          <w:p>
+            <w:pPr>
+              <w:widowControl w:val="0"/>
+              <w:autoSpaceDE w:val="0"/>
+              <w:autoSpaceDN w:val="0"/>
+              <w:adjustRightInd w:val="0"/>
+              <w:spacing w:before="0" w:line="240" w:lineRule="auto"/>
+              <w:rPr>
+                <w:rFonts w:cs="ar"/>
+                <w:color w:val="000000"/>
+                <w:szCs w:val="36"/>
+              </w:rPr>
+            </w:pPr>
+            <w:r>
+              <w:rPr>
+                <w:rFonts w:ascii="BRH Devanagari Extra" w:hAnsi="BRH Devanagari Extra" w:cs="BRH Devanagari Extra"/>
+                <w:color w:val="000000"/>
+                <w:sz w:val="32"/>
+                <w:szCs w:val="32"/>
+                <w:highlight w:val="yellow"/>
+              </w:rPr>
+              <w:t>´É</w:t>
+            </w:r>
+            <w:r>
+              <w:rPr>
+                <w:rFonts w:ascii="BRH Malayalam Extra" w:hAnsi="BRH Malayalam Extra" w:cs="BRH Devanagari Extra"/>
+                <w:color w:val="000000"/>
+                <w:szCs w:val="32"/>
+              </w:rPr>
+              <w:t>–</w:t>
+            </w:r>
+            <w:r>
+              <w:rPr>
+                <w:rFonts w:ascii="BRH Devanagari Extra" w:hAnsi="BRH Devanagari Extra" w:cs="BRH Devanagari Extra"/>
+                <w:color w:val="000000"/>
+                <w:sz w:val="32"/>
+                <w:szCs w:val="32"/>
+              </w:rPr>
+              <w:t>uÉÉ</w:t>
+            </w:r>
+            <w:r>
+              <w:rPr>
+                <w:rFonts w:ascii="BRH Malayalam Extra" w:hAnsi="BRH Malayalam Extra" w:cs="BRH Devanagari Extra"/>
+                <w:color w:val="000000"/>
+                <w:szCs w:val="32"/>
+              </w:rPr>
+              <w:t>–</w:t>
+            </w:r>
+            <w:r>
+              <w:rPr>
+                <w:rFonts w:ascii="BRH Devanagari Extra" w:hAnsi="BRH Devanagari Extra" w:cs="BRH Devanagari Extra"/>
+                <w:color w:val="000000"/>
+                <w:sz w:val="26"/>
+                <w:szCs w:val="32"/>
+              </w:rPr>
+              <w:t>óè</w:t>
+            </w:r>
+            <w:r>
+              <w:rPr>
+                <w:rFonts w:ascii="BRH Malayalam Extra" w:hAnsi="BRH Malayalam Extra" w:cs="BRH Devanagari Extra"/>
+                <w:color w:val="000000"/>
+                <w:szCs w:val="32"/>
+              </w:rPr>
+              <w:t>–</w:t>
+            </w:r>
+            <w:r>
+              <w:rPr>
+                <w:rFonts w:ascii="BRH Devanagari Extra" w:hAnsi="BRH Devanagari Extra" w:cs="BRH Devanagari Extra"/>
+                <w:color w:val="000000"/>
+                <w:sz w:val="32"/>
+                <w:szCs w:val="32"/>
+              </w:rPr>
+              <w:t>xÉÏÌiÉ</w:t>
+            </w:r>
+            <w:r>
+              <w:rPr>
+                <w:rFonts w:ascii="BRH Malayalam Extra" w:hAnsi="BRH Malayalam Extra" w:cs="BRH Devanagari Extra"/>
+                <w:color w:val="000000"/>
+                <w:szCs w:val="32"/>
+              </w:rPr>
+              <w:t>–</w:t>
+            </w:r>
+            <w:r>
+              <w:rPr>
+                <w:rFonts w:ascii="BRH Devanagari Extra" w:hAnsi="BRH Devanagari Extra" w:cs="BRH Devanagari Extra"/>
+                <w:color w:val="000000"/>
+                <w:sz w:val="32"/>
+                <w:szCs w:val="32"/>
+              </w:rPr>
+              <w:t xml:space="preserve"> ´ÉuÉÉ</w:t>
+            </w:r>
+            <w:r>
+              <w:rPr>
+                <w:rFonts w:ascii="BRH Devanagari Extra" w:hAnsi="BRH Devanagari Extra" w:cs="BRH Devanagari Extra"/>
+                <w:color w:val="000000"/>
+                <w:sz w:val="26"/>
+                <w:szCs w:val="32"/>
+              </w:rPr>
+              <w:t>óè</w:t>
+            </w:r>
+            <w:r>
+              <w:rPr>
+                <w:rFonts w:ascii="BRH Devanagari Extra" w:hAnsi="BRH Devanagari Extra" w:cs="BRH Devanagari Extra"/>
+                <w:color w:val="000000"/>
+                <w:sz w:val="32"/>
+                <w:szCs w:val="32"/>
+              </w:rPr>
+              <w:t xml:space="preserve">þÍxÉ | </w:t>
+            </w:r>
+          </w:p>
+        </w:tc>
+        <w:tc>
+          <w:tcPr>
+            <w:tcW w:w="7371" w:type="dxa"/>
+          </w:tcPr>
+          <w:p>
+            <w:pPr>
+              <w:widowControl w:val="0"/>
+              <w:autoSpaceDE w:val="0"/>
+              <w:autoSpaceDN w:val="0"/>
+              <w:adjustRightInd w:val="0"/>
+              <w:spacing w:before="0" w:line="240" w:lineRule="auto"/>
+              <w:rPr>
+                <w:rFonts w:ascii="BRH Devanagari Extra" w:hAnsi="BRH Devanagari Extra" w:cs="BRH Devanagari Extra"/>
+                <w:color w:val="000000"/>
+                <w:sz w:val="32"/>
+                <w:szCs w:val="32"/>
+              </w:rPr>
+            </w:pPr>
+            <w:r>
+              <w:rPr>
+                <w:rFonts w:cs="BRH Devanagari Extra"/>
+                <w:color w:val="000000"/>
+                <w:szCs w:val="32"/>
+              </w:rPr>
+              <w:t>34</w:t>
+            </w:r>
+            <w:r>
+              <w:rPr>
+                <w:rFonts w:ascii="BRH Devanagari Extra" w:hAnsi="BRH Devanagari Extra" w:cs="BRH Devanagari Extra"/>
+                <w:color w:val="000000"/>
+                <w:sz w:val="32"/>
+                <w:szCs w:val="32"/>
+              </w:rPr>
+              <w:t>)</w:t>
+            </w:r>
+            <w:r>
+              <w:rPr>
+                <w:rFonts w:ascii="BRH Devanagari Extra" w:hAnsi="BRH Devanagari Extra" w:cs="BRH Devanagari Extra"/>
+                <w:color w:val="000000"/>
+                <w:sz w:val="32"/>
+                <w:szCs w:val="32"/>
+              </w:rPr>
+              <w:tab/>
+            </w:r>
+            <w:r>
+              <w:rPr>
+                <w:rFonts w:cs="BRH Devanagari Extra"/>
+                <w:color w:val="000000"/>
+                <w:szCs w:val="32"/>
+              </w:rPr>
+              <w:t>3</w:t>
+            </w:r>
+            <w:r>
+              <w:rPr>
+                <w:rFonts w:ascii="BRH Devanagari Extra" w:hAnsi="BRH Devanagari Extra" w:cs="BRH Devanagari Extra"/>
+                <w:color w:val="000000"/>
+                <w:sz w:val="32"/>
+                <w:szCs w:val="32"/>
+              </w:rPr>
+              <w:t>.</w:t>
+            </w:r>
+            <w:r>
+              <w:rPr>
+                <w:rFonts w:cs="BRH Devanagari Extra"/>
+                <w:color w:val="000000"/>
+                <w:szCs w:val="32"/>
+              </w:rPr>
+              <w:t>4</w:t>
+            </w:r>
+            <w:r>
+              <w:rPr>
+                <w:rFonts w:ascii="BRH Devanagari Extra" w:hAnsi="BRH Devanagari Extra" w:cs="BRH Devanagari Extra"/>
+                <w:color w:val="000000"/>
+                <w:sz w:val="32"/>
+                <w:szCs w:val="32"/>
+              </w:rPr>
+              <w:t>.</w:t>
+            </w:r>
+            <w:r>
+              <w:rPr>
+                <w:rFonts w:cs="BRH Devanagari Extra"/>
+                <w:color w:val="000000"/>
+                <w:szCs w:val="32"/>
+              </w:rPr>
+              <w:t>11</w:t>
+            </w:r>
+            <w:r>
+              <w:rPr>
+                <w:rFonts w:ascii="BRH Devanagari Extra" w:hAnsi="BRH Devanagari Extra" w:cs="BRH Devanagari Extra"/>
+                <w:color w:val="000000"/>
+                <w:sz w:val="32"/>
+                <w:szCs w:val="32"/>
+              </w:rPr>
+              <w:t>.</w:t>
+            </w:r>
+            <w:r>
+              <w:rPr>
+                <w:rFonts w:cs="BRH Devanagari Extra"/>
+                <w:color w:val="000000"/>
+                <w:szCs w:val="32"/>
+              </w:rPr>
+              <w:t>1</w:t>
+            </w:r>
+            <w:r>
+              <w:rPr>
+                <w:rFonts w:ascii="BRH Devanagari Extra" w:hAnsi="BRH Devanagari Extra" w:cs="BRH Devanagari Extra"/>
+                <w:color w:val="000000"/>
+                <w:sz w:val="32"/>
+                <w:szCs w:val="32"/>
+              </w:rPr>
+              <w:t>(</w:t>
+            </w:r>
+            <w:r>
+              <w:rPr>
+                <w:rFonts w:cs="BRH Devanagari Extra"/>
+                <w:color w:val="000000"/>
+                <w:szCs w:val="32"/>
+              </w:rPr>
+              <w:t>27</w:t>
+            </w:r>
+            <w:r>
+              <w:rPr>
+                <w:rFonts w:ascii="BRH Devanagari Extra" w:hAnsi="BRH Devanagari Extra" w:cs="BRH Devanagari Extra"/>
+                <w:color w:val="000000"/>
+                <w:sz w:val="32"/>
+                <w:szCs w:val="32"/>
+              </w:rPr>
+              <w:t>)-</w:t>
+            </w:r>
+            <w:r>
+              <w:rPr>
+                <w:rFonts w:ascii="BRH Devanagari Extra" w:hAnsi="BRH Devanagari Extra" w:cs="BRH Devanagari Extra"/>
+                <w:color w:val="000000"/>
+                <w:sz w:val="32"/>
+                <w:szCs w:val="32"/>
+              </w:rPr>
+              <w:t xml:space="preserve"> </w:t>
+            </w:r>
+            <w:r>
+              <w:rPr>
+                <w:rFonts w:ascii="BRH Devanagari Extra" w:hAnsi="BRH Devanagari Extra" w:cs="BRH Devanagari Extra"/>
+                <w:color w:val="000000"/>
+                <w:sz w:val="32"/>
+                <w:szCs w:val="32"/>
+              </w:rPr>
+              <w:t>´ÉuÉÉ</w:t>
+            </w:r>
+            <w:r>
+              <w:rPr>
+                <w:rFonts w:ascii="BRH Devanagari Extra" w:hAnsi="BRH Devanagari Extra" w:cs="BRH Devanagari Extra"/>
+                <w:color w:val="000000"/>
+                <w:sz w:val="26"/>
+                <w:szCs w:val="32"/>
+              </w:rPr>
+              <w:t>óè</w:t>
+            </w:r>
+            <w:r>
+              <w:rPr>
+                <w:rFonts w:ascii="BRH Devanagari Extra" w:hAnsi="BRH Devanagari Extra" w:cs="BRH Devanagari Extra"/>
+                <w:color w:val="000000"/>
+                <w:sz w:val="32"/>
+                <w:szCs w:val="32"/>
+              </w:rPr>
+              <w:t>þÍxÉ ||</w:t>
+            </w:r>
+          </w:p>
+          <w:p>
+            <w:pPr>
+              <w:widowControl w:val="0"/>
+              <w:autoSpaceDE w:val="0"/>
+              <w:autoSpaceDN w:val="0"/>
+              <w:adjustRightInd w:val="0"/>
+              <w:spacing w:before="0" w:line="240" w:lineRule="auto"/>
+              <w:rPr>
+                <w:rFonts w:cs="ar"/>
+                <w:color w:val="000000"/>
+                <w:szCs w:val="36"/>
+              </w:rPr>
+            </w:pPr>
+            <w:r>
+              <w:rPr>
+                <w:rFonts w:ascii="BRH Devanagari Extra" w:hAnsi="BRH Devanagari Extra" w:cs="BRH Devanagari Extra"/>
+                <w:color w:val="000000"/>
+                <w:sz w:val="32"/>
+                <w:szCs w:val="32"/>
+                <w:highlight w:val="green"/>
+              </w:rPr>
+              <w:t>´É</w:t>
+            </w:r>
+            <w:r>
+              <w:rPr>
+                <w:rFonts w:ascii="BRH Devanagari Extra" w:hAnsi="BRH Devanagari Extra" w:cs="BRH Devanagari Extra"/>
+                <w:color w:val="000000"/>
+                <w:sz w:val="32"/>
+                <w:szCs w:val="32"/>
+              </w:rPr>
+              <w:t>uÉÉ</w:t>
+            </w:r>
+            <w:r>
+              <w:rPr>
+                <w:rFonts w:ascii="BRH Malayalam Extra" w:hAnsi="BRH Malayalam Extra" w:cs="BRH Devanagari Extra"/>
+                <w:color w:val="000000"/>
+                <w:szCs w:val="32"/>
+              </w:rPr>
+              <w:t>–</w:t>
+            </w:r>
+            <w:r>
+              <w:rPr>
+                <w:rFonts w:ascii="BRH Devanagari Extra" w:hAnsi="BRH Devanagari Extra" w:cs="BRH Devanagari Extra"/>
+                <w:color w:val="000000"/>
+                <w:sz w:val="26"/>
+                <w:szCs w:val="32"/>
+              </w:rPr>
+              <w:t>óè</w:t>
+            </w:r>
+            <w:r>
+              <w:rPr>
+                <w:rFonts w:ascii="BRH Malayalam Extra" w:hAnsi="BRH Malayalam Extra" w:cs="BRH Devanagari Extra"/>
+                <w:color w:val="000000"/>
+                <w:szCs w:val="32"/>
+              </w:rPr>
+              <w:t>–</w:t>
+            </w:r>
+            <w:r>
+              <w:rPr>
+                <w:rFonts w:ascii="BRH Devanagari Extra" w:hAnsi="BRH Devanagari Extra" w:cs="BRH Devanagari Extra"/>
+                <w:color w:val="000000"/>
+                <w:sz w:val="32"/>
+                <w:szCs w:val="32"/>
+              </w:rPr>
+              <w:t>xÉÏÌiÉ</w:t>
+            </w:r>
+            <w:r>
+              <w:rPr>
+                <w:rFonts w:ascii="BRH Malayalam Extra" w:hAnsi="BRH Malayalam Extra" w:cs="BRH Devanagari Extra"/>
+                <w:color w:val="000000"/>
+                <w:szCs w:val="32"/>
+              </w:rPr>
+              <w:t>–</w:t>
+            </w:r>
+            <w:r>
+              <w:rPr>
+                <w:rFonts w:ascii="BRH Devanagari Extra" w:hAnsi="BRH Devanagari Extra" w:cs="BRH Devanagari Extra"/>
+                <w:color w:val="000000"/>
+                <w:sz w:val="32"/>
+                <w:szCs w:val="32"/>
+              </w:rPr>
+              <w:t xml:space="preserve"> ´ÉuÉÉ</w:t>
+            </w:r>
+            <w:r>
+              <w:rPr>
+                <w:rFonts w:ascii="BRH Devanagari Extra" w:hAnsi="BRH Devanagari Extra" w:cs="BRH Devanagari Extra"/>
+                <w:color w:val="000000"/>
+                <w:sz w:val="26"/>
+                <w:szCs w:val="32"/>
+              </w:rPr>
+              <w:t>óè</w:t>
+            </w:r>
+            <w:r>
+              <w:rPr>
+                <w:rFonts w:ascii="BRH Devanagari Extra" w:hAnsi="BRH Devanagari Extra" w:cs="BRH Devanagari Extra"/>
+                <w:color w:val="000000"/>
+                <w:sz w:val="32"/>
+                <w:szCs w:val="32"/>
+              </w:rPr>
+              <w:t xml:space="preserve">þÍxÉ | </w:t>
+            </w:r>
+          </w:p>
+        </w:tc>
+      </w:tr>
+      <w:tr>
+        <w:trPr>
+          <w:trHeight w:val="1338"/>
+        </w:trPr>
+        <w:tc>
+          <w:tcPr>
+            <w:tcW w:w="7166" w:type="dxa"/>
+          </w:tcPr>
+          <w:p>
+            <w:pPr>
+              <w:widowControl w:val="0"/>
+              <w:autoSpaceDE w:val="0"/>
+              <w:autoSpaceDN w:val="0"/>
+              <w:adjustRightInd w:val="0"/>
+              <w:spacing w:before="0" w:line="240" w:lineRule="auto"/>
+              <w:rPr>
+                <w:rFonts w:cs="BRH Devanagari Extra"/>
+                <w:color w:val="000000"/>
+                <w:szCs w:val="32"/>
+              </w:rPr>
+            </w:pPr>
+          </w:p>
+        </w:tc>
+        <w:tc>
+          <w:tcPr>
+            <w:tcW w:w="7371" w:type="dxa"/>
+          </w:tcPr>
+          <w:p>
+            <w:pPr>
+              <w:widowControl w:val="0"/>
+              <w:autoSpaceDE w:val="0"/>
+              <w:autoSpaceDN w:val="0"/>
+              <w:adjustRightInd w:val="0"/>
+              <w:spacing w:before="0" w:line="240" w:lineRule="auto"/>
+              <w:rPr>
+                <w:rFonts w:cs="BRH Devanagari Extra"/>
+                <w:color w:val="000000"/>
+                <w:szCs w:val="32"/>
+              </w:rPr>
+            </w:pPr>
           </w:p>
         </w:tc>
       </w:tr>
@@ -2539,7 +3145,6 @@
                 <w:color w:val="000000"/>
                 <w:szCs w:val="32"/>
               </w:rPr>
-              <w:lastRenderedPageBreak/>
               <w:t>15</w:t>
             </w:r>
             <w:r>
@@ -4814,7 +5419,17 @@
                 <w:sz w:val="32"/>
                 <w:szCs w:val="32"/>
               </w:rPr>
-              <w:t>xrÉ mÉ</w:t>
+              <w:t xml:space="preserve">xrÉ </w:t>
+            </w:r>
+            <w:r>
+              <w:rPr>
+                <w:rFonts w:ascii="BRH Devanagari Extra" w:hAnsi="BRH Devanagari Extra" w:cs="BRH Devanagari Extra"/>
+                <w:color w:val="000000"/>
+                <w:sz w:val="32"/>
+                <w:szCs w:val="32"/>
+              </w:rPr>
+              <w:lastRenderedPageBreak/>
+              <w:t>mÉ</w:t>
             </w:r>
             <w:r>
               <w:rPr>
@@ -5214,7 +5829,6 @@
                 <w:sz w:val="32"/>
                 <w:szCs w:val="32"/>
               </w:rPr>
-              <w:lastRenderedPageBreak/>
               <w:t>sÉþ</w:t>
             </w:r>
             <w:r>
@@ -6358,6 +6972,7 @@
                 <w:sz w:val="32"/>
                 <w:szCs w:val="32"/>
               </w:rPr>
+              <w:lastRenderedPageBreak/>
               <w:t>mÉ</w:t>
             </w:r>
             <w:r>
@@ -6720,7 +7335,6 @@
                 <w:sz w:val="32"/>
                 <w:szCs w:val="32"/>
               </w:rPr>
-              <w:lastRenderedPageBreak/>
               <w:t>sÉ</w:t>
             </w:r>
             <w:r>
@@ -9624,7 +10238,6 @@
                 <w:color w:val="000000"/>
                 <w:szCs w:val="32"/>
               </w:rPr>
-              <w:lastRenderedPageBreak/>
               <w:t>28</w:t>
             </w:r>
             <w:r>
@@ -12201,7 +12814,6 @@
                 <w:color w:val="000000"/>
                 <w:szCs w:val="32"/>
               </w:rPr>
-              <w:lastRenderedPageBreak/>
               <w:t>35</w:t>
             </w:r>
             <w:r>
@@ -15998,7 +16610,6 @@
                 <w:color w:val="000000"/>
                 <w:szCs w:val="32"/>
               </w:rPr>
-              <w:lastRenderedPageBreak/>
               <w:t>34</w:t>
             </w:r>
             <w:r>
@@ -19910,7 +20521,6 @@
                 <w:color w:val="000000"/>
                 <w:szCs w:val="32"/>
               </w:rPr>
-              <w:lastRenderedPageBreak/>
               <w:t>1</w:t>
             </w:r>
             <w:r>
@@ -23848,7 +24458,6 @@
                 <w:color w:val="000000"/>
                 <w:szCs w:val="32"/>
               </w:rPr>
-              <w:lastRenderedPageBreak/>
               <w:t>30</w:t>
             </w:r>
             <w:r>
@@ -27272,7 +27881,6 @@
                 <w:sz w:val="32"/>
                 <w:szCs w:val="32"/>
               </w:rPr>
-              <w:lastRenderedPageBreak/>
               <w:t>lÉælÉþ qÉålÉ</w:t>
             </w:r>
             <w:r>
@@ -28110,7 +28718,6 @@
                 <w:color w:val="000000"/>
                 <w:szCs w:val="32"/>
               </w:rPr>
-              <w:lastRenderedPageBreak/>
               <w:t>47</w:t>
             </w:r>
             <w:r>
@@ -28272,7 +28879,6 @@
                 <w:sz w:val="32"/>
                 <w:szCs w:val="32"/>
               </w:rPr>
-              <w:lastRenderedPageBreak/>
               <w:t>lÉælÉþ qÉålÉ</w:t>
             </w:r>
             <w:r>
@@ -29425,7 +30031,6 @@
                 <w:sz w:val="32"/>
                 <w:szCs w:val="32"/>
               </w:rPr>
-              <w:lastRenderedPageBreak/>
               <w:t>Reference</w:t>
             </w:r>
           </w:p>
@@ -29450,7 +30055,6 @@
                 <w:sz w:val="32"/>
                 <w:szCs w:val="32"/>
               </w:rPr>
-              <w:lastRenderedPageBreak/>
               <w:t>As Printed</w:t>
             </w:r>
           </w:p>

--- a/TS Jatai Ghanam Project/TS 3.4/TS 3.4 Ghanam Sanskrit Corrections.docx
+++ b/TS Jatai Ghanam Project/TS 3.4/TS 3.4 Ghanam Sanskrit Corrections.docx
@@ -1,6 +1,6 @@
 
 <file path=word/document.xml><?xml version="1.0" encoding="utf-8"?>
-<w:document xmlns:wpc="http://schemas.microsoft.com/office/word/2010/wordprocessingCanvas" xmlns:cx="http://schemas.microsoft.com/office/drawing/2014/chartex" xmlns:cx1="http://schemas.microsoft.com/office/drawing/2015/9/8/chartex" xmlns:cx2="http://schemas.microsoft.com/office/drawing/2015/10/21/chartex" xmlns:cx3="http://schemas.microsoft.com/office/drawing/2016/5/9/chartex" xmlns:cx4="http://schemas.microsoft.com/office/drawing/2016/5/10/chartex" xmlns:cx5="http://schemas.microsoft.com/office/drawing/2016/5/11/chartex" xmlns:cx6="http://schemas.microsoft.com/office/drawing/2016/5/12/chartex" xmlns:cx7="http://schemas.microsoft.com/office/drawing/2016/5/13/chartex" xmlns:cx8="http://schemas.microsoft.com/office/drawing/2016/5/14/chartex" xmlns:mc="http://schemas.openxmlformats.org/markup-compatibility/2006" xmlns:aink="http://schemas.microsoft.com/office/drawing/2016/ink" xmlns:am3d="http://schemas.microsoft.com/office/drawing/2017/model3d" xmlns:o="urn:schemas-microsoft-com:office:office" xmlns:oel="http://schemas.microsoft.com/office/2019/extlst" xmlns:r="http://schemas.openxmlformats.org/officeDocument/2006/relationships" xmlns:m="http://schemas.openxmlformats.org/officeDocument/2006/math" xmlns:v="urn:schemas-microsoft-com:vml" xmlns:wp14="http://schemas.microsoft.com/office/word/2010/wordprocessingDrawing" xmlns:wp="http://schemas.openxmlformats.org/drawingml/2006/wordprocessingDrawing" xmlns:w10="urn:schemas-microsoft-com:office:word" xmlns:w="http://schemas.openxmlformats.org/wordprocessingml/2006/main" xmlns:w14="http://schemas.microsoft.com/office/word/2010/wordml" xmlns:w15="http://schemas.microsoft.com/office/word/2012/wordml" xmlns:w16cei="http://schemas.microsoft.com/office/word/2026/wordml/cei" xmlns:w16cex="http://schemas.microsoft.com/office/word/2018/wordml/cex" xmlns:w16cid="http://schemas.microsoft.com/office/word/2016/wordml/cid" xmlns:w16="http://schemas.microsoft.com/office/word/2018/wordml" xmlns:w16du="http://schemas.microsoft.com/office/word/2023/wordml/word16du" xmlns:w16sdtdh="http://schemas.microsoft.com/office/word/2020/wordml/sdtdatahash" xmlns:w16sdtfl="http://schemas.microsoft.com/office/word/2024/wordml/sdtformatlock" xmlns:w16se="http://schemas.microsoft.com/office/word/2015/wordml/symex" xmlns:wpg="http://schemas.microsoft.com/office/word/2010/wordprocessingGroup" xmlns:wpi="http://schemas.microsoft.com/office/word/2010/wordprocessingInk" xmlns:wne="http://schemas.microsoft.com/office/word/2006/wordml" xmlns:wps="http://schemas.microsoft.com/office/word/2010/wordprocessingShape" mc:Ignorable="w14 w15 w16se w16cid w16 w16cex w16sdtdh w16sdtfl w16du wp14">
+<w:document xmlns:wpc="http://schemas.microsoft.com/office/word/2010/wordprocessingCanvas" xmlns:cx="http://schemas.microsoft.com/office/drawing/2014/chartex" xmlns:cx1="http://schemas.microsoft.com/office/drawing/2015/9/8/chartex" xmlns:cx2="http://schemas.microsoft.com/office/drawing/2015/10/21/chartex" xmlns:cx3="http://schemas.microsoft.com/office/drawing/2016/5/9/chartex" xmlns:cx4="http://schemas.microsoft.com/office/drawing/2016/5/10/chartex" xmlns:cx5="http://schemas.microsoft.com/office/drawing/2016/5/11/chartex" xmlns:cx6="http://schemas.microsoft.com/office/drawing/2016/5/12/chartex" xmlns:cx7="http://schemas.microsoft.com/office/drawing/2016/5/13/chartex" xmlns:cx8="http://schemas.microsoft.com/office/drawing/2016/5/14/chartex" xmlns:mc="http://schemas.openxmlformats.org/markup-compatibility/2006" xmlns:aink="http://schemas.microsoft.com/office/drawing/2016/ink" xmlns:am3d="http://schemas.microsoft.com/office/drawing/2017/model3d" xmlns:o="urn:schemas-microsoft-com:office:office" xmlns:oel="http://schemas.microsoft.com/office/2019/extlst" xmlns:r="http://schemas.openxmlformats.org/officeDocument/2006/relationships" xmlns:m="http://schemas.openxmlformats.org/officeDocument/2006/math" xmlns:v="urn:schemas-microsoft-com:vml" xmlns:wp14="http://schemas.microsoft.com/office/word/2010/wordprocessingDrawing" xmlns:wp="http://schemas.openxmlformats.org/drawingml/2006/wordprocessingDrawing" xmlns:w10="urn:schemas-microsoft-com:office:word" xmlns:w="http://schemas.openxmlformats.org/wordprocessingml/2006/main" xmlns:w14="http://schemas.microsoft.com/office/word/2010/wordml" xmlns:w15="http://schemas.microsoft.com/office/word/2012/wordml" xmlns:w16cex="http://schemas.microsoft.com/office/word/2018/wordml/cex" xmlns:w16cid="http://schemas.microsoft.com/office/word/2016/wordml/cid" xmlns:w16="http://schemas.microsoft.com/office/word/2018/wordml" xmlns:w16du="http://schemas.microsoft.com/office/word/2023/wordml/word16du" xmlns:w16sdtdh="http://schemas.microsoft.com/office/word/2020/wordml/sdtdatahash" xmlns:w16sdtfl="http://schemas.microsoft.com/office/word/2024/wordml/sdtformatlock" xmlns:w16se="http://schemas.microsoft.com/office/word/2015/wordml/symex" xmlns:wpg="http://schemas.microsoft.com/office/word/2010/wordprocessingGroup" xmlns:wpi="http://schemas.microsoft.com/office/word/2010/wordprocessingInk" xmlns:wne="http://schemas.microsoft.com/office/word/2006/wordml" xmlns:wps="http://schemas.microsoft.com/office/word/2010/wordprocessingShape" mc:Ignorable="w14 w15 w16se w16cid w16 w16cex w16sdtdh w16sdtfl w16du wp14">
   <w:body>
     <w:p>
       <w:pPr>
@@ -102,9 +102,8 @@
           <w:szCs w:val="32"/>
           <w:u w:val="single"/>
         </w:rPr>
-        <w:t xml:space="preserve">Observed </w:t>
+        <w:t xml:space="preserve">Observed till </w:t>
       </w:r>
-      <w:proofErr w:type="gramStart"/>
       <w:r>
         <w:rPr>
           <w:b/>
@@ -113,20 +112,8 @@
           <w:szCs w:val="32"/>
           <w:u w:val="single"/>
         </w:rPr>
-        <w:t xml:space="preserve">till </w:t>
+        <w:t>31st Aug 2026</w:t>
       </w:r>
-      <w:r>
-        <w:rPr>
-          <w:b/>
-          <w:bCs/>
-          <w:sz w:val="32"/>
-          <w:szCs w:val="32"/>
-          <w:highlight w:val="red"/>
-          <w:u w:val="single"/>
-        </w:rPr>
-        <w:t>?????</w:t>
-      </w:r>
-      <w:proofErr w:type="gramEnd"/>
     </w:p>
     <w:p>
       <w:pPr>
@@ -2757,50 +2744,30 @@
           </w:p>
         </w:tc>
       </w:tr>
-      <w:tr>
-        <w:trPr>
-          <w:trHeight w:val="1338"/>
-        </w:trPr>
-        <w:tc>
-          <w:tcPr>
-            <w:tcW w:w="7166" w:type="dxa"/>
-          </w:tcPr>
-          <w:p>
-            <w:pPr>
-              <w:widowControl w:val="0"/>
-              <w:autoSpaceDE w:val="0"/>
-              <w:autoSpaceDN w:val="0"/>
-              <w:adjustRightInd w:val="0"/>
-              <w:spacing w:before="0" w:line="240" w:lineRule="auto"/>
-              <w:rPr>
-                <w:rFonts w:cs="BRH Devanagari Extra"/>
-                <w:color w:val="000000"/>
-                <w:szCs w:val="32"/>
-              </w:rPr>
-            </w:pPr>
-          </w:p>
-        </w:tc>
-        <w:tc>
-          <w:tcPr>
-            <w:tcW w:w="7371" w:type="dxa"/>
-          </w:tcPr>
-          <w:p>
-            <w:pPr>
-              <w:widowControl w:val="0"/>
-              <w:autoSpaceDE w:val="0"/>
-              <w:autoSpaceDN w:val="0"/>
-              <w:adjustRightInd w:val="0"/>
-              <w:spacing w:before="0" w:line="240" w:lineRule="auto"/>
-              <w:rPr>
-                <w:rFonts w:cs="BRH Devanagari Extra"/>
-                <w:color w:val="000000"/>
-                <w:szCs w:val="32"/>
-              </w:rPr>
-            </w:pPr>
-          </w:p>
-        </w:tc>
-      </w:tr>
     </w:tbl>
+    <w:p>
+      <w:pPr>
+        <w:spacing w:before="0" w:line="240" w:lineRule="auto"/>
+        <w:jc w:val="center"/>
+        <w:rPr>
+          <w:b/>
+          <w:bCs/>
+          <w:sz w:val="32"/>
+          <w:szCs w:val="32"/>
+          <w:u w:val="single"/>
+        </w:rPr>
+      </w:pPr>
+      <w:r>
+        <w:rPr>
+          <w:b/>
+          <w:bCs/>
+          <w:sz w:val="32"/>
+          <w:szCs w:val="32"/>
+          <w:u w:val="single"/>
+        </w:rPr>
+        <w:t>=============</w:t>
+      </w:r>
+    </w:p>
     <w:p>
       <w:pPr>
         <w:spacing w:before="0" w:line="240" w:lineRule="auto"/>
@@ -2847,6 +2814,7 @@
           <w:szCs w:val="32"/>
           <w:u w:val="single"/>
         </w:rPr>
+        <w:lastRenderedPageBreak/>
         <w:t xml:space="preserve">TS </w:t>
       </w:r>
       <w:r>
@@ -5419,17 +5387,7 @@
                 <w:sz w:val="32"/>
                 <w:szCs w:val="32"/>
               </w:rPr>
-              <w:t xml:space="preserve">xrÉ </w:t>
-            </w:r>
-            <w:r>
-              <w:rPr>
-                <w:rFonts w:ascii="BRH Devanagari Extra" w:hAnsi="BRH Devanagari Extra" w:cs="BRH Devanagari Extra"/>
-                <w:color w:val="000000"/>
-                <w:sz w:val="32"/>
-                <w:szCs w:val="32"/>
-              </w:rPr>
-              <w:lastRenderedPageBreak/>
-              <w:t>mÉ</w:t>
+              <w:t>xrÉ mÉ</w:t>
             </w:r>
             <w:r>
               <w:rPr>
@@ -5524,6 +5482,7 @@
                 <w:color w:val="000000"/>
                 <w:szCs w:val="32"/>
               </w:rPr>
+              <w:lastRenderedPageBreak/>
               <w:t>45</w:t>
             </w:r>
             <w:r>
@@ -6972,7 +6931,6 @@
                 <w:sz w:val="32"/>
                 <w:szCs w:val="32"/>
               </w:rPr>
-              <w:lastRenderedPageBreak/>
               <w:t>mÉ</w:t>
             </w:r>
             <w:r>
@@ -7058,6 +7016,7 @@
                 <w:color w:val="000000"/>
                 <w:szCs w:val="32"/>
               </w:rPr>
+              <w:lastRenderedPageBreak/>
               <w:t>45</w:t>
             </w:r>
             <w:r>
@@ -10238,6 +10197,7 @@
                 <w:color w:val="000000"/>
                 <w:szCs w:val="32"/>
               </w:rPr>
+              <w:lastRenderedPageBreak/>
               <w:t>28</w:t>
             </w:r>
             <w:r>
@@ -12814,6 +12774,7 @@
                 <w:color w:val="000000"/>
                 <w:szCs w:val="32"/>
               </w:rPr>
+              <w:lastRenderedPageBreak/>
               <w:t>35</w:t>
             </w:r>
             <w:r>
@@ -16610,6 +16571,7 @@
                 <w:color w:val="000000"/>
                 <w:szCs w:val="32"/>
               </w:rPr>
+              <w:lastRenderedPageBreak/>
               <w:t>34</w:t>
             </w:r>
             <w:r>
@@ -20521,6 +20483,7 @@
                 <w:color w:val="000000"/>
                 <w:szCs w:val="32"/>
               </w:rPr>
+              <w:lastRenderedPageBreak/>
               <w:t>1</w:t>
             </w:r>
             <w:r>
@@ -22968,132 +22931,7 @@
                 <w:sz w:val="32"/>
                 <w:szCs w:val="32"/>
               </w:rPr>
-              <w:t>þiÉÉ mÉëÌiÉsÉÉå</w:t>
-            </w:r>
-            <w:r>
-              <w:rPr>
-                <w:rFonts w:ascii="BRH Malayalam Extra" w:hAnsi="BRH Malayalam Extra" w:cs="BRH Devanagari Extra"/>
-                <w:color w:val="000000"/>
-                <w:szCs w:val="32"/>
-              </w:rPr>
-              <w:t>–</w:t>
-            </w:r>
-            <w:r>
-              <w:rPr>
-                <w:rFonts w:ascii="BRH Devanagari Extra" w:hAnsi="BRH Devanagari Extra" w:cs="BRH Devanagari Extra"/>
-                <w:color w:val="000000"/>
-                <w:sz w:val="32"/>
-                <w:szCs w:val="32"/>
-              </w:rPr>
-              <w:t>qÉqÉç mÉëþÌiÉsÉÉå</w:t>
-            </w:r>
-            <w:r>
-              <w:rPr>
-                <w:rFonts w:ascii="BRH Malayalam Extra" w:hAnsi="BRH Malayalam Extra" w:cs="BRH Devanagari Extra"/>
-                <w:color w:val="000000"/>
-                <w:szCs w:val="32"/>
-              </w:rPr>
-              <w:t>–</w:t>
-            </w:r>
-            <w:r>
-              <w:rPr>
-                <w:rFonts w:ascii="BRH Devanagari Extra" w:hAnsi="BRH Devanagari Extra" w:cs="BRH Devanagari Extra"/>
-                <w:color w:val="000000"/>
-                <w:sz w:val="32"/>
-                <w:szCs w:val="32"/>
-              </w:rPr>
-              <w:t>qÉ qÉþÍpÉ</w:t>
-            </w:r>
-            <w:r>
-              <w:rPr>
-                <w:rFonts w:ascii="BRH Malayalam Extra" w:hAnsi="BRH Malayalam Extra" w:cs="BRH Devanagari Extra"/>
-                <w:color w:val="000000"/>
-                <w:szCs w:val="32"/>
-              </w:rPr>
-              <w:t>–</w:t>
-            </w:r>
-            <w:r>
-              <w:rPr>
-                <w:rFonts w:ascii="BRH Devanagari Extra" w:hAnsi="BRH Devanagari Extra" w:cs="BRH Devanagari Extra"/>
-                <w:color w:val="000000"/>
-                <w:sz w:val="32"/>
-                <w:szCs w:val="32"/>
-                <w:highlight w:val="green"/>
-              </w:rPr>
-              <w:t>cÉU</w:t>
-            </w:r>
-            <w:r>
-              <w:rPr>
-                <w:rFonts w:ascii="BRH Devanagari Extra" w:hAnsi="BRH Devanagari Extra" w:cs="BRH Devanagari Extra"/>
-                <w:color w:val="000000"/>
-                <w:sz w:val="32"/>
-                <w:szCs w:val="32"/>
-                <w:highlight w:val="yellow"/>
-              </w:rPr>
-              <w:t>þ</w:t>
-            </w:r>
-            <w:r>
-              <w:rPr>
-                <w:rFonts w:ascii="BRH Devanagari Extra" w:hAnsi="BRH Devanagari Extra" w:cs="BRH Devanagari Extra"/>
-                <w:color w:val="000000"/>
-                <w:sz w:val="32"/>
-                <w:szCs w:val="32"/>
-              </w:rPr>
-              <w:t>iÉÉ zÉqÉrÉÌiÉ zÉqÉrÉ irÉÍpÉ</w:t>
-            </w:r>
-            <w:r>
-              <w:rPr>
-                <w:rFonts w:ascii="BRH Malayalam Extra" w:hAnsi="BRH Malayalam Extra" w:cs="BRH Devanagari Extra"/>
-                <w:color w:val="000000"/>
-                <w:szCs w:val="32"/>
-              </w:rPr>
-              <w:t>–</w:t>
-            </w:r>
-            <w:r>
-              <w:rPr>
-                <w:rFonts w:ascii="BRH Devanagari Extra" w:hAnsi="BRH Devanagari Extra" w:cs="BRH Devanagari Extra"/>
-                <w:color w:val="000000"/>
-                <w:sz w:val="32"/>
-                <w:szCs w:val="32"/>
-                <w:highlight w:val="green"/>
-              </w:rPr>
-              <w:t>cÉU</w:t>
-            </w:r>
-            <w:r>
-              <w:rPr>
-                <w:rFonts w:ascii="BRH Devanagari Extra" w:hAnsi="BRH Devanagari Extra" w:cs="BRH Devanagari Extra"/>
-                <w:color w:val="000000"/>
-                <w:sz w:val="32"/>
-                <w:szCs w:val="32"/>
-                <w:highlight w:val="yellow"/>
-              </w:rPr>
-              <w:t>þ</w:t>
-            </w:r>
-            <w:r>
-              <w:rPr>
-                <w:rFonts w:ascii="BRH Devanagari Extra" w:hAnsi="BRH Devanagari Extra" w:cs="BRH Devanagari Extra"/>
-                <w:color w:val="000000"/>
-                <w:sz w:val="32"/>
-                <w:szCs w:val="32"/>
-              </w:rPr>
-              <w:t>iÉÉ mÉëÌiÉsÉÉå</w:t>
-            </w:r>
-            <w:r>
-              <w:rPr>
-                <w:rFonts w:ascii="BRH Malayalam Extra" w:hAnsi="BRH Malayalam Extra" w:cs="BRH Devanagari Extra"/>
-                <w:color w:val="000000"/>
-                <w:szCs w:val="32"/>
-              </w:rPr>
-              <w:t>–</w:t>
-            </w:r>
-            <w:r>
-              <w:rPr>
-                <w:rFonts w:ascii="BRH Devanagari Extra" w:hAnsi="BRH Devanagari Extra" w:cs="BRH Devanagari Extra"/>
-                <w:color w:val="000000"/>
-                <w:sz w:val="32"/>
-                <w:szCs w:val="32"/>
-              </w:rPr>
-              <w:t xml:space="preserve">qÉqÉç | </w:t>
+              <w:t xml:space="preserve">þiÉÉ </w:t>
             </w:r>
           </w:p>
           <w:p>
@@ -23110,6 +22948,164 @@
                 <w:szCs w:val="32"/>
               </w:rPr>
             </w:pPr>
+            <w:r>
+              <w:rPr>
+                <w:rFonts w:ascii="BRH Devanagari Extra" w:hAnsi="BRH Devanagari Extra" w:cs="BRH Devanagari Extra"/>
+                <w:color w:val="000000"/>
+                <w:sz w:val="32"/>
+                <w:szCs w:val="32"/>
+              </w:rPr>
+              <w:t>mÉëÌiÉsÉÉå</w:t>
+            </w:r>
+            <w:r>
+              <w:rPr>
+                <w:rFonts w:ascii="BRH Malayalam Extra" w:hAnsi="BRH Malayalam Extra" w:cs="BRH Devanagari Extra"/>
+                <w:color w:val="000000"/>
+                <w:szCs w:val="32"/>
+              </w:rPr>
+              <w:t>–</w:t>
+            </w:r>
+            <w:r>
+              <w:rPr>
+                <w:rFonts w:ascii="BRH Devanagari Extra" w:hAnsi="BRH Devanagari Extra" w:cs="BRH Devanagari Extra"/>
+                <w:color w:val="000000"/>
+                <w:sz w:val="32"/>
+                <w:szCs w:val="32"/>
+              </w:rPr>
+              <w:t>qÉqÉç mÉëþÌiÉsÉÉå</w:t>
+            </w:r>
+            <w:r>
+              <w:rPr>
+                <w:rFonts w:ascii="BRH Malayalam Extra" w:hAnsi="BRH Malayalam Extra" w:cs="BRH Devanagari Extra"/>
+                <w:color w:val="000000"/>
+                <w:szCs w:val="32"/>
+              </w:rPr>
+              <w:t>–</w:t>
+            </w:r>
+            <w:r>
+              <w:rPr>
+                <w:rFonts w:ascii="BRH Devanagari Extra" w:hAnsi="BRH Devanagari Extra" w:cs="BRH Devanagari Extra"/>
+                <w:color w:val="000000"/>
+                <w:sz w:val="32"/>
+                <w:szCs w:val="32"/>
+              </w:rPr>
+              <w:t>qÉ qÉþÍpÉ</w:t>
+            </w:r>
+            <w:r>
+              <w:rPr>
+                <w:rFonts w:ascii="BRH Malayalam Extra" w:hAnsi="BRH Malayalam Extra" w:cs="BRH Devanagari Extra"/>
+                <w:color w:val="000000"/>
+                <w:szCs w:val="32"/>
+              </w:rPr>
+              <w:t>–</w:t>
+            </w:r>
+            <w:r>
+              <w:rPr>
+                <w:rFonts w:ascii="BRH Devanagari Extra" w:hAnsi="BRH Devanagari Extra" w:cs="BRH Devanagari Extra"/>
+                <w:color w:val="000000"/>
+                <w:sz w:val="32"/>
+                <w:szCs w:val="32"/>
+                <w:highlight w:val="green"/>
+              </w:rPr>
+              <w:t>cÉU</w:t>
+            </w:r>
+            <w:r>
+              <w:rPr>
+                <w:rFonts w:ascii="BRH Devanagari Extra" w:hAnsi="BRH Devanagari Extra" w:cs="BRH Devanagari Extra"/>
+                <w:color w:val="000000"/>
+                <w:sz w:val="32"/>
+                <w:szCs w:val="32"/>
+                <w:highlight w:val="yellow"/>
+              </w:rPr>
+              <w:t>þ</w:t>
+            </w:r>
+            <w:r>
+              <w:rPr>
+                <w:rFonts w:ascii="BRH Devanagari Extra" w:hAnsi="BRH Devanagari Extra" w:cs="BRH Devanagari Extra"/>
+                <w:color w:val="000000"/>
+                <w:sz w:val="32"/>
+                <w:szCs w:val="32"/>
+              </w:rPr>
+              <w:t>iÉÉ zÉqÉrÉÌiÉ zÉqÉrÉ irÉÍpÉ</w:t>
+            </w:r>
+            <w:r>
+              <w:rPr>
+                <w:rFonts w:ascii="BRH Malayalam Extra" w:hAnsi="BRH Malayalam Extra" w:cs="BRH Devanagari Extra"/>
+                <w:color w:val="000000"/>
+                <w:szCs w:val="32"/>
+              </w:rPr>
+              <w:t>–</w:t>
+            </w:r>
+            <w:r>
+              <w:rPr>
+                <w:rFonts w:ascii="BRH Devanagari Extra" w:hAnsi="BRH Devanagari Extra" w:cs="BRH Devanagari Extra"/>
+                <w:color w:val="000000"/>
+                <w:sz w:val="32"/>
+                <w:szCs w:val="32"/>
+                <w:highlight w:val="green"/>
+              </w:rPr>
+              <w:t>cÉU</w:t>
+            </w:r>
+            <w:r>
+              <w:rPr>
+                <w:rFonts w:ascii="BRH Devanagari Extra" w:hAnsi="BRH Devanagari Extra" w:cs="BRH Devanagari Extra"/>
+                <w:color w:val="000000"/>
+                <w:sz w:val="32"/>
+                <w:szCs w:val="32"/>
+                <w:highlight w:val="yellow"/>
+              </w:rPr>
+              <w:t>þ</w:t>
+            </w:r>
+            <w:r>
+              <w:rPr>
+                <w:rFonts w:ascii="BRH Devanagari Extra" w:hAnsi="BRH Devanagari Extra" w:cs="BRH Devanagari Extra"/>
+                <w:color w:val="000000"/>
+                <w:sz w:val="32"/>
+                <w:szCs w:val="32"/>
+              </w:rPr>
+              <w:t xml:space="preserve">iÉÉ </w:t>
+            </w:r>
+          </w:p>
+          <w:p>
+            <w:pPr>
+              <w:widowControl w:val="0"/>
+              <w:autoSpaceDE w:val="0"/>
+              <w:autoSpaceDN w:val="0"/>
+              <w:adjustRightInd w:val="0"/>
+              <w:spacing w:before="0" w:line="240" w:lineRule="auto"/>
+              <w:rPr>
+                <w:rFonts w:ascii="BRH Devanagari Extra" w:hAnsi="BRH Devanagari Extra" w:cs="BRH Devanagari Extra"/>
+                <w:color w:val="000000"/>
+                <w:sz w:val="32"/>
+                <w:szCs w:val="32"/>
+              </w:rPr>
+            </w:pPr>
+            <w:r>
+              <w:rPr>
+                <w:rFonts w:ascii="BRH Devanagari Extra" w:hAnsi="BRH Devanagari Extra" w:cs="BRH Devanagari Extra"/>
+                <w:color w:val="000000"/>
+                <w:sz w:val="32"/>
+                <w:szCs w:val="32"/>
+              </w:rPr>
+              <w:t>mÉëÌiÉsÉÉå</w:t>
+            </w:r>
+            <w:r>
+              <w:rPr>
+                <w:rFonts w:ascii="BRH Malayalam Extra" w:hAnsi="BRH Malayalam Extra" w:cs="BRH Devanagari Extra"/>
+                <w:color w:val="000000"/>
+                <w:szCs w:val="32"/>
+              </w:rPr>
+              <w:t>–</w:t>
+            </w:r>
+            <w:r>
+              <w:rPr>
+                <w:rFonts w:ascii="BRH Devanagari Extra" w:hAnsi="BRH Devanagari Extra" w:cs="BRH Devanagari Extra"/>
+                <w:color w:val="000000"/>
+                <w:sz w:val="32"/>
+                <w:szCs w:val="32"/>
+              </w:rPr>
+              <w:t xml:space="preserve">qÉqÉç | </w:t>
+            </w:r>
           </w:p>
           <w:p>
             <w:pPr>
@@ -24458,6 +24454,7 @@
                 <w:color w:val="000000"/>
                 <w:szCs w:val="32"/>
               </w:rPr>
+              <w:lastRenderedPageBreak/>
               <w:t>30</w:t>
             </w:r>
             <w:r>
@@ -27708,157 +27705,11 @@
               <w:adjustRightInd w:val="0"/>
               <w:spacing w:before="0" w:line="240" w:lineRule="auto"/>
               <w:rPr>
-                <w:rFonts w:ascii="BRH Devanagari Extra" w:hAnsi="BRH Devanagari Extra" w:cs="BRH Devanagari Extra"/>
-                <w:color w:val="000000"/>
-                <w:sz w:val="32"/>
+                <w:rFonts w:cs="BRH Devanagari Extra"/>
+                <w:color w:val="000000"/>
                 <w:szCs w:val="32"/>
               </w:rPr>
             </w:pPr>
-            <w:r>
-              <w:rPr>
-                <w:rFonts w:cs="BRH Devanagari Extra"/>
-                <w:color w:val="000000"/>
-                <w:szCs w:val="32"/>
-              </w:rPr>
-              <w:t>47</w:t>
-            </w:r>
-            <w:r>
-              <w:rPr>
-                <w:rFonts w:ascii="BRH Devanagari Extra" w:hAnsi="BRH Devanagari Extra" w:cs="BRH Devanagari Extra"/>
-                <w:color w:val="000000"/>
-                <w:sz w:val="32"/>
-                <w:szCs w:val="32"/>
-              </w:rPr>
-              <w:t>)</w:t>
-            </w:r>
-            <w:r>
-              <w:rPr>
-                <w:rFonts w:ascii="BRH Devanagari Extra" w:hAnsi="BRH Devanagari Extra" w:cs="BRH Devanagari Extra"/>
-                <w:color w:val="000000"/>
-                <w:sz w:val="32"/>
-                <w:szCs w:val="32"/>
-              </w:rPr>
-              <w:tab/>
-            </w:r>
-            <w:r>
-              <w:rPr>
-                <w:rFonts w:cs="BRH Devanagari Extra"/>
-                <w:color w:val="000000"/>
-                <w:szCs w:val="32"/>
-              </w:rPr>
-              <w:t>3</w:t>
-            </w:r>
-            <w:r>
-              <w:rPr>
-                <w:rFonts w:ascii="BRH Devanagari Extra" w:hAnsi="BRH Devanagari Extra" w:cs="BRH Devanagari Extra"/>
-                <w:color w:val="000000"/>
-                <w:sz w:val="32"/>
-                <w:szCs w:val="32"/>
-              </w:rPr>
-              <w:t>.</w:t>
-            </w:r>
-            <w:r>
-              <w:rPr>
-                <w:rFonts w:cs="BRH Devanagari Extra"/>
-                <w:color w:val="000000"/>
-                <w:szCs w:val="32"/>
-              </w:rPr>
-              <w:t>4</w:t>
-            </w:r>
-            <w:r>
-              <w:rPr>
-                <w:rFonts w:ascii="BRH Devanagari Extra" w:hAnsi="BRH Devanagari Extra" w:cs="BRH Devanagari Extra"/>
-                <w:color w:val="000000"/>
-                <w:sz w:val="32"/>
-                <w:szCs w:val="32"/>
-              </w:rPr>
-              <w:t>.</w:t>
-            </w:r>
-            <w:r>
-              <w:rPr>
-                <w:rFonts w:cs="BRH Devanagari Extra"/>
-                <w:color w:val="000000"/>
-                <w:szCs w:val="32"/>
-              </w:rPr>
-              <w:t>11</w:t>
-            </w:r>
-            <w:r>
-              <w:rPr>
-                <w:rFonts w:ascii="BRH Devanagari Extra" w:hAnsi="BRH Devanagari Extra" w:cs="BRH Devanagari Extra"/>
-                <w:color w:val="000000"/>
-                <w:sz w:val="32"/>
-                <w:szCs w:val="32"/>
-              </w:rPr>
-              <w:t>.</w:t>
-            </w:r>
-            <w:r>
-              <w:rPr>
-                <w:rFonts w:cs="BRH Devanagari Extra"/>
-                <w:color w:val="000000"/>
-                <w:szCs w:val="32"/>
-              </w:rPr>
-              <w:t>5</w:t>
-            </w:r>
-            <w:r>
-              <w:rPr>
-                <w:rFonts w:ascii="BRH Devanagari Extra" w:hAnsi="BRH Devanagari Extra" w:cs="BRH Devanagari Extra"/>
-                <w:color w:val="000000"/>
-                <w:sz w:val="32"/>
-                <w:szCs w:val="32"/>
-              </w:rPr>
-              <w:t>(</w:t>
-            </w:r>
-            <w:r>
-              <w:rPr>
-                <w:rFonts w:cs="BRH Devanagari Extra"/>
-                <w:color w:val="000000"/>
-                <w:szCs w:val="32"/>
-              </w:rPr>
-              <w:t>43</w:t>
-            </w:r>
-            <w:r>
-              <w:rPr>
-                <w:rFonts w:ascii="BRH Devanagari Extra" w:hAnsi="BRH Devanagari Extra" w:cs="BRH Devanagari Extra"/>
-                <w:color w:val="000000"/>
-                <w:sz w:val="32"/>
-                <w:szCs w:val="32"/>
-              </w:rPr>
-              <w:t>)- lÉ | L</w:t>
-            </w:r>
-            <w:r>
-              <w:rPr>
-                <w:rFonts w:ascii="BRH Malayalam Extra" w:hAnsi="BRH Malayalam Extra" w:cs="BRH Devanagari Extra"/>
-                <w:color w:val="000000"/>
-                <w:szCs w:val="32"/>
-              </w:rPr>
-              <w:t>–</w:t>
-            </w:r>
-            <w:r>
-              <w:rPr>
-                <w:rFonts w:ascii="BRH Devanagari Extra" w:hAnsi="BRH Devanagari Extra" w:cs="BRH Devanagari Extra"/>
-                <w:color w:val="000000"/>
-                <w:sz w:val="32"/>
-                <w:szCs w:val="32"/>
-              </w:rPr>
-              <w:t>lÉ</w:t>
-            </w:r>
-            <w:r>
-              <w:rPr>
-                <w:rFonts w:ascii="BRH Malayalam Extra" w:hAnsi="BRH Malayalam Extra" w:cs="BRH Devanagari Extra"/>
-                <w:color w:val="000000"/>
-                <w:szCs w:val="32"/>
-              </w:rPr>
-              <w:t>–</w:t>
-            </w:r>
-            <w:r>
-              <w:rPr>
-                <w:rFonts w:ascii="BRH Devanagari Extra" w:hAnsi="BRH Devanagari Extra" w:cs="BRH Devanagari Extra"/>
-                <w:color w:val="000000"/>
-                <w:sz w:val="32"/>
-                <w:szCs w:val="32"/>
-              </w:rPr>
-              <w:t xml:space="preserve">qÉç | A(aqÉç)WûþÈ | </w:t>
-            </w:r>
           </w:p>
           <w:p>
             <w:pPr>
@@ -27876,99 +27727,149 @@
             </w:pPr>
             <w:r>
               <w:rPr>
-                <w:rFonts w:ascii="BRH Devanagari Extra" w:hAnsi="BRH Devanagari Extra" w:cs="BRH Devanagari Extra"/>
-                <w:color w:val="000000"/>
-                <w:sz w:val="32"/>
-                <w:szCs w:val="32"/>
-              </w:rPr>
-              <w:t>lÉælÉþ qÉålÉ</w:t>
-            </w:r>
-            <w:r>
-              <w:rPr>
-                <w:rFonts w:ascii="BRH Malayalam Extra" w:hAnsi="BRH Malayalam Extra" w:cs="BRH Devanagari Extra"/>
-                <w:color w:val="000000"/>
-                <w:szCs w:val="32"/>
-              </w:rPr>
-              <w:t>–</w:t>
-            </w:r>
-            <w:r>
-              <w:rPr>
-                <w:rFonts w:ascii="BRH Devanagari Extra" w:hAnsi="BRH Devanagari Extra" w:cs="BRH Devanagari Extra"/>
-                <w:color w:val="000000"/>
-                <w:sz w:val="32"/>
-                <w:szCs w:val="32"/>
-              </w:rPr>
-              <w:t>qÉç lÉ lÉælÉ</w:t>
-            </w:r>
-            <w:r>
-              <w:rPr>
-                <w:rFonts w:ascii="BRH Malayalam Extra" w:hAnsi="BRH Malayalam Extra" w:cs="BRH Devanagari Extra"/>
-                <w:color w:val="000000"/>
-                <w:szCs w:val="32"/>
-              </w:rPr>
-              <w:t>–</w:t>
-            </w:r>
-            <w:r>
-              <w:rPr>
-                <w:rFonts w:ascii="BRH Devanagari Extra" w:hAnsi="BRH Devanagari Extra" w:cs="BRH Devanagari Extra"/>
-                <w:color w:val="000000"/>
-                <w:sz w:val="32"/>
-                <w:szCs w:val="32"/>
-              </w:rPr>
-              <w:t xml:space="preserve"> qÉ(aqÉç)</w:t>
-            </w:r>
-            <w:r>
-              <w:rPr>
-                <w:rFonts w:ascii="BRH Devanagari Extra" w:hAnsi="BRH Devanagari Extra" w:cs="BRH Devanagari Extra"/>
-                <w:color w:val="000000"/>
-                <w:sz w:val="32"/>
-                <w:szCs w:val="32"/>
-                <w:highlight w:val="yellow"/>
-              </w:rPr>
-              <w:t>WûÉ</w:t>
-            </w:r>
-            <w:r>
-              <w:rPr>
-                <w:rFonts w:ascii="BRH Devanagari Extra" w:hAnsi="BRH Devanagari Extra" w:cs="BRH Devanagari Extra"/>
-                <w:color w:val="000000"/>
-                <w:sz w:val="32"/>
-                <w:szCs w:val="32"/>
-              </w:rPr>
-              <w:t>åþ Å(aqÉç)Wûþ LlÉ</w:t>
-            </w:r>
-            <w:r>
-              <w:rPr>
-                <w:rFonts w:ascii="BRH Malayalam Extra" w:hAnsi="BRH Malayalam Extra" w:cs="BRH Devanagari Extra"/>
-                <w:color w:val="000000"/>
-                <w:szCs w:val="32"/>
-              </w:rPr>
-              <w:t>–</w:t>
-            </w:r>
-            <w:r>
-              <w:rPr>
-                <w:rFonts w:ascii="BRH Devanagari Extra" w:hAnsi="BRH Devanagari Extra" w:cs="BRH Devanagari Extra"/>
-                <w:color w:val="000000"/>
-                <w:sz w:val="32"/>
-                <w:szCs w:val="32"/>
-              </w:rPr>
-              <w:t>qÉç lÉ lÉælÉ</w:t>
-            </w:r>
-            <w:r>
-              <w:rPr>
-                <w:rFonts w:ascii="BRH Malayalam Extra" w:hAnsi="BRH Malayalam Extra" w:cs="BRH Devanagari Extra"/>
-                <w:color w:val="000000"/>
-                <w:szCs w:val="32"/>
-              </w:rPr>
-              <w:t>–</w:t>
-            </w:r>
-            <w:r>
-              <w:rPr>
-                <w:rFonts w:ascii="BRH Devanagari Extra" w:hAnsi="BRH Devanagari Extra" w:cs="BRH Devanagari Extra"/>
-                <w:color w:val="000000"/>
-                <w:sz w:val="32"/>
-                <w:szCs w:val="32"/>
-              </w:rPr>
-              <w:t xml:space="preserve"> qÉ(aqÉç)WûþÈ | </w:t>
+                <w:rFonts w:cs="BRH Devanagari Extra"/>
+                <w:color w:val="000000"/>
+                <w:szCs w:val="32"/>
+              </w:rPr>
+              <w:lastRenderedPageBreak/>
+              <w:t>47</w:t>
+            </w:r>
+            <w:r>
+              <w:rPr>
+                <w:rFonts w:ascii="BRH Devanagari Extra" w:hAnsi="BRH Devanagari Extra" w:cs="BRH Devanagari Extra"/>
+                <w:color w:val="000000"/>
+                <w:sz w:val="32"/>
+                <w:szCs w:val="32"/>
+              </w:rPr>
+              <w:t>)</w:t>
+            </w:r>
+            <w:r>
+              <w:rPr>
+                <w:rFonts w:ascii="BRH Devanagari Extra" w:hAnsi="BRH Devanagari Extra" w:cs="BRH Devanagari Extra"/>
+                <w:color w:val="000000"/>
+                <w:sz w:val="32"/>
+                <w:szCs w:val="32"/>
+              </w:rPr>
+              <w:tab/>
+            </w:r>
+            <w:r>
+              <w:rPr>
+                <w:rFonts w:cs="BRH Devanagari Extra"/>
+                <w:color w:val="000000"/>
+                <w:szCs w:val="32"/>
+              </w:rPr>
+              <w:t>3</w:t>
+            </w:r>
+            <w:r>
+              <w:rPr>
+                <w:rFonts w:ascii="BRH Devanagari Extra" w:hAnsi="BRH Devanagari Extra" w:cs="BRH Devanagari Extra"/>
+                <w:color w:val="000000"/>
+                <w:sz w:val="32"/>
+                <w:szCs w:val="32"/>
+              </w:rPr>
+              <w:t>.</w:t>
+            </w:r>
+            <w:r>
+              <w:rPr>
+                <w:rFonts w:cs="BRH Devanagari Extra"/>
+                <w:color w:val="000000"/>
+                <w:szCs w:val="32"/>
+              </w:rPr>
+              <w:t>4</w:t>
+            </w:r>
+            <w:r>
+              <w:rPr>
+                <w:rFonts w:ascii="BRH Devanagari Extra" w:hAnsi="BRH Devanagari Extra" w:cs="BRH Devanagari Extra"/>
+                <w:color w:val="000000"/>
+                <w:sz w:val="32"/>
+                <w:szCs w:val="32"/>
+              </w:rPr>
+              <w:t>.</w:t>
+            </w:r>
+            <w:r>
+              <w:rPr>
+                <w:rFonts w:cs="BRH Devanagari Extra"/>
+                <w:color w:val="000000"/>
+                <w:szCs w:val="32"/>
+              </w:rPr>
+              <w:t>11</w:t>
+            </w:r>
+            <w:r>
+              <w:rPr>
+                <w:rFonts w:ascii="BRH Devanagari Extra" w:hAnsi="BRH Devanagari Extra" w:cs="BRH Devanagari Extra"/>
+                <w:color w:val="000000"/>
+                <w:sz w:val="32"/>
+                <w:szCs w:val="32"/>
+              </w:rPr>
+              <w:t>.</w:t>
+            </w:r>
+            <w:r>
+              <w:rPr>
+                <w:rFonts w:cs="BRH Devanagari Extra"/>
+                <w:color w:val="000000"/>
+                <w:szCs w:val="32"/>
+              </w:rPr>
+              <w:t>5</w:t>
+            </w:r>
+            <w:r>
+              <w:rPr>
+                <w:rFonts w:ascii="BRH Devanagari Extra" w:hAnsi="BRH Devanagari Extra" w:cs="BRH Devanagari Extra"/>
+                <w:color w:val="000000"/>
+                <w:sz w:val="32"/>
+                <w:szCs w:val="32"/>
+              </w:rPr>
+              <w:t>(</w:t>
+            </w:r>
+            <w:r>
+              <w:rPr>
+                <w:rFonts w:cs="BRH Devanagari Extra"/>
+                <w:color w:val="000000"/>
+                <w:szCs w:val="32"/>
+              </w:rPr>
+              <w:t>43</w:t>
+            </w:r>
+            <w:r>
+              <w:rPr>
+                <w:rFonts w:ascii="BRH Devanagari Extra" w:hAnsi="BRH Devanagari Extra" w:cs="BRH Devanagari Extra"/>
+                <w:color w:val="000000"/>
+                <w:sz w:val="32"/>
+                <w:szCs w:val="32"/>
+              </w:rPr>
+              <w:t>)- lÉ | L</w:t>
+            </w:r>
+            <w:r>
+              <w:rPr>
+                <w:rFonts w:ascii="BRH Malayalam Extra" w:hAnsi="BRH Malayalam Extra" w:cs="BRH Devanagari Extra"/>
+                <w:color w:val="000000"/>
+                <w:szCs w:val="32"/>
+              </w:rPr>
+              <w:t>–</w:t>
+            </w:r>
+            <w:r>
+              <w:rPr>
+                <w:rFonts w:ascii="BRH Devanagari Extra" w:hAnsi="BRH Devanagari Extra" w:cs="BRH Devanagari Extra"/>
+                <w:color w:val="000000"/>
+                <w:sz w:val="32"/>
+                <w:szCs w:val="32"/>
+              </w:rPr>
+              <w:t>lÉ</w:t>
+            </w:r>
+            <w:r>
+              <w:rPr>
+                <w:rFonts w:ascii="BRH Malayalam Extra" w:hAnsi="BRH Malayalam Extra" w:cs="BRH Devanagari Extra"/>
+                <w:color w:val="000000"/>
+                <w:szCs w:val="32"/>
+              </w:rPr>
+              <w:t>–</w:t>
+            </w:r>
+            <w:r>
+              <w:rPr>
+                <w:rFonts w:ascii="BRH Devanagari Extra" w:hAnsi="BRH Devanagari Extra" w:cs="BRH Devanagari Extra"/>
+                <w:color w:val="000000"/>
+                <w:sz w:val="32"/>
+                <w:szCs w:val="32"/>
+              </w:rPr>
+              <w:t xml:space="preserve">qÉç | A(aqÉç)WûþÈ | </w:t>
             </w:r>
           </w:p>
           <w:p>
@@ -27987,199 +27888,99 @@
             </w:pPr>
             <w:r>
               <w:rPr>
-                <w:rFonts w:cs="BRH Devanagari Extra"/>
-                <w:color w:val="000000"/>
-                <w:szCs w:val="32"/>
-              </w:rPr>
-              <w:t>48</w:t>
-            </w:r>
-            <w:r>
-              <w:rPr>
-                <w:rFonts w:ascii="BRH Devanagari Extra" w:hAnsi="BRH Devanagari Extra" w:cs="BRH Devanagari Extra"/>
-                <w:color w:val="000000"/>
-                <w:sz w:val="32"/>
-                <w:szCs w:val="32"/>
-              </w:rPr>
-              <w:t>)</w:t>
-            </w:r>
-            <w:r>
-              <w:rPr>
-                <w:rFonts w:ascii="BRH Devanagari Extra" w:hAnsi="BRH Devanagari Extra" w:cs="BRH Devanagari Extra"/>
-                <w:color w:val="000000"/>
-                <w:sz w:val="32"/>
-                <w:szCs w:val="32"/>
-              </w:rPr>
-              <w:tab/>
-            </w:r>
-            <w:r>
-              <w:rPr>
-                <w:rFonts w:cs="BRH Devanagari Extra"/>
-                <w:color w:val="000000"/>
-                <w:szCs w:val="32"/>
-              </w:rPr>
-              <w:t>3</w:t>
-            </w:r>
-            <w:r>
-              <w:rPr>
-                <w:rFonts w:ascii="BRH Devanagari Extra" w:hAnsi="BRH Devanagari Extra" w:cs="BRH Devanagari Extra"/>
-                <w:color w:val="000000"/>
-                <w:sz w:val="32"/>
-                <w:szCs w:val="32"/>
-              </w:rPr>
-              <w:t>.</w:t>
-            </w:r>
-            <w:r>
-              <w:rPr>
-                <w:rFonts w:cs="BRH Devanagari Extra"/>
-                <w:color w:val="000000"/>
-                <w:szCs w:val="32"/>
-              </w:rPr>
-              <w:t>4</w:t>
-            </w:r>
-            <w:r>
-              <w:rPr>
-                <w:rFonts w:ascii="BRH Devanagari Extra" w:hAnsi="BRH Devanagari Extra" w:cs="BRH Devanagari Extra"/>
-                <w:color w:val="000000"/>
-                <w:sz w:val="32"/>
-                <w:szCs w:val="32"/>
-              </w:rPr>
-              <w:t>.</w:t>
-            </w:r>
-            <w:r>
-              <w:rPr>
-                <w:rFonts w:cs="BRH Devanagari Extra"/>
-                <w:color w:val="000000"/>
-                <w:szCs w:val="32"/>
-              </w:rPr>
-              <w:t>11</w:t>
-            </w:r>
-            <w:r>
-              <w:rPr>
-                <w:rFonts w:ascii="BRH Devanagari Extra" w:hAnsi="BRH Devanagari Extra" w:cs="BRH Devanagari Extra"/>
-                <w:color w:val="000000"/>
-                <w:sz w:val="32"/>
-                <w:szCs w:val="32"/>
-              </w:rPr>
-              <w:t>.</w:t>
-            </w:r>
-            <w:r>
-              <w:rPr>
-                <w:rFonts w:cs="BRH Devanagari Extra"/>
-                <w:color w:val="000000"/>
-                <w:szCs w:val="32"/>
-              </w:rPr>
-              <w:t>5</w:t>
-            </w:r>
-            <w:r>
-              <w:rPr>
-                <w:rFonts w:ascii="BRH Devanagari Extra" w:hAnsi="BRH Devanagari Extra" w:cs="BRH Devanagari Extra"/>
-                <w:color w:val="000000"/>
-                <w:sz w:val="32"/>
-                <w:szCs w:val="32"/>
-              </w:rPr>
-              <w:t>(</w:t>
-            </w:r>
-            <w:r>
-              <w:rPr>
-                <w:rFonts w:cs="BRH Devanagari Extra"/>
-                <w:color w:val="000000"/>
-                <w:szCs w:val="32"/>
-              </w:rPr>
-              <w:t>44</w:t>
-            </w:r>
-            <w:r>
-              <w:rPr>
-                <w:rFonts w:ascii="BRH Devanagari Extra" w:hAnsi="BRH Devanagari Extra" w:cs="BRH Devanagari Extra"/>
-                <w:color w:val="000000"/>
-                <w:sz w:val="32"/>
-                <w:szCs w:val="32"/>
-              </w:rPr>
-              <w:t>)- L</w:t>
-            </w:r>
-            <w:r>
-              <w:rPr>
-                <w:rFonts w:ascii="BRH Malayalam Extra" w:hAnsi="BRH Malayalam Extra" w:cs="BRH Devanagari Extra"/>
-                <w:color w:val="000000"/>
-                <w:szCs w:val="32"/>
-              </w:rPr>
-              <w:t>–</w:t>
-            </w:r>
-            <w:r>
-              <w:rPr>
-                <w:rFonts w:ascii="BRH Devanagari Extra" w:hAnsi="BRH Devanagari Extra" w:cs="BRH Devanagari Extra"/>
-                <w:color w:val="000000"/>
-                <w:sz w:val="32"/>
-                <w:szCs w:val="32"/>
-              </w:rPr>
-              <w:t>lÉ</w:t>
-            </w:r>
-            <w:r>
-              <w:rPr>
-                <w:rFonts w:ascii="BRH Malayalam Extra" w:hAnsi="BRH Malayalam Extra" w:cs="BRH Devanagari Extra"/>
-                <w:color w:val="000000"/>
-                <w:szCs w:val="32"/>
-              </w:rPr>
-              <w:t>–</w:t>
-            </w:r>
-            <w:r>
-              <w:rPr>
-                <w:rFonts w:ascii="BRH Devanagari Extra" w:hAnsi="BRH Devanagari Extra" w:cs="BRH Devanagari Extra"/>
-                <w:color w:val="000000"/>
-                <w:sz w:val="32"/>
-                <w:szCs w:val="32"/>
-              </w:rPr>
-              <w:t>qÉç | A(aqÉç)WûþÈ | A</w:t>
-            </w:r>
-            <w:r>
-              <w:rPr>
-                <w:rFonts w:ascii="BRH Malayalam Extra" w:hAnsi="BRH Malayalam Extra" w:cs="BRH Devanagari Extra"/>
-                <w:color w:val="000000"/>
-                <w:szCs w:val="32"/>
-              </w:rPr>
-              <w:t>–</w:t>
-            </w:r>
-            <w:r>
-              <w:rPr>
-                <w:rFonts w:ascii="BRH Devanagari Extra" w:hAnsi="BRH Devanagari Extra" w:cs="BRH Devanagari Extra"/>
-                <w:color w:val="000000"/>
-                <w:sz w:val="32"/>
-                <w:szCs w:val="32"/>
-              </w:rPr>
-              <w:t>zgÉÉå</w:t>
-            </w:r>
-            <w:r>
-              <w:rPr>
-                <w:rFonts w:ascii="BRH Malayalam Extra" w:hAnsi="BRH Malayalam Extra" w:cs="BRH Devanagari Extra"/>
-                <w:color w:val="000000"/>
-                <w:szCs w:val="32"/>
-              </w:rPr>
-              <w:t>–</w:t>
-            </w:r>
-            <w:r>
-              <w:rPr>
-                <w:rFonts w:ascii="BRH Devanagari Extra" w:hAnsi="BRH Devanagari Extra" w:cs="BRH Devanagari Extra"/>
-                <w:color w:val="000000"/>
-                <w:sz w:val="32"/>
-                <w:szCs w:val="32"/>
-              </w:rPr>
-              <w:t>ÌiÉ</w:t>
-            </w:r>
-            <w:r>
-              <w:rPr>
-                <w:rFonts w:ascii="BRH Malayalam Extra" w:hAnsi="BRH Malayalam Extra" w:cs="BRH Devanagari Extra"/>
-                <w:color w:val="000000"/>
-                <w:szCs w:val="32"/>
-              </w:rPr>
-              <w:t>–</w:t>
-            </w:r>
-            <w:r>
-              <w:rPr>
-                <w:rFonts w:ascii="BRH Devanagari Extra" w:hAnsi="BRH Devanagari Extra" w:cs="BRH Devanagari Extra"/>
-                <w:color w:val="000000"/>
-                <w:sz w:val="32"/>
-                <w:szCs w:val="32"/>
-              </w:rPr>
-              <w:t xml:space="preserve"> | </w:t>
+                <w:rFonts w:ascii="BRH Devanagari Extra" w:hAnsi="BRH Devanagari Extra" w:cs="BRH Devanagari Extra"/>
+                <w:color w:val="000000"/>
+                <w:sz w:val="32"/>
+                <w:szCs w:val="32"/>
+              </w:rPr>
+              <w:t>lÉælÉþ qÉålÉ</w:t>
+            </w:r>
+            <w:r>
+              <w:rPr>
+                <w:rFonts w:ascii="BRH Malayalam Extra" w:hAnsi="BRH Malayalam Extra" w:cs="BRH Devanagari Extra"/>
+                <w:color w:val="000000"/>
+                <w:szCs w:val="32"/>
+              </w:rPr>
+              <w:t>–</w:t>
+            </w:r>
+            <w:r>
+              <w:rPr>
+                <w:rFonts w:ascii="BRH Devanagari Extra" w:hAnsi="BRH Devanagari Extra" w:cs="BRH Devanagari Extra"/>
+                <w:color w:val="000000"/>
+                <w:sz w:val="32"/>
+                <w:szCs w:val="32"/>
+              </w:rPr>
+              <w:t>qÉç lÉ lÉælÉ</w:t>
+            </w:r>
+            <w:r>
+              <w:rPr>
+                <w:rFonts w:ascii="BRH Malayalam Extra" w:hAnsi="BRH Malayalam Extra" w:cs="BRH Devanagari Extra"/>
+                <w:color w:val="000000"/>
+                <w:szCs w:val="32"/>
+              </w:rPr>
+              <w:t>–</w:t>
+            </w:r>
+            <w:r>
+              <w:rPr>
+                <w:rFonts w:ascii="BRH Devanagari Extra" w:hAnsi="BRH Devanagari Extra" w:cs="BRH Devanagari Extra"/>
+                <w:color w:val="000000"/>
+                <w:sz w:val="32"/>
+                <w:szCs w:val="32"/>
+              </w:rPr>
+              <w:t xml:space="preserve"> qÉ(aqÉç)</w:t>
+            </w:r>
+            <w:r>
+              <w:rPr>
+                <w:rFonts w:ascii="BRH Devanagari Extra" w:hAnsi="BRH Devanagari Extra" w:cs="BRH Devanagari Extra"/>
+                <w:color w:val="000000"/>
+                <w:sz w:val="32"/>
+                <w:szCs w:val="32"/>
+                <w:highlight w:val="yellow"/>
+              </w:rPr>
+              <w:t>WûÉ</w:t>
+            </w:r>
+            <w:r>
+              <w:rPr>
+                <w:rFonts w:ascii="BRH Devanagari Extra" w:hAnsi="BRH Devanagari Extra" w:cs="BRH Devanagari Extra"/>
+                <w:color w:val="000000"/>
+                <w:sz w:val="32"/>
+                <w:szCs w:val="32"/>
+              </w:rPr>
+              <w:t>åþ Å(aqÉç)Wûþ LlÉ</w:t>
+            </w:r>
+            <w:r>
+              <w:rPr>
+                <w:rFonts w:ascii="BRH Malayalam Extra" w:hAnsi="BRH Malayalam Extra" w:cs="BRH Devanagari Extra"/>
+                <w:color w:val="000000"/>
+                <w:szCs w:val="32"/>
+              </w:rPr>
+              <w:t>–</w:t>
+            </w:r>
+            <w:r>
+              <w:rPr>
+                <w:rFonts w:ascii="BRH Devanagari Extra" w:hAnsi="BRH Devanagari Extra" w:cs="BRH Devanagari Extra"/>
+                <w:color w:val="000000"/>
+                <w:sz w:val="32"/>
+                <w:szCs w:val="32"/>
+              </w:rPr>
+              <w:t>qÉç lÉ lÉælÉ</w:t>
+            </w:r>
+            <w:r>
+              <w:rPr>
+                <w:rFonts w:ascii="BRH Malayalam Extra" w:hAnsi="BRH Malayalam Extra" w:cs="BRH Devanagari Extra"/>
+                <w:color w:val="000000"/>
+                <w:szCs w:val="32"/>
+              </w:rPr>
+              <w:t>–</w:t>
+            </w:r>
+            <w:r>
+              <w:rPr>
+                <w:rFonts w:ascii="BRH Devanagari Extra" w:hAnsi="BRH Devanagari Extra" w:cs="BRH Devanagari Extra"/>
+                <w:color w:val="000000"/>
+                <w:sz w:val="32"/>
+                <w:szCs w:val="32"/>
+              </w:rPr>
+              <w:t xml:space="preserve"> qÉ(aqÉç)WûþÈ | </w:t>
             </w:r>
           </w:p>
           <w:p>
@@ -28198,12 +27999,114 @@
             </w:pPr>
             <w:r>
               <w:rPr>
-                <w:rFonts w:ascii="BRH Devanagari Extra" w:hAnsi="BRH Devanagari Extra" w:cs="BRH Devanagari Extra"/>
-                <w:color w:val="000000"/>
-                <w:sz w:val="32"/>
-                <w:szCs w:val="32"/>
-              </w:rPr>
-              <w:t>L</w:t>
+                <w:rFonts w:cs="BRH Devanagari Extra"/>
+                <w:color w:val="000000"/>
+                <w:szCs w:val="32"/>
+              </w:rPr>
+              <w:t>48</w:t>
+            </w:r>
+            <w:r>
+              <w:rPr>
+                <w:rFonts w:ascii="BRH Devanagari Extra" w:hAnsi="BRH Devanagari Extra" w:cs="BRH Devanagari Extra"/>
+                <w:color w:val="000000"/>
+                <w:sz w:val="32"/>
+                <w:szCs w:val="32"/>
+              </w:rPr>
+              <w:t>)</w:t>
+            </w:r>
+            <w:r>
+              <w:rPr>
+                <w:rFonts w:ascii="BRH Devanagari Extra" w:hAnsi="BRH Devanagari Extra" w:cs="BRH Devanagari Extra"/>
+                <w:color w:val="000000"/>
+                <w:sz w:val="32"/>
+                <w:szCs w:val="32"/>
+              </w:rPr>
+              <w:tab/>
+            </w:r>
+            <w:r>
+              <w:rPr>
+                <w:rFonts w:cs="BRH Devanagari Extra"/>
+                <w:color w:val="000000"/>
+                <w:szCs w:val="32"/>
+              </w:rPr>
+              <w:t>3</w:t>
+            </w:r>
+            <w:r>
+              <w:rPr>
+                <w:rFonts w:ascii="BRH Devanagari Extra" w:hAnsi="BRH Devanagari Extra" w:cs="BRH Devanagari Extra"/>
+                <w:color w:val="000000"/>
+                <w:sz w:val="32"/>
+                <w:szCs w:val="32"/>
+              </w:rPr>
+              <w:t>.</w:t>
+            </w:r>
+            <w:r>
+              <w:rPr>
+                <w:rFonts w:cs="BRH Devanagari Extra"/>
+                <w:color w:val="000000"/>
+                <w:szCs w:val="32"/>
+              </w:rPr>
+              <w:t>4</w:t>
+            </w:r>
+            <w:r>
+              <w:rPr>
+                <w:rFonts w:ascii="BRH Devanagari Extra" w:hAnsi="BRH Devanagari Extra" w:cs="BRH Devanagari Extra"/>
+                <w:color w:val="000000"/>
+                <w:sz w:val="32"/>
+                <w:szCs w:val="32"/>
+              </w:rPr>
+              <w:t>.</w:t>
+            </w:r>
+            <w:r>
+              <w:rPr>
+                <w:rFonts w:cs="BRH Devanagari Extra"/>
+                <w:color w:val="000000"/>
+                <w:szCs w:val="32"/>
+              </w:rPr>
+              <w:t>11</w:t>
+            </w:r>
+            <w:r>
+              <w:rPr>
+                <w:rFonts w:ascii="BRH Devanagari Extra" w:hAnsi="BRH Devanagari Extra" w:cs="BRH Devanagari Extra"/>
+                <w:color w:val="000000"/>
+                <w:sz w:val="32"/>
+                <w:szCs w:val="32"/>
+              </w:rPr>
+              <w:t>.</w:t>
+            </w:r>
+            <w:r>
+              <w:rPr>
+                <w:rFonts w:cs="BRH Devanagari Extra"/>
+                <w:color w:val="000000"/>
+                <w:szCs w:val="32"/>
+              </w:rPr>
+              <w:t>5</w:t>
+            </w:r>
+            <w:r>
+              <w:rPr>
+                <w:rFonts w:ascii="BRH Devanagari Extra" w:hAnsi="BRH Devanagari Extra" w:cs="BRH Devanagari Extra"/>
+                <w:color w:val="000000"/>
+                <w:sz w:val="32"/>
+                <w:szCs w:val="32"/>
+              </w:rPr>
+              <w:t>(</w:t>
+            </w:r>
+            <w:r>
+              <w:rPr>
+                <w:rFonts w:cs="BRH Devanagari Extra"/>
+                <w:color w:val="000000"/>
+                <w:szCs w:val="32"/>
+              </w:rPr>
+              <w:t>44</w:t>
+            </w:r>
+            <w:r>
+              <w:rPr>
+                <w:rFonts w:ascii="BRH Devanagari Extra" w:hAnsi="BRH Devanagari Extra" w:cs="BRH Devanagari Extra"/>
+                <w:color w:val="000000"/>
+                <w:sz w:val="32"/>
+                <w:szCs w:val="32"/>
+              </w:rPr>
+              <w:t>)- L</w:t>
             </w:r>
             <w:r>
               <w:rPr>
@@ -28237,77 +28140,58 @@
                 <w:sz w:val="32"/>
                 <w:szCs w:val="32"/>
               </w:rPr>
-              <w:t xml:space="preserve"> qÉ(aqÉç)</w:t>
-            </w:r>
-            <w:r>
-              <w:rPr>
-                <w:rFonts w:ascii="BRH Devanagari Extra" w:hAnsi="BRH Devanagari Extra" w:cs="BRH Devanagari Extra"/>
-                <w:color w:val="000000"/>
-                <w:sz w:val="32"/>
-                <w:szCs w:val="32"/>
-                <w:highlight w:val="yellow"/>
-              </w:rPr>
-              <w:t>WûÉ</w:t>
-            </w:r>
-            <w:r>
-              <w:rPr>
-                <w:rFonts w:ascii="BRH Devanagari Extra" w:hAnsi="BRH Devanagari Extra" w:cs="BRH Devanagari Extra"/>
-                <w:color w:val="000000"/>
-                <w:sz w:val="32"/>
-                <w:szCs w:val="32"/>
-              </w:rPr>
-              <w:t>åþ Å(aqÉç)Wûþ LlÉ qÉålÉ</w:t>
-            </w:r>
-            <w:r>
-              <w:rPr>
-                <w:rFonts w:ascii="BRH Malayalam Extra" w:hAnsi="BRH Malayalam Extra" w:cs="BRH Devanagari Extra"/>
-                <w:color w:val="000000"/>
-                <w:szCs w:val="32"/>
-              </w:rPr>
-              <w:t>–</w:t>
-            </w:r>
-            <w:r>
-              <w:rPr>
-                <w:rFonts w:ascii="BRH Devanagari Extra" w:hAnsi="BRH Devanagari Extra" w:cs="BRH Devanagari Extra"/>
-                <w:color w:val="000000"/>
-                <w:sz w:val="32"/>
-                <w:szCs w:val="32"/>
-              </w:rPr>
-              <w:t xml:space="preserve"> qÉ(aqÉç)WûÉåþ AzgÉÉå irÉzgÉÉå</w:t>
-            </w:r>
-            <w:r>
-              <w:rPr>
-                <w:rFonts w:ascii="BRH Malayalam Extra" w:hAnsi="BRH Malayalam Extra" w:cs="BRH Devanagari Extra"/>
-                <w:color w:val="000000"/>
-                <w:szCs w:val="32"/>
-              </w:rPr>
-              <w:t>–</w:t>
-            </w:r>
-            <w:r>
-              <w:rPr>
-                <w:rFonts w:ascii="BRH Devanagari Extra" w:hAnsi="BRH Devanagari Extra" w:cs="BRH Devanagari Extra"/>
-                <w:color w:val="000000"/>
-                <w:sz w:val="32"/>
-                <w:szCs w:val="32"/>
-              </w:rPr>
-              <w:t xml:space="preserve"> irÉ(aqÉç)Wûþ LlÉ qÉålÉ</w:t>
-            </w:r>
-            <w:r>
-              <w:rPr>
-                <w:rFonts w:ascii="BRH Malayalam Extra" w:hAnsi="BRH Malayalam Extra" w:cs="BRH Devanagari Extra"/>
-                <w:color w:val="000000"/>
-                <w:szCs w:val="32"/>
-              </w:rPr>
-              <w:t>–</w:t>
-            </w:r>
-            <w:r>
-              <w:rPr>
-                <w:rFonts w:ascii="BRH Devanagari Extra" w:hAnsi="BRH Devanagari Extra" w:cs="BRH Devanagari Extra"/>
-                <w:color w:val="000000"/>
-                <w:sz w:val="32"/>
-                <w:szCs w:val="32"/>
-              </w:rPr>
-              <w:t xml:space="preserve"> qÉ(aqÉç)WûÉåþ AzgÉÉåÌiÉ | </w:t>
+              <w:t>qÉç | A(aqÉç)WûþÈ | A</w:t>
+            </w:r>
+            <w:r>
+              <w:rPr>
+                <w:rFonts w:ascii="BRH Malayalam Extra" w:hAnsi="BRH Malayalam Extra" w:cs="BRH Devanagari Extra"/>
+                <w:color w:val="000000"/>
+                <w:szCs w:val="32"/>
+              </w:rPr>
+              <w:t>–</w:t>
+            </w:r>
+            <w:r>
+              <w:rPr>
+                <w:rFonts w:ascii="BRH Devanagari Extra" w:hAnsi="BRH Devanagari Extra" w:cs="BRH Devanagari Extra"/>
+                <w:color w:val="000000"/>
+                <w:sz w:val="32"/>
+                <w:szCs w:val="32"/>
+              </w:rPr>
+              <w:t>zgÉÉå</w:t>
+            </w:r>
+            <w:r>
+              <w:rPr>
+                <w:rFonts w:ascii="BRH Malayalam Extra" w:hAnsi="BRH Malayalam Extra" w:cs="BRH Devanagari Extra"/>
+                <w:color w:val="000000"/>
+                <w:szCs w:val="32"/>
+              </w:rPr>
+              <w:t>–</w:t>
+            </w:r>
+            <w:r>
+              <w:rPr>
+                <w:rFonts w:ascii="BRH Devanagari Extra" w:hAnsi="BRH Devanagari Extra" w:cs="BRH Devanagari Extra"/>
+                <w:color w:val="000000"/>
+                <w:sz w:val="32"/>
+                <w:szCs w:val="32"/>
+              </w:rPr>
+              <w:t>ÌiÉ</w:t>
+            </w:r>
+            <w:r>
+              <w:rPr>
+                <w:rFonts w:ascii="BRH Malayalam Extra" w:hAnsi="BRH Malayalam Extra" w:cs="BRH Devanagari Extra"/>
+                <w:color w:val="000000"/>
+                <w:szCs w:val="32"/>
+              </w:rPr>
+              <w:t>–</w:t>
+            </w:r>
+            <w:r>
+              <w:rPr>
+                <w:rFonts w:ascii="BRH Devanagari Extra" w:hAnsi="BRH Devanagari Extra" w:cs="BRH Devanagari Extra"/>
+                <w:color w:val="000000"/>
+                <w:sz w:val="32"/>
+                <w:szCs w:val="32"/>
+              </w:rPr>
+              <w:t xml:space="preserve"> | </w:t>
             </w:r>
           </w:p>
           <w:p>
@@ -28324,6 +28208,119 @@
                 <w:szCs w:val="32"/>
               </w:rPr>
             </w:pPr>
+            <w:r>
+              <w:rPr>
+                <w:rFonts w:ascii="BRH Devanagari Extra" w:hAnsi="BRH Devanagari Extra" w:cs="BRH Devanagari Extra"/>
+                <w:color w:val="000000"/>
+                <w:sz w:val="32"/>
+                <w:szCs w:val="32"/>
+              </w:rPr>
+              <w:t>L</w:t>
+            </w:r>
+            <w:r>
+              <w:rPr>
+                <w:rFonts w:ascii="BRH Malayalam Extra" w:hAnsi="BRH Malayalam Extra" w:cs="BRH Devanagari Extra"/>
+                <w:color w:val="000000"/>
+                <w:szCs w:val="32"/>
+              </w:rPr>
+              <w:t>–</w:t>
+            </w:r>
+            <w:r>
+              <w:rPr>
+                <w:rFonts w:ascii="BRH Devanagari Extra" w:hAnsi="BRH Devanagari Extra" w:cs="BRH Devanagari Extra"/>
+                <w:color w:val="000000"/>
+                <w:sz w:val="32"/>
+                <w:szCs w:val="32"/>
+              </w:rPr>
+              <w:t>lÉ</w:t>
+            </w:r>
+            <w:r>
+              <w:rPr>
+                <w:rFonts w:ascii="BRH Malayalam Extra" w:hAnsi="BRH Malayalam Extra" w:cs="BRH Devanagari Extra"/>
+                <w:color w:val="000000"/>
+                <w:szCs w:val="32"/>
+              </w:rPr>
+              <w:t>–</w:t>
+            </w:r>
+            <w:r>
+              <w:rPr>
+                <w:rFonts w:ascii="BRH Devanagari Extra" w:hAnsi="BRH Devanagari Extra" w:cs="BRH Devanagari Extra"/>
+                <w:color w:val="000000"/>
+                <w:sz w:val="32"/>
+                <w:szCs w:val="32"/>
+              </w:rPr>
+              <w:t xml:space="preserve"> qÉ(aqÉç)</w:t>
+            </w:r>
+            <w:r>
+              <w:rPr>
+                <w:rFonts w:ascii="BRH Devanagari Extra" w:hAnsi="BRH Devanagari Extra" w:cs="BRH Devanagari Extra"/>
+                <w:color w:val="000000"/>
+                <w:sz w:val="32"/>
+                <w:szCs w:val="32"/>
+                <w:highlight w:val="yellow"/>
+              </w:rPr>
+              <w:t>WûÉ</w:t>
+            </w:r>
+            <w:r>
+              <w:rPr>
+                <w:rFonts w:ascii="BRH Devanagari Extra" w:hAnsi="BRH Devanagari Extra" w:cs="BRH Devanagari Extra"/>
+                <w:color w:val="000000"/>
+                <w:sz w:val="32"/>
+                <w:szCs w:val="32"/>
+              </w:rPr>
+              <w:t>åþ Å(aqÉç)Wûþ LlÉ qÉålÉ</w:t>
+            </w:r>
+            <w:r>
+              <w:rPr>
+                <w:rFonts w:ascii="BRH Malayalam Extra" w:hAnsi="BRH Malayalam Extra" w:cs="BRH Devanagari Extra"/>
+                <w:color w:val="000000"/>
+                <w:szCs w:val="32"/>
+              </w:rPr>
+              <w:t>–</w:t>
+            </w:r>
+            <w:r>
+              <w:rPr>
+                <w:rFonts w:ascii="BRH Devanagari Extra" w:hAnsi="BRH Devanagari Extra" w:cs="BRH Devanagari Extra"/>
+                <w:color w:val="000000"/>
+                <w:sz w:val="32"/>
+                <w:szCs w:val="32"/>
+              </w:rPr>
+              <w:t xml:space="preserve"> qÉ(aqÉç)WûÉåþ AzgÉÉå irÉzgÉÉå</w:t>
+            </w:r>
+            <w:r>
+              <w:rPr>
+                <w:rFonts w:ascii="BRH Malayalam Extra" w:hAnsi="BRH Malayalam Extra" w:cs="BRH Devanagari Extra"/>
+                <w:color w:val="000000"/>
+                <w:szCs w:val="32"/>
+              </w:rPr>
+              <w:t>–</w:t>
+            </w:r>
+            <w:r>
+              <w:rPr>
+                <w:rFonts w:ascii="BRH Devanagari Extra" w:hAnsi="BRH Devanagari Extra" w:cs="BRH Devanagari Extra"/>
+                <w:color w:val="000000"/>
+                <w:sz w:val="32"/>
+                <w:szCs w:val="32"/>
+              </w:rPr>
+              <w:t xml:space="preserve"> irÉ(aqÉç)Wûþ LlÉ qÉålÉ</w:t>
+            </w:r>
+            <w:r>
+              <w:rPr>
+                <w:rFonts w:ascii="BRH Malayalam Extra" w:hAnsi="BRH Malayalam Extra" w:cs="BRH Devanagari Extra"/>
+                <w:color w:val="000000"/>
+                <w:szCs w:val="32"/>
+              </w:rPr>
+              <w:t>–</w:t>
+            </w:r>
+            <w:r>
+              <w:rPr>
+                <w:rFonts w:ascii="BRH Devanagari Extra" w:hAnsi="BRH Devanagari Extra" w:cs="BRH Devanagari Extra"/>
+                <w:color w:val="000000"/>
+                <w:sz w:val="32"/>
+                <w:szCs w:val="32"/>
+              </w:rPr>
+              <w:t xml:space="preserve"> qÉ(aqÉç)WûÉåþ AzgÉÉåÌiÉ | </w:t>
+            </w:r>
           </w:p>
           <w:p>
             <w:pPr>
@@ -28706,157 +28703,11 @@
               <w:adjustRightInd w:val="0"/>
               <w:spacing w:before="0" w:line="240" w:lineRule="auto"/>
               <w:rPr>
-                <w:rFonts w:ascii="BRH Devanagari Extra" w:hAnsi="BRH Devanagari Extra" w:cs="BRH Devanagari Extra"/>
-                <w:color w:val="000000"/>
-                <w:sz w:val="32"/>
+                <w:rFonts w:cs="BRH Devanagari Extra"/>
+                <w:color w:val="000000"/>
                 <w:szCs w:val="32"/>
               </w:rPr>
             </w:pPr>
-            <w:r>
-              <w:rPr>
-                <w:rFonts w:cs="BRH Devanagari Extra"/>
-                <w:color w:val="000000"/>
-                <w:szCs w:val="32"/>
-              </w:rPr>
-              <w:t>47</w:t>
-            </w:r>
-            <w:r>
-              <w:rPr>
-                <w:rFonts w:ascii="BRH Devanagari Extra" w:hAnsi="BRH Devanagari Extra" w:cs="BRH Devanagari Extra"/>
-                <w:color w:val="000000"/>
-                <w:sz w:val="32"/>
-                <w:szCs w:val="32"/>
-              </w:rPr>
-              <w:t>)</w:t>
-            </w:r>
-            <w:r>
-              <w:rPr>
-                <w:rFonts w:ascii="BRH Devanagari Extra" w:hAnsi="BRH Devanagari Extra" w:cs="BRH Devanagari Extra"/>
-                <w:color w:val="000000"/>
-                <w:sz w:val="32"/>
-                <w:szCs w:val="32"/>
-              </w:rPr>
-              <w:tab/>
-            </w:r>
-            <w:r>
-              <w:rPr>
-                <w:rFonts w:cs="BRH Devanagari Extra"/>
-                <w:color w:val="000000"/>
-                <w:szCs w:val="32"/>
-              </w:rPr>
-              <w:t>3</w:t>
-            </w:r>
-            <w:r>
-              <w:rPr>
-                <w:rFonts w:ascii="BRH Devanagari Extra" w:hAnsi="BRH Devanagari Extra" w:cs="BRH Devanagari Extra"/>
-                <w:color w:val="000000"/>
-                <w:sz w:val="32"/>
-                <w:szCs w:val="32"/>
-              </w:rPr>
-              <w:t>.</w:t>
-            </w:r>
-            <w:r>
-              <w:rPr>
-                <w:rFonts w:cs="BRH Devanagari Extra"/>
-                <w:color w:val="000000"/>
-                <w:szCs w:val="32"/>
-              </w:rPr>
-              <w:t>4</w:t>
-            </w:r>
-            <w:r>
-              <w:rPr>
-                <w:rFonts w:ascii="BRH Devanagari Extra" w:hAnsi="BRH Devanagari Extra" w:cs="BRH Devanagari Extra"/>
-                <w:color w:val="000000"/>
-                <w:sz w:val="32"/>
-                <w:szCs w:val="32"/>
-              </w:rPr>
-              <w:t>.</w:t>
-            </w:r>
-            <w:r>
-              <w:rPr>
-                <w:rFonts w:cs="BRH Devanagari Extra"/>
-                <w:color w:val="000000"/>
-                <w:szCs w:val="32"/>
-              </w:rPr>
-              <w:t>11</w:t>
-            </w:r>
-            <w:r>
-              <w:rPr>
-                <w:rFonts w:ascii="BRH Devanagari Extra" w:hAnsi="BRH Devanagari Extra" w:cs="BRH Devanagari Extra"/>
-                <w:color w:val="000000"/>
-                <w:sz w:val="32"/>
-                <w:szCs w:val="32"/>
-              </w:rPr>
-              <w:t>.</w:t>
-            </w:r>
-            <w:r>
-              <w:rPr>
-                <w:rFonts w:cs="BRH Devanagari Extra"/>
-                <w:color w:val="000000"/>
-                <w:szCs w:val="32"/>
-              </w:rPr>
-              <w:t>5</w:t>
-            </w:r>
-            <w:r>
-              <w:rPr>
-                <w:rFonts w:ascii="BRH Devanagari Extra" w:hAnsi="BRH Devanagari Extra" w:cs="BRH Devanagari Extra"/>
-                <w:color w:val="000000"/>
-                <w:sz w:val="32"/>
-                <w:szCs w:val="32"/>
-              </w:rPr>
-              <w:t>(</w:t>
-            </w:r>
-            <w:r>
-              <w:rPr>
-                <w:rFonts w:cs="BRH Devanagari Extra"/>
-                <w:color w:val="000000"/>
-                <w:szCs w:val="32"/>
-              </w:rPr>
-              <w:t>43</w:t>
-            </w:r>
-            <w:r>
-              <w:rPr>
-                <w:rFonts w:ascii="BRH Devanagari Extra" w:hAnsi="BRH Devanagari Extra" w:cs="BRH Devanagari Extra"/>
-                <w:color w:val="000000"/>
-                <w:sz w:val="32"/>
-                <w:szCs w:val="32"/>
-              </w:rPr>
-              <w:t>)- lÉ | L</w:t>
-            </w:r>
-            <w:r>
-              <w:rPr>
-                <w:rFonts w:ascii="BRH Malayalam Extra" w:hAnsi="BRH Malayalam Extra" w:cs="BRH Devanagari Extra"/>
-                <w:color w:val="000000"/>
-                <w:szCs w:val="32"/>
-              </w:rPr>
-              <w:t>–</w:t>
-            </w:r>
-            <w:r>
-              <w:rPr>
-                <w:rFonts w:ascii="BRH Devanagari Extra" w:hAnsi="BRH Devanagari Extra" w:cs="BRH Devanagari Extra"/>
-                <w:color w:val="000000"/>
-                <w:sz w:val="32"/>
-                <w:szCs w:val="32"/>
-              </w:rPr>
-              <w:t>lÉ</w:t>
-            </w:r>
-            <w:r>
-              <w:rPr>
-                <w:rFonts w:ascii="BRH Malayalam Extra" w:hAnsi="BRH Malayalam Extra" w:cs="BRH Devanagari Extra"/>
-                <w:color w:val="000000"/>
-                <w:szCs w:val="32"/>
-              </w:rPr>
-              <w:t>–</w:t>
-            </w:r>
-            <w:r>
-              <w:rPr>
-                <w:rFonts w:ascii="BRH Devanagari Extra" w:hAnsi="BRH Devanagari Extra" w:cs="BRH Devanagari Extra"/>
-                <w:color w:val="000000"/>
-                <w:sz w:val="32"/>
-                <w:szCs w:val="32"/>
-              </w:rPr>
-              <w:t xml:space="preserve">qÉç | A(aqÉç)WûþÈ | </w:t>
-            </w:r>
           </w:p>
           <w:p>
             <w:pPr>
@@ -28874,99 +28725,149 @@
             </w:pPr>
             <w:r>
               <w:rPr>
-                <w:rFonts w:ascii="BRH Devanagari Extra" w:hAnsi="BRH Devanagari Extra" w:cs="BRH Devanagari Extra"/>
-                <w:color w:val="000000"/>
-                <w:sz w:val="32"/>
-                <w:szCs w:val="32"/>
-              </w:rPr>
-              <w:t>lÉælÉþ qÉålÉ</w:t>
-            </w:r>
-            <w:r>
-              <w:rPr>
-                <w:rFonts w:ascii="BRH Malayalam Extra" w:hAnsi="BRH Malayalam Extra" w:cs="BRH Devanagari Extra"/>
-                <w:color w:val="000000"/>
-                <w:szCs w:val="32"/>
-              </w:rPr>
-              <w:t>–</w:t>
-            </w:r>
-            <w:r>
-              <w:rPr>
-                <w:rFonts w:ascii="BRH Devanagari Extra" w:hAnsi="BRH Devanagari Extra" w:cs="BRH Devanagari Extra"/>
-                <w:color w:val="000000"/>
-                <w:sz w:val="32"/>
-                <w:szCs w:val="32"/>
-              </w:rPr>
-              <w:t>qÉç lÉ lÉælÉ</w:t>
-            </w:r>
-            <w:r>
-              <w:rPr>
-                <w:rFonts w:ascii="BRH Malayalam Extra" w:hAnsi="BRH Malayalam Extra" w:cs="BRH Devanagari Extra"/>
-                <w:color w:val="000000"/>
-                <w:szCs w:val="32"/>
-              </w:rPr>
-              <w:t>–</w:t>
-            </w:r>
-            <w:r>
-              <w:rPr>
-                <w:rFonts w:ascii="BRH Devanagari Extra" w:hAnsi="BRH Devanagari Extra" w:cs="BRH Devanagari Extra"/>
-                <w:color w:val="000000"/>
-                <w:sz w:val="32"/>
-                <w:szCs w:val="32"/>
-              </w:rPr>
-              <w:t xml:space="preserve"> qÉ(aqÉç)</w:t>
-            </w:r>
-            <w:r>
-              <w:rPr>
-                <w:rFonts w:ascii="BRH Devanagari Extra" w:hAnsi="BRH Devanagari Extra" w:cs="BRH Devanagari Extra"/>
-                <w:color w:val="000000"/>
-                <w:sz w:val="32"/>
-                <w:szCs w:val="32"/>
-                <w:highlight w:val="green"/>
-              </w:rPr>
-              <w:t>WûÉ</w:t>
-            </w:r>
-            <w:r>
-              <w:rPr>
-                <w:rFonts w:ascii="BRH Devanagari Extra" w:hAnsi="BRH Devanagari Extra" w:cs="BRH Devanagari Extra"/>
-                <w:color w:val="000000"/>
-                <w:sz w:val="32"/>
-                <w:szCs w:val="32"/>
-              </w:rPr>
-              <w:t>å Å(aqÉç)Wûþ LlÉ</w:t>
-            </w:r>
-            <w:r>
-              <w:rPr>
-                <w:rFonts w:ascii="BRH Malayalam Extra" w:hAnsi="BRH Malayalam Extra" w:cs="BRH Devanagari Extra"/>
-                <w:color w:val="000000"/>
-                <w:szCs w:val="32"/>
-              </w:rPr>
-              <w:t>–</w:t>
-            </w:r>
-            <w:r>
-              <w:rPr>
-                <w:rFonts w:ascii="BRH Devanagari Extra" w:hAnsi="BRH Devanagari Extra" w:cs="BRH Devanagari Extra"/>
-                <w:color w:val="000000"/>
-                <w:sz w:val="32"/>
-                <w:szCs w:val="32"/>
-              </w:rPr>
-              <w:t>qÉç lÉ lÉælÉ</w:t>
-            </w:r>
-            <w:r>
-              <w:rPr>
-                <w:rFonts w:ascii="BRH Malayalam Extra" w:hAnsi="BRH Malayalam Extra" w:cs="BRH Devanagari Extra"/>
-                <w:color w:val="000000"/>
-                <w:szCs w:val="32"/>
-              </w:rPr>
-              <w:t>–</w:t>
-            </w:r>
-            <w:r>
-              <w:rPr>
-                <w:rFonts w:ascii="BRH Devanagari Extra" w:hAnsi="BRH Devanagari Extra" w:cs="BRH Devanagari Extra"/>
-                <w:color w:val="000000"/>
-                <w:sz w:val="32"/>
-                <w:szCs w:val="32"/>
-              </w:rPr>
-              <w:t xml:space="preserve"> qÉ(aqÉç)WûþÈ | </w:t>
+                <w:rFonts w:cs="BRH Devanagari Extra"/>
+                <w:color w:val="000000"/>
+                <w:szCs w:val="32"/>
+              </w:rPr>
+              <w:lastRenderedPageBreak/>
+              <w:t>47</w:t>
+            </w:r>
+            <w:r>
+              <w:rPr>
+                <w:rFonts w:ascii="BRH Devanagari Extra" w:hAnsi="BRH Devanagari Extra" w:cs="BRH Devanagari Extra"/>
+                <w:color w:val="000000"/>
+                <w:sz w:val="32"/>
+                <w:szCs w:val="32"/>
+              </w:rPr>
+              <w:t>)</w:t>
+            </w:r>
+            <w:r>
+              <w:rPr>
+                <w:rFonts w:ascii="BRH Devanagari Extra" w:hAnsi="BRH Devanagari Extra" w:cs="BRH Devanagari Extra"/>
+                <w:color w:val="000000"/>
+                <w:sz w:val="32"/>
+                <w:szCs w:val="32"/>
+              </w:rPr>
+              <w:tab/>
+            </w:r>
+            <w:r>
+              <w:rPr>
+                <w:rFonts w:cs="BRH Devanagari Extra"/>
+                <w:color w:val="000000"/>
+                <w:szCs w:val="32"/>
+              </w:rPr>
+              <w:t>3</w:t>
+            </w:r>
+            <w:r>
+              <w:rPr>
+                <w:rFonts w:ascii="BRH Devanagari Extra" w:hAnsi="BRH Devanagari Extra" w:cs="BRH Devanagari Extra"/>
+                <w:color w:val="000000"/>
+                <w:sz w:val="32"/>
+                <w:szCs w:val="32"/>
+              </w:rPr>
+              <w:t>.</w:t>
+            </w:r>
+            <w:r>
+              <w:rPr>
+                <w:rFonts w:cs="BRH Devanagari Extra"/>
+                <w:color w:val="000000"/>
+                <w:szCs w:val="32"/>
+              </w:rPr>
+              <w:t>4</w:t>
+            </w:r>
+            <w:r>
+              <w:rPr>
+                <w:rFonts w:ascii="BRH Devanagari Extra" w:hAnsi="BRH Devanagari Extra" w:cs="BRH Devanagari Extra"/>
+                <w:color w:val="000000"/>
+                <w:sz w:val="32"/>
+                <w:szCs w:val="32"/>
+              </w:rPr>
+              <w:t>.</w:t>
+            </w:r>
+            <w:r>
+              <w:rPr>
+                <w:rFonts w:cs="BRH Devanagari Extra"/>
+                <w:color w:val="000000"/>
+                <w:szCs w:val="32"/>
+              </w:rPr>
+              <w:t>11</w:t>
+            </w:r>
+            <w:r>
+              <w:rPr>
+                <w:rFonts w:ascii="BRH Devanagari Extra" w:hAnsi="BRH Devanagari Extra" w:cs="BRH Devanagari Extra"/>
+                <w:color w:val="000000"/>
+                <w:sz w:val="32"/>
+                <w:szCs w:val="32"/>
+              </w:rPr>
+              <w:t>.</w:t>
+            </w:r>
+            <w:r>
+              <w:rPr>
+                <w:rFonts w:cs="BRH Devanagari Extra"/>
+                <w:color w:val="000000"/>
+                <w:szCs w:val="32"/>
+              </w:rPr>
+              <w:t>5</w:t>
+            </w:r>
+            <w:r>
+              <w:rPr>
+                <w:rFonts w:ascii="BRH Devanagari Extra" w:hAnsi="BRH Devanagari Extra" w:cs="BRH Devanagari Extra"/>
+                <w:color w:val="000000"/>
+                <w:sz w:val="32"/>
+                <w:szCs w:val="32"/>
+              </w:rPr>
+              <w:t>(</w:t>
+            </w:r>
+            <w:r>
+              <w:rPr>
+                <w:rFonts w:cs="BRH Devanagari Extra"/>
+                <w:color w:val="000000"/>
+                <w:szCs w:val="32"/>
+              </w:rPr>
+              <w:t>43</w:t>
+            </w:r>
+            <w:r>
+              <w:rPr>
+                <w:rFonts w:ascii="BRH Devanagari Extra" w:hAnsi="BRH Devanagari Extra" w:cs="BRH Devanagari Extra"/>
+                <w:color w:val="000000"/>
+                <w:sz w:val="32"/>
+                <w:szCs w:val="32"/>
+              </w:rPr>
+              <w:t>)- lÉ | L</w:t>
+            </w:r>
+            <w:r>
+              <w:rPr>
+                <w:rFonts w:ascii="BRH Malayalam Extra" w:hAnsi="BRH Malayalam Extra" w:cs="BRH Devanagari Extra"/>
+                <w:color w:val="000000"/>
+                <w:szCs w:val="32"/>
+              </w:rPr>
+              <w:t>–</w:t>
+            </w:r>
+            <w:r>
+              <w:rPr>
+                <w:rFonts w:ascii="BRH Devanagari Extra" w:hAnsi="BRH Devanagari Extra" w:cs="BRH Devanagari Extra"/>
+                <w:color w:val="000000"/>
+                <w:sz w:val="32"/>
+                <w:szCs w:val="32"/>
+              </w:rPr>
+              <w:t>lÉ</w:t>
+            </w:r>
+            <w:r>
+              <w:rPr>
+                <w:rFonts w:ascii="BRH Malayalam Extra" w:hAnsi="BRH Malayalam Extra" w:cs="BRH Devanagari Extra"/>
+                <w:color w:val="000000"/>
+                <w:szCs w:val="32"/>
+              </w:rPr>
+              <w:t>–</w:t>
+            </w:r>
+            <w:r>
+              <w:rPr>
+                <w:rFonts w:ascii="BRH Devanagari Extra" w:hAnsi="BRH Devanagari Extra" w:cs="BRH Devanagari Extra"/>
+                <w:color w:val="000000"/>
+                <w:sz w:val="32"/>
+                <w:szCs w:val="32"/>
+              </w:rPr>
+              <w:t xml:space="preserve">qÉç | A(aqÉç)WûþÈ | </w:t>
             </w:r>
           </w:p>
           <w:p>
@@ -28985,199 +28886,99 @@
             </w:pPr>
             <w:r>
               <w:rPr>
-                <w:rFonts w:cs="BRH Devanagari Extra"/>
-                <w:color w:val="000000"/>
-                <w:szCs w:val="32"/>
-              </w:rPr>
-              <w:t>48</w:t>
-            </w:r>
-            <w:r>
-              <w:rPr>
-                <w:rFonts w:ascii="BRH Devanagari Extra" w:hAnsi="BRH Devanagari Extra" w:cs="BRH Devanagari Extra"/>
-                <w:color w:val="000000"/>
-                <w:sz w:val="32"/>
-                <w:szCs w:val="32"/>
-              </w:rPr>
-              <w:t>)</w:t>
-            </w:r>
-            <w:r>
-              <w:rPr>
-                <w:rFonts w:ascii="BRH Devanagari Extra" w:hAnsi="BRH Devanagari Extra" w:cs="BRH Devanagari Extra"/>
-                <w:color w:val="000000"/>
-                <w:sz w:val="32"/>
-                <w:szCs w:val="32"/>
-              </w:rPr>
-              <w:tab/>
-            </w:r>
-            <w:r>
-              <w:rPr>
-                <w:rFonts w:cs="BRH Devanagari Extra"/>
-                <w:color w:val="000000"/>
-                <w:szCs w:val="32"/>
-              </w:rPr>
-              <w:t>3</w:t>
-            </w:r>
-            <w:r>
-              <w:rPr>
-                <w:rFonts w:ascii="BRH Devanagari Extra" w:hAnsi="BRH Devanagari Extra" w:cs="BRH Devanagari Extra"/>
-                <w:color w:val="000000"/>
-                <w:sz w:val="32"/>
-                <w:szCs w:val="32"/>
-              </w:rPr>
-              <w:t>.</w:t>
-            </w:r>
-            <w:r>
-              <w:rPr>
-                <w:rFonts w:cs="BRH Devanagari Extra"/>
-                <w:color w:val="000000"/>
-                <w:szCs w:val="32"/>
-              </w:rPr>
-              <w:t>4</w:t>
-            </w:r>
-            <w:r>
-              <w:rPr>
-                <w:rFonts w:ascii="BRH Devanagari Extra" w:hAnsi="BRH Devanagari Extra" w:cs="BRH Devanagari Extra"/>
-                <w:color w:val="000000"/>
-                <w:sz w:val="32"/>
-                <w:szCs w:val="32"/>
-              </w:rPr>
-              <w:t>.</w:t>
-            </w:r>
-            <w:r>
-              <w:rPr>
-                <w:rFonts w:cs="BRH Devanagari Extra"/>
-                <w:color w:val="000000"/>
-                <w:szCs w:val="32"/>
-              </w:rPr>
-              <w:t>11</w:t>
-            </w:r>
-            <w:r>
-              <w:rPr>
-                <w:rFonts w:ascii="BRH Devanagari Extra" w:hAnsi="BRH Devanagari Extra" w:cs="BRH Devanagari Extra"/>
-                <w:color w:val="000000"/>
-                <w:sz w:val="32"/>
-                <w:szCs w:val="32"/>
-              </w:rPr>
-              <w:t>.</w:t>
-            </w:r>
-            <w:r>
-              <w:rPr>
-                <w:rFonts w:cs="BRH Devanagari Extra"/>
-                <w:color w:val="000000"/>
-                <w:szCs w:val="32"/>
-              </w:rPr>
-              <w:t>5</w:t>
-            </w:r>
-            <w:r>
-              <w:rPr>
-                <w:rFonts w:ascii="BRH Devanagari Extra" w:hAnsi="BRH Devanagari Extra" w:cs="BRH Devanagari Extra"/>
-                <w:color w:val="000000"/>
-                <w:sz w:val="32"/>
-                <w:szCs w:val="32"/>
-              </w:rPr>
-              <w:t>(</w:t>
-            </w:r>
-            <w:r>
-              <w:rPr>
-                <w:rFonts w:cs="BRH Devanagari Extra"/>
-                <w:color w:val="000000"/>
-                <w:szCs w:val="32"/>
-              </w:rPr>
-              <w:t>44</w:t>
-            </w:r>
-            <w:r>
-              <w:rPr>
-                <w:rFonts w:ascii="BRH Devanagari Extra" w:hAnsi="BRH Devanagari Extra" w:cs="BRH Devanagari Extra"/>
-                <w:color w:val="000000"/>
-                <w:sz w:val="32"/>
-                <w:szCs w:val="32"/>
-              </w:rPr>
-              <w:t>)- L</w:t>
-            </w:r>
-            <w:r>
-              <w:rPr>
-                <w:rFonts w:ascii="BRH Malayalam Extra" w:hAnsi="BRH Malayalam Extra" w:cs="BRH Devanagari Extra"/>
-                <w:color w:val="000000"/>
-                <w:szCs w:val="32"/>
-              </w:rPr>
-              <w:t>–</w:t>
-            </w:r>
-            <w:r>
-              <w:rPr>
-                <w:rFonts w:ascii="BRH Devanagari Extra" w:hAnsi="BRH Devanagari Extra" w:cs="BRH Devanagari Extra"/>
-                <w:color w:val="000000"/>
-                <w:sz w:val="32"/>
-                <w:szCs w:val="32"/>
-              </w:rPr>
-              <w:t>lÉ</w:t>
-            </w:r>
-            <w:r>
-              <w:rPr>
-                <w:rFonts w:ascii="BRH Malayalam Extra" w:hAnsi="BRH Malayalam Extra" w:cs="BRH Devanagari Extra"/>
-                <w:color w:val="000000"/>
-                <w:szCs w:val="32"/>
-              </w:rPr>
-              <w:t>–</w:t>
-            </w:r>
-            <w:r>
-              <w:rPr>
-                <w:rFonts w:ascii="BRH Devanagari Extra" w:hAnsi="BRH Devanagari Extra" w:cs="BRH Devanagari Extra"/>
-                <w:color w:val="000000"/>
-                <w:sz w:val="32"/>
-                <w:szCs w:val="32"/>
-              </w:rPr>
-              <w:t>qÉç | A(aqÉç)WûþÈ | A</w:t>
-            </w:r>
-            <w:r>
-              <w:rPr>
-                <w:rFonts w:ascii="BRH Malayalam Extra" w:hAnsi="BRH Malayalam Extra" w:cs="BRH Devanagari Extra"/>
-                <w:color w:val="000000"/>
-                <w:szCs w:val="32"/>
-              </w:rPr>
-              <w:t>–</w:t>
-            </w:r>
-            <w:r>
-              <w:rPr>
-                <w:rFonts w:ascii="BRH Devanagari Extra" w:hAnsi="BRH Devanagari Extra" w:cs="BRH Devanagari Extra"/>
-                <w:color w:val="000000"/>
-                <w:sz w:val="32"/>
-                <w:szCs w:val="32"/>
-              </w:rPr>
-              <w:t>zgÉÉå</w:t>
-            </w:r>
-            <w:r>
-              <w:rPr>
-                <w:rFonts w:ascii="BRH Malayalam Extra" w:hAnsi="BRH Malayalam Extra" w:cs="BRH Devanagari Extra"/>
-                <w:color w:val="000000"/>
-                <w:szCs w:val="32"/>
-              </w:rPr>
-              <w:t>–</w:t>
-            </w:r>
-            <w:r>
-              <w:rPr>
-                <w:rFonts w:ascii="BRH Devanagari Extra" w:hAnsi="BRH Devanagari Extra" w:cs="BRH Devanagari Extra"/>
-                <w:color w:val="000000"/>
-                <w:sz w:val="32"/>
-                <w:szCs w:val="32"/>
-              </w:rPr>
-              <w:t>ÌiÉ</w:t>
-            </w:r>
-            <w:r>
-              <w:rPr>
-                <w:rFonts w:ascii="BRH Malayalam Extra" w:hAnsi="BRH Malayalam Extra" w:cs="BRH Devanagari Extra"/>
-                <w:color w:val="000000"/>
-                <w:szCs w:val="32"/>
-              </w:rPr>
-              <w:t>–</w:t>
-            </w:r>
-            <w:r>
-              <w:rPr>
-                <w:rFonts w:ascii="BRH Devanagari Extra" w:hAnsi="BRH Devanagari Extra" w:cs="BRH Devanagari Extra"/>
-                <w:color w:val="000000"/>
-                <w:sz w:val="32"/>
-                <w:szCs w:val="32"/>
-              </w:rPr>
-              <w:t xml:space="preserve"> | </w:t>
+                <w:rFonts w:ascii="BRH Devanagari Extra" w:hAnsi="BRH Devanagari Extra" w:cs="BRH Devanagari Extra"/>
+                <w:color w:val="000000"/>
+                <w:sz w:val="32"/>
+                <w:szCs w:val="32"/>
+              </w:rPr>
+              <w:t>lÉælÉþ qÉålÉ</w:t>
+            </w:r>
+            <w:r>
+              <w:rPr>
+                <w:rFonts w:ascii="BRH Malayalam Extra" w:hAnsi="BRH Malayalam Extra" w:cs="BRH Devanagari Extra"/>
+                <w:color w:val="000000"/>
+                <w:szCs w:val="32"/>
+              </w:rPr>
+              <w:t>–</w:t>
+            </w:r>
+            <w:r>
+              <w:rPr>
+                <w:rFonts w:ascii="BRH Devanagari Extra" w:hAnsi="BRH Devanagari Extra" w:cs="BRH Devanagari Extra"/>
+                <w:color w:val="000000"/>
+                <w:sz w:val="32"/>
+                <w:szCs w:val="32"/>
+              </w:rPr>
+              <w:t>qÉç lÉ lÉælÉ</w:t>
+            </w:r>
+            <w:r>
+              <w:rPr>
+                <w:rFonts w:ascii="BRH Malayalam Extra" w:hAnsi="BRH Malayalam Extra" w:cs="BRH Devanagari Extra"/>
+                <w:color w:val="000000"/>
+                <w:szCs w:val="32"/>
+              </w:rPr>
+              <w:t>–</w:t>
+            </w:r>
+            <w:r>
+              <w:rPr>
+                <w:rFonts w:ascii="BRH Devanagari Extra" w:hAnsi="BRH Devanagari Extra" w:cs="BRH Devanagari Extra"/>
+                <w:color w:val="000000"/>
+                <w:sz w:val="32"/>
+                <w:szCs w:val="32"/>
+              </w:rPr>
+              <w:t xml:space="preserve"> qÉ(aqÉç)</w:t>
+            </w:r>
+            <w:r>
+              <w:rPr>
+                <w:rFonts w:ascii="BRH Devanagari Extra" w:hAnsi="BRH Devanagari Extra" w:cs="BRH Devanagari Extra"/>
+                <w:color w:val="000000"/>
+                <w:sz w:val="32"/>
+                <w:szCs w:val="32"/>
+                <w:highlight w:val="green"/>
+              </w:rPr>
+              <w:t>WûÉ</w:t>
+            </w:r>
+            <w:r>
+              <w:rPr>
+                <w:rFonts w:ascii="BRH Devanagari Extra" w:hAnsi="BRH Devanagari Extra" w:cs="BRH Devanagari Extra"/>
+                <w:color w:val="000000"/>
+                <w:sz w:val="32"/>
+                <w:szCs w:val="32"/>
+              </w:rPr>
+              <w:t>å Å(aqÉç)Wûþ LlÉ</w:t>
+            </w:r>
+            <w:r>
+              <w:rPr>
+                <w:rFonts w:ascii="BRH Malayalam Extra" w:hAnsi="BRH Malayalam Extra" w:cs="BRH Devanagari Extra"/>
+                <w:color w:val="000000"/>
+                <w:szCs w:val="32"/>
+              </w:rPr>
+              <w:t>–</w:t>
+            </w:r>
+            <w:r>
+              <w:rPr>
+                <w:rFonts w:ascii="BRH Devanagari Extra" w:hAnsi="BRH Devanagari Extra" w:cs="BRH Devanagari Extra"/>
+                <w:color w:val="000000"/>
+                <w:sz w:val="32"/>
+                <w:szCs w:val="32"/>
+              </w:rPr>
+              <w:t>qÉç lÉ lÉælÉ</w:t>
+            </w:r>
+            <w:r>
+              <w:rPr>
+                <w:rFonts w:ascii="BRH Malayalam Extra" w:hAnsi="BRH Malayalam Extra" w:cs="BRH Devanagari Extra"/>
+                <w:color w:val="000000"/>
+                <w:szCs w:val="32"/>
+              </w:rPr>
+              <w:t>–</w:t>
+            </w:r>
+            <w:r>
+              <w:rPr>
+                <w:rFonts w:ascii="BRH Devanagari Extra" w:hAnsi="BRH Devanagari Extra" w:cs="BRH Devanagari Extra"/>
+                <w:color w:val="000000"/>
+                <w:sz w:val="32"/>
+                <w:szCs w:val="32"/>
+              </w:rPr>
+              <w:t xml:space="preserve"> qÉ(aqÉç)WûþÈ | </w:t>
             </w:r>
           </w:p>
           <w:p>
@@ -29196,12 +28997,114 @@
             </w:pPr>
             <w:r>
               <w:rPr>
-                <w:rFonts w:ascii="BRH Devanagari Extra" w:hAnsi="BRH Devanagari Extra" w:cs="BRH Devanagari Extra"/>
-                <w:color w:val="000000"/>
-                <w:sz w:val="32"/>
-                <w:szCs w:val="32"/>
-              </w:rPr>
-              <w:t>L</w:t>
+                <w:rFonts w:cs="BRH Devanagari Extra"/>
+                <w:color w:val="000000"/>
+                <w:szCs w:val="32"/>
+              </w:rPr>
+              <w:t>48</w:t>
+            </w:r>
+            <w:r>
+              <w:rPr>
+                <w:rFonts w:ascii="BRH Devanagari Extra" w:hAnsi="BRH Devanagari Extra" w:cs="BRH Devanagari Extra"/>
+                <w:color w:val="000000"/>
+                <w:sz w:val="32"/>
+                <w:szCs w:val="32"/>
+              </w:rPr>
+              <w:t>)</w:t>
+            </w:r>
+            <w:r>
+              <w:rPr>
+                <w:rFonts w:ascii="BRH Devanagari Extra" w:hAnsi="BRH Devanagari Extra" w:cs="BRH Devanagari Extra"/>
+                <w:color w:val="000000"/>
+                <w:sz w:val="32"/>
+                <w:szCs w:val="32"/>
+              </w:rPr>
+              <w:tab/>
+            </w:r>
+            <w:r>
+              <w:rPr>
+                <w:rFonts w:cs="BRH Devanagari Extra"/>
+                <w:color w:val="000000"/>
+                <w:szCs w:val="32"/>
+              </w:rPr>
+              <w:t>3</w:t>
+            </w:r>
+            <w:r>
+              <w:rPr>
+                <w:rFonts w:ascii="BRH Devanagari Extra" w:hAnsi="BRH Devanagari Extra" w:cs="BRH Devanagari Extra"/>
+                <w:color w:val="000000"/>
+                <w:sz w:val="32"/>
+                <w:szCs w:val="32"/>
+              </w:rPr>
+              <w:t>.</w:t>
+            </w:r>
+            <w:r>
+              <w:rPr>
+                <w:rFonts w:cs="BRH Devanagari Extra"/>
+                <w:color w:val="000000"/>
+                <w:szCs w:val="32"/>
+              </w:rPr>
+              <w:t>4</w:t>
+            </w:r>
+            <w:r>
+              <w:rPr>
+                <w:rFonts w:ascii="BRH Devanagari Extra" w:hAnsi="BRH Devanagari Extra" w:cs="BRH Devanagari Extra"/>
+                <w:color w:val="000000"/>
+                <w:sz w:val="32"/>
+                <w:szCs w:val="32"/>
+              </w:rPr>
+              <w:t>.</w:t>
+            </w:r>
+            <w:r>
+              <w:rPr>
+                <w:rFonts w:cs="BRH Devanagari Extra"/>
+                <w:color w:val="000000"/>
+                <w:szCs w:val="32"/>
+              </w:rPr>
+              <w:t>11</w:t>
+            </w:r>
+            <w:r>
+              <w:rPr>
+                <w:rFonts w:ascii="BRH Devanagari Extra" w:hAnsi="BRH Devanagari Extra" w:cs="BRH Devanagari Extra"/>
+                <w:color w:val="000000"/>
+                <w:sz w:val="32"/>
+                <w:szCs w:val="32"/>
+              </w:rPr>
+              <w:t>.</w:t>
+            </w:r>
+            <w:r>
+              <w:rPr>
+                <w:rFonts w:cs="BRH Devanagari Extra"/>
+                <w:color w:val="000000"/>
+                <w:szCs w:val="32"/>
+              </w:rPr>
+              <w:t>5</w:t>
+            </w:r>
+            <w:r>
+              <w:rPr>
+                <w:rFonts w:ascii="BRH Devanagari Extra" w:hAnsi="BRH Devanagari Extra" w:cs="BRH Devanagari Extra"/>
+                <w:color w:val="000000"/>
+                <w:sz w:val="32"/>
+                <w:szCs w:val="32"/>
+              </w:rPr>
+              <w:t>(</w:t>
+            </w:r>
+            <w:r>
+              <w:rPr>
+                <w:rFonts w:cs="BRH Devanagari Extra"/>
+                <w:color w:val="000000"/>
+                <w:szCs w:val="32"/>
+              </w:rPr>
+              <w:t>44</w:t>
+            </w:r>
+            <w:r>
+              <w:rPr>
+                <w:rFonts w:ascii="BRH Devanagari Extra" w:hAnsi="BRH Devanagari Extra" w:cs="BRH Devanagari Extra"/>
+                <w:color w:val="000000"/>
+                <w:sz w:val="32"/>
+                <w:szCs w:val="32"/>
+              </w:rPr>
+              <w:t>)- L</w:t>
             </w:r>
             <w:r>
               <w:rPr>
@@ -29235,60 +29138,58 @@
                 <w:sz w:val="32"/>
                 <w:szCs w:val="32"/>
               </w:rPr>
-              <w:t xml:space="preserve"> qÉ(aqÉç)</w:t>
-            </w:r>
-            <w:r>
-              <w:rPr>
-                <w:rFonts w:ascii="BRH Devanagari Extra" w:hAnsi="BRH Devanagari Extra" w:cs="BRH Devanagari Extra"/>
-                <w:color w:val="000000"/>
-                <w:sz w:val="32"/>
-                <w:szCs w:val="32"/>
-                <w:highlight w:val="green"/>
-              </w:rPr>
-              <w:t>WûÉå</w:t>
-            </w:r>
-            <w:r>
-              <w:rPr>
-                <w:rFonts w:ascii="BRH Devanagari Extra" w:hAnsi="BRH Devanagari Extra" w:cs="BRH Devanagari Extra"/>
-                <w:color w:val="000000"/>
-                <w:sz w:val="32"/>
-                <w:szCs w:val="32"/>
-              </w:rPr>
-              <w:t xml:space="preserve"> Å(aqÉç)Wûþ LlÉ qÉålÉ</w:t>
-            </w:r>
-            <w:r>
-              <w:rPr>
-                <w:rFonts w:ascii="BRH Malayalam Extra" w:hAnsi="BRH Malayalam Extra" w:cs="BRH Devanagari Extra"/>
-                <w:color w:val="000000"/>
-                <w:szCs w:val="32"/>
-              </w:rPr>
-              <w:t>–</w:t>
-            </w:r>
-            <w:r>
-              <w:rPr>
-                <w:rFonts w:ascii="BRH Devanagari Extra" w:hAnsi="BRH Devanagari Extra" w:cs="BRH Devanagari Extra"/>
-                <w:color w:val="000000"/>
-                <w:sz w:val="32"/>
-                <w:szCs w:val="32"/>
-              </w:rPr>
-              <w:t xml:space="preserve"> qÉ(aqÉç)WûÉåþ AzgÉÉå irÉzgÉÉå</w:t>
-            </w:r>
-            <w:r>
-              <w:rPr>
-                <w:rFonts w:ascii="BRH Malayalam Extra" w:hAnsi="BRH Malayalam Extra" w:cs="BRH Devanagari Extra"/>
-                <w:color w:val="000000"/>
-                <w:szCs w:val="32"/>
-              </w:rPr>
-              <w:t>–</w:t>
-            </w:r>
-            <w:r>
-              <w:rPr>
-                <w:rFonts w:ascii="BRH Devanagari Extra" w:hAnsi="BRH Devanagari Extra" w:cs="BRH Devanagari Extra"/>
-                <w:color w:val="000000"/>
-                <w:sz w:val="32"/>
-                <w:szCs w:val="32"/>
-              </w:rPr>
-              <w:t xml:space="preserve"> </w:t>
+              <w:t>qÉç | A(aqÉç)WûþÈ | A</w:t>
+            </w:r>
+            <w:r>
+              <w:rPr>
+                <w:rFonts w:ascii="BRH Malayalam Extra" w:hAnsi="BRH Malayalam Extra" w:cs="BRH Devanagari Extra"/>
+                <w:color w:val="000000"/>
+                <w:szCs w:val="32"/>
+              </w:rPr>
+              <w:t>–</w:t>
+            </w:r>
+            <w:r>
+              <w:rPr>
+                <w:rFonts w:ascii="BRH Devanagari Extra" w:hAnsi="BRH Devanagari Extra" w:cs="BRH Devanagari Extra"/>
+                <w:color w:val="000000"/>
+                <w:sz w:val="32"/>
+                <w:szCs w:val="32"/>
+              </w:rPr>
+              <w:t>zgÉÉå</w:t>
+            </w:r>
+            <w:r>
+              <w:rPr>
+                <w:rFonts w:ascii="BRH Malayalam Extra" w:hAnsi="BRH Malayalam Extra" w:cs="BRH Devanagari Extra"/>
+                <w:color w:val="000000"/>
+                <w:szCs w:val="32"/>
+              </w:rPr>
+              <w:t>–</w:t>
+            </w:r>
+            <w:r>
+              <w:rPr>
+                <w:rFonts w:ascii="BRH Devanagari Extra" w:hAnsi="BRH Devanagari Extra" w:cs="BRH Devanagari Extra"/>
+                <w:color w:val="000000"/>
+                <w:sz w:val="32"/>
+                <w:szCs w:val="32"/>
+              </w:rPr>
+              <w:t>ÌiÉ</w:t>
+            </w:r>
+            <w:r>
+              <w:rPr>
+                <w:rFonts w:ascii="BRH Malayalam Extra" w:hAnsi="BRH Malayalam Extra" w:cs="BRH Devanagari Extra"/>
+                <w:color w:val="000000"/>
+                <w:szCs w:val="32"/>
+              </w:rPr>
+              <w:t>–</w:t>
+            </w:r>
+            <w:r>
+              <w:rPr>
+                <w:rFonts w:ascii="BRH Devanagari Extra" w:hAnsi="BRH Devanagari Extra" w:cs="BRH Devanagari Extra"/>
+                <w:color w:val="000000"/>
+                <w:sz w:val="32"/>
+                <w:szCs w:val="32"/>
+              </w:rPr>
+              <w:t xml:space="preserve"> | </w:t>
             </w:r>
           </w:p>
           <w:p>
@@ -29312,24 +29213,94 @@
                 <w:sz w:val="32"/>
                 <w:szCs w:val="32"/>
               </w:rPr>
-              <w:t>irÉ(aqÉç)Wûþ LlÉ qÉålÉ</w:t>
-            </w:r>
-            <w:r>
-              <w:rPr>
-                <w:rFonts w:ascii="BRH Malayalam Extra" w:hAnsi="BRH Malayalam Extra" w:cs="BRH Devanagari Extra"/>
-                <w:color w:val="000000"/>
-                <w:szCs w:val="32"/>
-              </w:rPr>
-              <w:t>–</w:t>
-            </w:r>
-            <w:r>
-              <w:rPr>
-                <w:rFonts w:ascii="BRH Devanagari Extra" w:hAnsi="BRH Devanagari Extra" w:cs="BRH Devanagari Extra"/>
-                <w:color w:val="000000"/>
-                <w:sz w:val="32"/>
-                <w:szCs w:val="32"/>
-              </w:rPr>
-              <w:t xml:space="preserve"> qÉ(aqÉç)WûÉåþ AzgÉÉåÌiÉ | </w:t>
+              <w:t>L</w:t>
+            </w:r>
+            <w:r>
+              <w:rPr>
+                <w:rFonts w:ascii="BRH Malayalam Extra" w:hAnsi="BRH Malayalam Extra" w:cs="BRH Devanagari Extra"/>
+                <w:color w:val="000000"/>
+                <w:szCs w:val="32"/>
+              </w:rPr>
+              <w:t>–</w:t>
+            </w:r>
+            <w:r>
+              <w:rPr>
+                <w:rFonts w:ascii="BRH Devanagari Extra" w:hAnsi="BRH Devanagari Extra" w:cs="BRH Devanagari Extra"/>
+                <w:color w:val="000000"/>
+                <w:sz w:val="32"/>
+                <w:szCs w:val="32"/>
+              </w:rPr>
+              <w:t>lÉ</w:t>
+            </w:r>
+            <w:r>
+              <w:rPr>
+                <w:rFonts w:ascii="BRH Malayalam Extra" w:hAnsi="BRH Malayalam Extra" w:cs="BRH Devanagari Extra"/>
+                <w:color w:val="000000"/>
+                <w:szCs w:val="32"/>
+              </w:rPr>
+              <w:t>–</w:t>
+            </w:r>
+            <w:r>
+              <w:rPr>
+                <w:rFonts w:ascii="BRH Devanagari Extra" w:hAnsi="BRH Devanagari Extra" w:cs="BRH Devanagari Extra"/>
+                <w:color w:val="000000"/>
+                <w:sz w:val="32"/>
+                <w:szCs w:val="32"/>
+              </w:rPr>
+              <w:t xml:space="preserve"> qÉ(aqÉç)</w:t>
+            </w:r>
+            <w:r>
+              <w:rPr>
+                <w:rFonts w:ascii="BRH Devanagari Extra" w:hAnsi="BRH Devanagari Extra" w:cs="BRH Devanagari Extra"/>
+                <w:color w:val="000000"/>
+                <w:sz w:val="32"/>
+                <w:szCs w:val="32"/>
+                <w:highlight w:val="green"/>
+              </w:rPr>
+              <w:t>WûÉå</w:t>
+            </w:r>
+            <w:r>
+              <w:rPr>
+                <w:rFonts w:ascii="BRH Devanagari Extra" w:hAnsi="BRH Devanagari Extra" w:cs="BRH Devanagari Extra"/>
+                <w:color w:val="000000"/>
+                <w:sz w:val="32"/>
+                <w:szCs w:val="32"/>
+              </w:rPr>
+              <w:t xml:space="preserve"> Å(aqÉç)Wûþ LlÉ qÉålÉ</w:t>
+            </w:r>
+            <w:r>
+              <w:rPr>
+                <w:rFonts w:ascii="BRH Malayalam Extra" w:hAnsi="BRH Malayalam Extra" w:cs="BRH Devanagari Extra"/>
+                <w:color w:val="000000"/>
+                <w:szCs w:val="32"/>
+              </w:rPr>
+              <w:t>–</w:t>
+            </w:r>
+            <w:r>
+              <w:rPr>
+                <w:rFonts w:ascii="BRH Devanagari Extra" w:hAnsi="BRH Devanagari Extra" w:cs="BRH Devanagari Extra"/>
+                <w:color w:val="000000"/>
+                <w:sz w:val="32"/>
+                <w:szCs w:val="32"/>
+              </w:rPr>
+              <w:t xml:space="preserve"> qÉ(aqÉç)WûÉåþ AzgÉÉå irÉzgÉÉå</w:t>
+            </w:r>
+            <w:r>
+              <w:rPr>
+                <w:rFonts w:ascii="BRH Malayalam Extra" w:hAnsi="BRH Malayalam Extra" w:cs="BRH Devanagari Extra"/>
+                <w:color w:val="000000"/>
+                <w:szCs w:val="32"/>
+              </w:rPr>
+              <w:t>–</w:t>
+            </w:r>
+            <w:r>
+              <w:rPr>
+                <w:rFonts w:ascii="BRH Devanagari Extra" w:hAnsi="BRH Devanagari Extra" w:cs="BRH Devanagari Extra"/>
+                <w:color w:val="000000"/>
+                <w:sz w:val="32"/>
+                <w:szCs w:val="32"/>
+              </w:rPr>
+              <w:t xml:space="preserve"> </w:t>
             </w:r>
           </w:p>
           <w:p>
@@ -29346,6 +29317,32 @@
                 <w:szCs w:val="32"/>
               </w:rPr>
             </w:pPr>
+            <w:r>
+              <w:rPr>
+                <w:rFonts w:ascii="BRH Devanagari Extra" w:hAnsi="BRH Devanagari Extra" w:cs="BRH Devanagari Extra"/>
+                <w:color w:val="000000"/>
+                <w:sz w:val="32"/>
+                <w:szCs w:val="32"/>
+              </w:rPr>
+              <w:t>irÉ(aqÉç)Wûþ LlÉ qÉålÉ</w:t>
+            </w:r>
+            <w:r>
+              <w:rPr>
+                <w:rFonts w:ascii="BRH Malayalam Extra" w:hAnsi="BRH Malayalam Extra" w:cs="BRH Devanagari Extra"/>
+                <w:color w:val="000000"/>
+                <w:szCs w:val="32"/>
+              </w:rPr>
+              <w:t>–</w:t>
+            </w:r>
+            <w:r>
+              <w:rPr>
+                <w:rFonts w:ascii="BRH Devanagari Extra" w:hAnsi="BRH Devanagari Extra" w:cs="BRH Devanagari Extra"/>
+                <w:color w:val="000000"/>
+                <w:sz w:val="32"/>
+                <w:szCs w:val="32"/>
+              </w:rPr>
+              <w:t xml:space="preserve"> qÉ(aqÉç)WûÉåþ AzgÉÉåÌiÉ | </w:t>
+            </w:r>
           </w:p>
           <w:p>
             <w:pPr>
@@ -29810,6 +29807,58 @@
           <w:u w:val="single"/>
         </w:rPr>
       </w:pPr>
+    </w:p>
+    <w:p>
+      <w:pPr>
+        <w:spacing w:before="0" w:line="240" w:lineRule="auto"/>
+        <w:jc w:val="center"/>
+        <w:rPr>
+          <w:b/>
+          <w:bCs/>
+          <w:sz w:val="32"/>
+          <w:szCs w:val="32"/>
+          <w:u w:val="single"/>
+        </w:rPr>
+      </w:pPr>
+    </w:p>
+    <w:p>
+      <w:pPr>
+        <w:spacing w:before="0" w:line="240" w:lineRule="auto"/>
+        <w:jc w:val="center"/>
+        <w:rPr>
+          <w:b/>
+          <w:bCs/>
+          <w:sz w:val="32"/>
+          <w:szCs w:val="32"/>
+          <w:u w:val="single"/>
+        </w:rPr>
+      </w:pPr>
+    </w:p>
+    <w:p>
+      <w:pPr>
+        <w:spacing w:before="0" w:line="240" w:lineRule="auto"/>
+        <w:jc w:val="center"/>
+        <w:rPr>
+          <w:b/>
+          <w:bCs/>
+          <w:sz w:val="32"/>
+          <w:szCs w:val="32"/>
+          <w:u w:val="single"/>
+        </w:rPr>
+      </w:pPr>
+    </w:p>
+    <w:p>
+      <w:pPr>
+        <w:spacing w:before="0" w:line="240" w:lineRule="auto"/>
+        <w:jc w:val="center"/>
+        <w:rPr>
+          <w:b/>
+          <w:bCs/>
+          <w:sz w:val="32"/>
+          <w:szCs w:val="32"/>
+          <w:u w:val="single"/>
+        </w:rPr>
+      </w:pPr>
       <w:r>
         <w:rPr>
           <w:b/>
@@ -29818,6 +29867,7 @@
           <w:szCs w:val="32"/>
           <w:u w:val="single"/>
         </w:rPr>
+        <w:lastRenderedPageBreak/>
         <w:t xml:space="preserve">TS </w:t>
       </w:r>
       <w:r>
@@ -30266,7 +30316,7 @@
 </file>
 
 <file path=word/endnotes.xml><?xml version="1.0" encoding="utf-8"?>
-<w:endnotes xmlns:wpc="http://schemas.microsoft.com/office/word/2010/wordprocessingCanvas" xmlns:cx="http://schemas.microsoft.com/office/drawing/2014/chartex" xmlns:cx1="http://schemas.microsoft.com/office/drawing/2015/9/8/chartex" xmlns:cx2="http://schemas.microsoft.com/office/drawing/2015/10/21/chartex" xmlns:cx3="http://schemas.microsoft.com/office/drawing/2016/5/9/chartex" xmlns:cx4="http://schemas.microsoft.com/office/drawing/2016/5/10/chartex" xmlns:cx5="http://schemas.microsoft.com/office/drawing/2016/5/11/chartex" xmlns:cx6="http://schemas.microsoft.com/office/drawing/2016/5/12/chartex" xmlns:cx7="http://schemas.microsoft.com/office/drawing/2016/5/13/chartex" xmlns:cx8="http://schemas.microsoft.com/office/drawing/2016/5/14/chartex" xmlns:mc="http://schemas.openxmlformats.org/markup-compatibility/2006" xmlns:aink="http://schemas.microsoft.com/office/drawing/2016/ink" xmlns:am3d="http://schemas.microsoft.com/office/drawing/2017/model3d" xmlns:o="urn:schemas-microsoft-com:office:office" xmlns:oel="http://schemas.microsoft.com/office/2019/extlst" xmlns:r="http://schemas.openxmlformats.org/officeDocument/2006/relationships" xmlns:m="http://schemas.openxmlformats.org/officeDocument/2006/math" xmlns:v="urn:schemas-microsoft-com:vml" xmlns:wp14="http://schemas.microsoft.com/office/word/2010/wordprocessingDrawing" xmlns:wp="http://schemas.openxmlformats.org/drawingml/2006/wordprocessingDrawing" xmlns:w10="urn:schemas-microsoft-com:office:word" xmlns:w="http://schemas.openxmlformats.org/wordprocessingml/2006/main" xmlns:w14="http://schemas.microsoft.com/office/word/2010/wordml" xmlns:w15="http://schemas.microsoft.com/office/word/2012/wordml" xmlns:w16cei="http://schemas.microsoft.com/office/word/2026/wordml/cei" xmlns:w16cex="http://schemas.microsoft.com/office/word/2018/wordml/cex" xmlns:w16cid="http://schemas.microsoft.com/office/word/2016/wordml/cid" xmlns:w16="http://schemas.microsoft.com/office/word/2018/wordml" xmlns:w16du="http://schemas.microsoft.com/office/word/2023/wordml/word16du" xmlns:w16sdtdh="http://schemas.microsoft.com/office/word/2020/wordml/sdtdatahash" xmlns:w16sdtfl="http://schemas.microsoft.com/office/word/2024/wordml/sdtformatlock" xmlns:w16se="http://schemas.microsoft.com/office/word/2015/wordml/symex" xmlns:wpg="http://schemas.microsoft.com/office/word/2010/wordprocessingGroup" xmlns:wpi="http://schemas.microsoft.com/office/word/2010/wordprocessingInk" xmlns:wne="http://schemas.microsoft.com/office/word/2006/wordml" xmlns:wps="http://schemas.microsoft.com/office/word/2010/wordprocessingShape" mc:Ignorable="w14 w15 w16se w16cid w16 w16cex w16sdtdh w16sdtfl w16du wp14">
+<w:endnotes xmlns:wpc="http://schemas.microsoft.com/office/word/2010/wordprocessingCanvas" xmlns:cx="http://schemas.microsoft.com/office/drawing/2014/chartex" xmlns:cx1="http://schemas.microsoft.com/office/drawing/2015/9/8/chartex" xmlns:cx2="http://schemas.microsoft.com/office/drawing/2015/10/21/chartex" xmlns:cx3="http://schemas.microsoft.com/office/drawing/2016/5/9/chartex" xmlns:cx4="http://schemas.microsoft.com/office/drawing/2016/5/10/chartex" xmlns:cx5="http://schemas.microsoft.com/office/drawing/2016/5/11/chartex" xmlns:cx6="http://schemas.microsoft.com/office/drawing/2016/5/12/chartex" xmlns:cx7="http://schemas.microsoft.com/office/drawing/2016/5/13/chartex" xmlns:cx8="http://schemas.microsoft.com/office/drawing/2016/5/14/chartex" xmlns:mc="http://schemas.openxmlformats.org/markup-compatibility/2006" xmlns:aink="http://schemas.microsoft.com/office/drawing/2016/ink" xmlns:am3d="http://schemas.microsoft.com/office/drawing/2017/model3d" xmlns:o="urn:schemas-microsoft-com:office:office" xmlns:oel="http://schemas.microsoft.com/office/2019/extlst" xmlns:r="http://schemas.openxmlformats.org/officeDocument/2006/relationships" xmlns:m="http://schemas.openxmlformats.org/officeDocument/2006/math" xmlns:v="urn:schemas-microsoft-com:vml" xmlns:wp14="http://schemas.microsoft.com/office/word/2010/wordprocessingDrawing" xmlns:wp="http://schemas.openxmlformats.org/drawingml/2006/wordprocessingDrawing" xmlns:w10="urn:schemas-microsoft-com:office:word" xmlns:w="http://schemas.openxmlformats.org/wordprocessingml/2006/main" xmlns:w14="http://schemas.microsoft.com/office/word/2010/wordml" xmlns:w15="http://schemas.microsoft.com/office/word/2012/wordml" xmlns:w16cex="http://schemas.microsoft.com/office/word/2018/wordml/cex" xmlns:w16cid="http://schemas.microsoft.com/office/word/2016/wordml/cid" xmlns:w16="http://schemas.microsoft.com/office/word/2018/wordml" xmlns:w16du="http://schemas.microsoft.com/office/word/2023/wordml/word16du" xmlns:w16sdtdh="http://schemas.microsoft.com/office/word/2020/wordml/sdtdatahash" xmlns:w16sdtfl="http://schemas.microsoft.com/office/word/2024/wordml/sdtformatlock" xmlns:w16se="http://schemas.microsoft.com/office/word/2015/wordml/symex" xmlns:wpg="http://schemas.microsoft.com/office/word/2010/wordprocessingGroup" xmlns:wpi="http://schemas.microsoft.com/office/word/2010/wordprocessingInk" xmlns:wne="http://schemas.microsoft.com/office/word/2006/wordml" xmlns:wps="http://schemas.microsoft.com/office/word/2010/wordprocessingShape" mc:Ignorable="w14 w15 w16se w16cid w16 w16cex w16sdtdh w16sdtfl w16du wp14">
   <w:endnote w:type="separator" w:id="-1">
     <w:p>
       <w:pPr>
@@ -30291,7 +30341,7 @@
 </file>
 
 <file path=word/footer1.xml><?xml version="1.0" encoding="utf-8"?>
-<w:ftr xmlns:wpc="http://schemas.microsoft.com/office/word/2010/wordprocessingCanvas" xmlns:cx="http://schemas.microsoft.com/office/drawing/2014/chartex" xmlns:cx1="http://schemas.microsoft.com/office/drawing/2015/9/8/chartex" xmlns:cx2="http://schemas.microsoft.com/office/drawing/2015/10/21/chartex" xmlns:cx3="http://schemas.microsoft.com/office/drawing/2016/5/9/chartex" xmlns:cx4="http://schemas.microsoft.com/office/drawing/2016/5/10/chartex" xmlns:cx5="http://schemas.microsoft.com/office/drawing/2016/5/11/chartex" xmlns:cx6="http://schemas.microsoft.com/office/drawing/2016/5/12/chartex" xmlns:cx7="http://schemas.microsoft.com/office/drawing/2016/5/13/chartex" xmlns:cx8="http://schemas.microsoft.com/office/drawing/2016/5/14/chartex" xmlns:mc="http://schemas.openxmlformats.org/markup-compatibility/2006" xmlns:aink="http://schemas.microsoft.com/office/drawing/2016/ink" xmlns:am3d="http://schemas.microsoft.com/office/drawing/2017/model3d" xmlns:o="urn:schemas-microsoft-com:office:office" xmlns:oel="http://schemas.microsoft.com/office/2019/extlst" xmlns:r="http://schemas.openxmlformats.org/officeDocument/2006/relationships" xmlns:m="http://schemas.openxmlformats.org/officeDocument/2006/math" xmlns:v="urn:schemas-microsoft-com:vml" xmlns:wp14="http://schemas.microsoft.com/office/word/2010/wordprocessingDrawing" xmlns:wp="http://schemas.openxmlformats.org/drawingml/2006/wordprocessingDrawing" xmlns:w10="urn:schemas-microsoft-com:office:word" xmlns:w="http://schemas.openxmlformats.org/wordprocessingml/2006/main" xmlns:w14="http://schemas.microsoft.com/office/word/2010/wordml" xmlns:w15="http://schemas.microsoft.com/office/word/2012/wordml" xmlns:w16cei="http://schemas.microsoft.com/office/word/2026/wordml/cei" xmlns:w16cex="http://schemas.microsoft.com/office/word/2018/wordml/cex" xmlns:w16cid="http://schemas.microsoft.com/office/word/2016/wordml/cid" xmlns:w16="http://schemas.microsoft.com/office/word/2018/wordml" xmlns:w16du="http://schemas.microsoft.com/office/word/2023/wordml/word16du" xmlns:w16sdtdh="http://schemas.microsoft.com/office/word/2020/wordml/sdtdatahash" xmlns:w16sdtfl="http://schemas.microsoft.com/office/word/2024/wordml/sdtformatlock" xmlns:w16se="http://schemas.microsoft.com/office/word/2015/wordml/symex" xmlns:wpg="http://schemas.microsoft.com/office/word/2010/wordprocessingGroup" xmlns:wpi="http://schemas.microsoft.com/office/word/2010/wordprocessingInk" xmlns:wne="http://schemas.microsoft.com/office/word/2006/wordml" xmlns:wps="http://schemas.microsoft.com/office/word/2010/wordprocessingShape" mc:Ignorable="w14 w15 w16se w16cid w16 w16cex w16sdtdh w16sdtfl w16du wp14">
+<w:ftr xmlns:wpc="http://schemas.microsoft.com/office/word/2010/wordprocessingCanvas" xmlns:cx="http://schemas.microsoft.com/office/drawing/2014/chartex" xmlns:cx1="http://schemas.microsoft.com/office/drawing/2015/9/8/chartex" xmlns:cx2="http://schemas.microsoft.com/office/drawing/2015/10/21/chartex" xmlns:cx3="http://schemas.microsoft.com/office/drawing/2016/5/9/chartex" xmlns:cx4="http://schemas.microsoft.com/office/drawing/2016/5/10/chartex" xmlns:cx5="http://schemas.microsoft.com/office/drawing/2016/5/11/chartex" xmlns:cx6="http://schemas.microsoft.com/office/drawing/2016/5/12/chartex" xmlns:cx7="http://schemas.microsoft.com/office/drawing/2016/5/13/chartex" xmlns:cx8="http://schemas.microsoft.com/office/drawing/2016/5/14/chartex" xmlns:mc="http://schemas.openxmlformats.org/markup-compatibility/2006" xmlns:aink="http://schemas.microsoft.com/office/drawing/2016/ink" xmlns:am3d="http://schemas.microsoft.com/office/drawing/2017/model3d" xmlns:o="urn:schemas-microsoft-com:office:office" xmlns:oel="http://schemas.microsoft.com/office/2019/extlst" xmlns:r="http://schemas.openxmlformats.org/officeDocument/2006/relationships" xmlns:m="http://schemas.openxmlformats.org/officeDocument/2006/math" xmlns:v="urn:schemas-microsoft-com:vml" xmlns:wp14="http://schemas.microsoft.com/office/word/2010/wordprocessingDrawing" xmlns:wp="http://schemas.openxmlformats.org/drawingml/2006/wordprocessingDrawing" xmlns:w10="urn:schemas-microsoft-com:office:word" xmlns:w="http://schemas.openxmlformats.org/wordprocessingml/2006/main" xmlns:w14="http://schemas.microsoft.com/office/word/2010/wordml" xmlns:w15="http://schemas.microsoft.com/office/word/2012/wordml" xmlns:w16cex="http://schemas.microsoft.com/office/word/2018/wordml/cex" xmlns:w16cid="http://schemas.microsoft.com/office/word/2016/wordml/cid" xmlns:w16="http://schemas.microsoft.com/office/word/2018/wordml" xmlns:w16du="http://schemas.microsoft.com/office/word/2023/wordml/word16du" xmlns:w16sdtdh="http://schemas.microsoft.com/office/word/2020/wordml/sdtdatahash" xmlns:w16sdtfl="http://schemas.microsoft.com/office/word/2024/wordml/sdtformatlock" xmlns:w16se="http://schemas.microsoft.com/office/word/2015/wordml/symex" xmlns:wpg="http://schemas.microsoft.com/office/word/2010/wordprocessingGroup" xmlns:wpi="http://schemas.microsoft.com/office/word/2010/wordprocessingInk" xmlns:wne="http://schemas.microsoft.com/office/word/2006/wordml" xmlns:wps="http://schemas.microsoft.com/office/word/2010/wordprocessingShape" mc:Ignorable="w14 w15 w16se w16cid w16 w16cex w16sdtdh w16sdtfl w16du wp14">
   <w:p>
     <w:pPr>
       <w:pBdr>
@@ -30473,7 +30523,7 @@
 </file>
 
 <file path=word/footer2.xml><?xml version="1.0" encoding="utf-8"?>
-<w:ftr xmlns:wpc="http://schemas.microsoft.com/office/word/2010/wordprocessingCanvas" xmlns:cx="http://schemas.microsoft.com/office/drawing/2014/chartex" xmlns:cx1="http://schemas.microsoft.com/office/drawing/2015/9/8/chartex" xmlns:cx2="http://schemas.microsoft.com/office/drawing/2015/10/21/chartex" xmlns:cx3="http://schemas.microsoft.com/office/drawing/2016/5/9/chartex" xmlns:cx4="http://schemas.microsoft.com/office/drawing/2016/5/10/chartex" xmlns:cx5="http://schemas.microsoft.com/office/drawing/2016/5/11/chartex" xmlns:cx6="http://schemas.microsoft.com/office/drawing/2016/5/12/chartex" xmlns:cx7="http://schemas.microsoft.com/office/drawing/2016/5/13/chartex" xmlns:cx8="http://schemas.microsoft.com/office/drawing/2016/5/14/chartex" xmlns:mc="http://schemas.openxmlformats.org/markup-compatibility/2006" xmlns:aink="http://schemas.microsoft.com/office/drawing/2016/ink" xmlns:am3d="http://schemas.microsoft.com/office/drawing/2017/model3d" xmlns:o="urn:schemas-microsoft-com:office:office" xmlns:oel="http://schemas.microsoft.com/office/2019/extlst" xmlns:r="http://schemas.openxmlformats.org/officeDocument/2006/relationships" xmlns:m="http://schemas.openxmlformats.org/officeDocument/2006/math" xmlns:v="urn:schemas-microsoft-com:vml" xmlns:wp14="http://schemas.microsoft.com/office/word/2010/wordprocessingDrawing" xmlns:wp="http://schemas.openxmlformats.org/drawingml/2006/wordprocessingDrawing" xmlns:w10="urn:schemas-microsoft-com:office:word" xmlns:w="http://schemas.openxmlformats.org/wordprocessingml/2006/main" xmlns:w14="http://schemas.microsoft.com/office/word/2010/wordml" xmlns:w15="http://schemas.microsoft.com/office/word/2012/wordml" xmlns:w16cei="http://schemas.microsoft.com/office/word/2026/wordml/cei" xmlns:w16cex="http://schemas.microsoft.com/office/word/2018/wordml/cex" xmlns:w16cid="http://schemas.microsoft.com/office/word/2016/wordml/cid" xmlns:w16="http://schemas.microsoft.com/office/word/2018/wordml" xmlns:w16du="http://schemas.microsoft.com/office/word/2023/wordml/word16du" xmlns:w16sdtdh="http://schemas.microsoft.com/office/word/2020/wordml/sdtdatahash" xmlns:w16sdtfl="http://schemas.microsoft.com/office/word/2024/wordml/sdtformatlock" xmlns:w16se="http://schemas.microsoft.com/office/word/2015/wordml/symex" xmlns:wpg="http://schemas.microsoft.com/office/word/2010/wordprocessingGroup" xmlns:wpi="http://schemas.microsoft.com/office/word/2010/wordprocessingInk" xmlns:wne="http://schemas.microsoft.com/office/word/2006/wordml" xmlns:wps="http://schemas.microsoft.com/office/word/2010/wordprocessingShape" mc:Ignorable="w14 w15 w16se w16cid w16 w16cex w16sdtdh w16sdtfl w16du wp14">
+<w:ftr xmlns:wpc="http://schemas.microsoft.com/office/word/2010/wordprocessingCanvas" xmlns:cx="http://schemas.microsoft.com/office/drawing/2014/chartex" xmlns:cx1="http://schemas.microsoft.com/office/drawing/2015/9/8/chartex" xmlns:cx2="http://schemas.microsoft.com/office/drawing/2015/10/21/chartex" xmlns:cx3="http://schemas.microsoft.com/office/drawing/2016/5/9/chartex" xmlns:cx4="http://schemas.microsoft.com/office/drawing/2016/5/10/chartex" xmlns:cx5="http://schemas.microsoft.com/office/drawing/2016/5/11/chartex" xmlns:cx6="http://schemas.microsoft.com/office/drawing/2016/5/12/chartex" xmlns:cx7="http://schemas.microsoft.com/office/drawing/2016/5/13/chartex" xmlns:cx8="http://schemas.microsoft.com/office/drawing/2016/5/14/chartex" xmlns:mc="http://schemas.openxmlformats.org/markup-compatibility/2006" xmlns:aink="http://schemas.microsoft.com/office/drawing/2016/ink" xmlns:am3d="http://schemas.microsoft.com/office/drawing/2017/model3d" xmlns:o="urn:schemas-microsoft-com:office:office" xmlns:oel="http://schemas.microsoft.com/office/2019/extlst" xmlns:r="http://schemas.openxmlformats.org/officeDocument/2006/relationships" xmlns:m="http://schemas.openxmlformats.org/officeDocument/2006/math" xmlns:v="urn:schemas-microsoft-com:vml" xmlns:wp14="http://schemas.microsoft.com/office/word/2010/wordprocessingDrawing" xmlns:wp="http://schemas.openxmlformats.org/drawingml/2006/wordprocessingDrawing" xmlns:w10="urn:schemas-microsoft-com:office:word" xmlns:w="http://schemas.openxmlformats.org/wordprocessingml/2006/main" xmlns:w14="http://schemas.microsoft.com/office/word/2010/wordml" xmlns:w15="http://schemas.microsoft.com/office/word/2012/wordml" xmlns:w16cex="http://schemas.microsoft.com/office/word/2018/wordml/cex" xmlns:w16cid="http://schemas.microsoft.com/office/word/2016/wordml/cid" xmlns:w16="http://schemas.microsoft.com/office/word/2018/wordml" xmlns:w16du="http://schemas.microsoft.com/office/word/2023/wordml/word16du" xmlns:w16sdtdh="http://schemas.microsoft.com/office/word/2020/wordml/sdtdatahash" xmlns:w16sdtfl="http://schemas.microsoft.com/office/word/2024/wordml/sdtformatlock" xmlns:w16se="http://schemas.microsoft.com/office/word/2015/wordml/symex" xmlns:wpg="http://schemas.microsoft.com/office/word/2010/wordprocessingGroup" xmlns:wpi="http://schemas.microsoft.com/office/word/2010/wordprocessingInk" xmlns:wne="http://schemas.microsoft.com/office/word/2006/wordml" xmlns:wps="http://schemas.microsoft.com/office/word/2010/wordprocessingShape" mc:Ignorable="w14 w15 w16se w16cid w16 w16cex w16sdtdh w16sdtfl w16du wp14">
   <w:p>
     <w:pPr>
       <w:pBdr>
@@ -30679,7 +30729,7 @@
 </file>
 
 <file path=word/footnotes.xml><?xml version="1.0" encoding="utf-8"?>
-<w:footnotes xmlns:wpc="http://schemas.microsoft.com/office/word/2010/wordprocessingCanvas" xmlns:cx="http://schemas.microsoft.com/office/drawing/2014/chartex" xmlns:cx1="http://schemas.microsoft.com/office/drawing/2015/9/8/chartex" xmlns:cx2="http://schemas.microsoft.com/office/drawing/2015/10/21/chartex" xmlns:cx3="http://schemas.microsoft.com/office/drawing/2016/5/9/chartex" xmlns:cx4="http://schemas.microsoft.com/office/drawing/2016/5/10/chartex" xmlns:cx5="http://schemas.microsoft.com/office/drawing/2016/5/11/chartex" xmlns:cx6="http://schemas.microsoft.com/office/drawing/2016/5/12/chartex" xmlns:cx7="http://schemas.microsoft.com/office/drawing/2016/5/13/chartex" xmlns:cx8="http://schemas.microsoft.com/office/drawing/2016/5/14/chartex" xmlns:mc="http://schemas.openxmlformats.org/markup-compatibility/2006" xmlns:aink="http://schemas.microsoft.com/office/drawing/2016/ink" xmlns:am3d="http://schemas.microsoft.com/office/drawing/2017/model3d" xmlns:o="urn:schemas-microsoft-com:office:office" xmlns:oel="http://schemas.microsoft.com/office/2019/extlst" xmlns:r="http://schemas.openxmlformats.org/officeDocument/2006/relationships" xmlns:m="http://schemas.openxmlformats.org/officeDocument/2006/math" xmlns:v="urn:schemas-microsoft-com:vml" xmlns:wp14="http://schemas.microsoft.com/office/word/2010/wordprocessingDrawing" xmlns:wp="http://schemas.openxmlformats.org/drawingml/2006/wordprocessingDrawing" xmlns:w10="urn:schemas-microsoft-com:office:word" xmlns:w="http://schemas.openxmlformats.org/wordprocessingml/2006/main" xmlns:w14="http://schemas.microsoft.com/office/word/2010/wordml" xmlns:w15="http://schemas.microsoft.com/office/word/2012/wordml" xmlns:w16cei="http://schemas.microsoft.com/office/word/2026/wordml/cei" xmlns:w16cex="http://schemas.microsoft.com/office/word/2018/wordml/cex" xmlns:w16cid="http://schemas.microsoft.com/office/word/2016/wordml/cid" xmlns:w16="http://schemas.microsoft.com/office/word/2018/wordml" xmlns:w16du="http://schemas.microsoft.com/office/word/2023/wordml/word16du" xmlns:w16sdtdh="http://schemas.microsoft.com/office/word/2020/wordml/sdtdatahash" xmlns:w16sdtfl="http://schemas.microsoft.com/office/word/2024/wordml/sdtformatlock" xmlns:w16se="http://schemas.microsoft.com/office/word/2015/wordml/symex" xmlns:wpg="http://schemas.microsoft.com/office/word/2010/wordprocessingGroup" xmlns:wpi="http://schemas.microsoft.com/office/word/2010/wordprocessingInk" xmlns:wne="http://schemas.microsoft.com/office/word/2006/wordml" xmlns:wps="http://schemas.microsoft.com/office/word/2010/wordprocessingShape" mc:Ignorable="w14 w15 w16se w16cid w16 w16cex w16sdtdh w16sdtfl w16du wp14">
+<w:footnotes xmlns:wpc="http://schemas.microsoft.com/office/word/2010/wordprocessingCanvas" xmlns:cx="http://schemas.microsoft.com/office/drawing/2014/chartex" xmlns:cx1="http://schemas.microsoft.com/office/drawing/2015/9/8/chartex" xmlns:cx2="http://schemas.microsoft.com/office/drawing/2015/10/21/chartex" xmlns:cx3="http://schemas.microsoft.com/office/drawing/2016/5/9/chartex" xmlns:cx4="http://schemas.microsoft.com/office/drawing/2016/5/10/chartex" xmlns:cx5="http://schemas.microsoft.com/office/drawing/2016/5/11/chartex" xmlns:cx6="http://schemas.microsoft.com/office/drawing/2016/5/12/chartex" xmlns:cx7="http://schemas.microsoft.com/office/drawing/2016/5/13/chartex" xmlns:cx8="http://schemas.microsoft.com/office/drawing/2016/5/14/chartex" xmlns:mc="http://schemas.openxmlformats.org/markup-compatibility/2006" xmlns:aink="http://schemas.microsoft.com/office/drawing/2016/ink" xmlns:am3d="http://schemas.microsoft.com/office/drawing/2017/model3d" xmlns:o="urn:schemas-microsoft-com:office:office" xmlns:oel="http://schemas.microsoft.com/office/2019/extlst" xmlns:r="http://schemas.openxmlformats.org/officeDocument/2006/relationships" xmlns:m="http://schemas.openxmlformats.org/officeDocument/2006/math" xmlns:v="urn:schemas-microsoft-com:vml" xmlns:wp14="http://schemas.microsoft.com/office/word/2010/wordprocessingDrawing" xmlns:wp="http://schemas.openxmlformats.org/drawingml/2006/wordprocessingDrawing" xmlns:w10="urn:schemas-microsoft-com:office:word" xmlns:w="http://schemas.openxmlformats.org/wordprocessingml/2006/main" xmlns:w14="http://schemas.microsoft.com/office/word/2010/wordml" xmlns:w15="http://schemas.microsoft.com/office/word/2012/wordml" xmlns:w16cex="http://schemas.microsoft.com/office/word/2018/wordml/cex" xmlns:w16cid="http://schemas.microsoft.com/office/word/2016/wordml/cid" xmlns:w16="http://schemas.microsoft.com/office/word/2018/wordml" xmlns:w16du="http://schemas.microsoft.com/office/word/2023/wordml/word16du" xmlns:w16sdtdh="http://schemas.microsoft.com/office/word/2020/wordml/sdtdatahash" xmlns:w16sdtfl="http://schemas.microsoft.com/office/word/2024/wordml/sdtformatlock" xmlns:w16se="http://schemas.microsoft.com/office/word/2015/wordml/symex" xmlns:wpg="http://schemas.microsoft.com/office/word/2010/wordprocessingGroup" xmlns:wpi="http://schemas.microsoft.com/office/word/2010/wordprocessingInk" xmlns:wne="http://schemas.microsoft.com/office/word/2006/wordml" xmlns:wps="http://schemas.microsoft.com/office/word/2010/wordprocessingShape" mc:Ignorable="w14 w15 w16se w16cid w16 w16cex w16sdtdh w16sdtfl w16du wp14">
   <w:footnote w:type="separator" w:id="-1">
     <w:p>
       <w:pPr>
@@ -30704,7 +30754,7 @@
 </file>
 
 <file path=word/header1.xml><?xml version="1.0" encoding="utf-8"?>
-<w:hdr xmlns:wpc="http://schemas.microsoft.com/office/word/2010/wordprocessingCanvas" xmlns:cx="http://schemas.microsoft.com/office/drawing/2014/chartex" xmlns:cx1="http://schemas.microsoft.com/office/drawing/2015/9/8/chartex" xmlns:cx2="http://schemas.microsoft.com/office/drawing/2015/10/21/chartex" xmlns:cx3="http://schemas.microsoft.com/office/drawing/2016/5/9/chartex" xmlns:cx4="http://schemas.microsoft.com/office/drawing/2016/5/10/chartex" xmlns:cx5="http://schemas.microsoft.com/office/drawing/2016/5/11/chartex" xmlns:cx6="http://schemas.microsoft.com/office/drawing/2016/5/12/chartex" xmlns:cx7="http://schemas.microsoft.com/office/drawing/2016/5/13/chartex" xmlns:cx8="http://schemas.microsoft.com/office/drawing/2016/5/14/chartex" xmlns:mc="http://schemas.openxmlformats.org/markup-compatibility/2006" xmlns:aink="http://schemas.microsoft.com/office/drawing/2016/ink" xmlns:am3d="http://schemas.microsoft.com/office/drawing/2017/model3d" xmlns:o="urn:schemas-microsoft-com:office:office" xmlns:oel="http://schemas.microsoft.com/office/2019/extlst" xmlns:r="http://schemas.openxmlformats.org/officeDocument/2006/relationships" xmlns:m="http://schemas.openxmlformats.org/officeDocument/2006/math" xmlns:v="urn:schemas-microsoft-com:vml" xmlns:wp14="http://schemas.microsoft.com/office/word/2010/wordprocessingDrawing" xmlns:wp="http://schemas.openxmlformats.org/drawingml/2006/wordprocessingDrawing" xmlns:w10="urn:schemas-microsoft-com:office:word" xmlns:w="http://schemas.openxmlformats.org/wordprocessingml/2006/main" xmlns:w14="http://schemas.microsoft.com/office/word/2010/wordml" xmlns:w15="http://schemas.microsoft.com/office/word/2012/wordml" xmlns:w16cei="http://schemas.microsoft.com/office/word/2026/wordml/cei" xmlns:w16cex="http://schemas.microsoft.com/office/word/2018/wordml/cex" xmlns:w16cid="http://schemas.microsoft.com/office/word/2016/wordml/cid" xmlns:w16="http://schemas.microsoft.com/office/word/2018/wordml" xmlns:w16du="http://schemas.microsoft.com/office/word/2023/wordml/word16du" xmlns:w16sdtdh="http://schemas.microsoft.com/office/word/2020/wordml/sdtdatahash" xmlns:w16sdtfl="http://schemas.microsoft.com/office/word/2024/wordml/sdtformatlock" xmlns:w16se="http://schemas.microsoft.com/office/word/2015/wordml/symex" xmlns:wpg="http://schemas.microsoft.com/office/word/2010/wordprocessingGroup" xmlns:wpi="http://schemas.microsoft.com/office/word/2010/wordprocessingInk" xmlns:wne="http://schemas.microsoft.com/office/word/2006/wordml" xmlns:wps="http://schemas.microsoft.com/office/word/2010/wordprocessingShape" mc:Ignorable="w14 w15 w16se w16cid w16 w16cex w16sdtdh w16sdtfl w16du wp14">
+<w:hdr xmlns:wpc="http://schemas.microsoft.com/office/word/2010/wordprocessingCanvas" xmlns:cx="http://schemas.microsoft.com/office/drawing/2014/chartex" xmlns:cx1="http://schemas.microsoft.com/office/drawing/2015/9/8/chartex" xmlns:cx2="http://schemas.microsoft.com/office/drawing/2015/10/21/chartex" xmlns:cx3="http://schemas.microsoft.com/office/drawing/2016/5/9/chartex" xmlns:cx4="http://schemas.microsoft.com/office/drawing/2016/5/10/chartex" xmlns:cx5="http://schemas.microsoft.com/office/drawing/2016/5/11/chartex" xmlns:cx6="http://schemas.microsoft.com/office/drawing/2016/5/12/chartex" xmlns:cx7="http://schemas.microsoft.com/office/drawing/2016/5/13/chartex" xmlns:cx8="http://schemas.microsoft.com/office/drawing/2016/5/14/chartex" xmlns:mc="http://schemas.openxmlformats.org/markup-compatibility/2006" xmlns:aink="http://schemas.microsoft.com/office/drawing/2016/ink" xmlns:am3d="http://schemas.microsoft.com/office/drawing/2017/model3d" xmlns:o="urn:schemas-microsoft-com:office:office" xmlns:oel="http://schemas.microsoft.com/office/2019/extlst" xmlns:r="http://schemas.openxmlformats.org/officeDocument/2006/relationships" xmlns:m="http://schemas.openxmlformats.org/officeDocument/2006/math" xmlns:v="urn:schemas-microsoft-com:vml" xmlns:wp14="http://schemas.microsoft.com/office/word/2010/wordprocessingDrawing" xmlns:wp="http://schemas.openxmlformats.org/drawingml/2006/wordprocessingDrawing" xmlns:w10="urn:schemas-microsoft-com:office:word" xmlns:w="http://schemas.openxmlformats.org/wordprocessingml/2006/main" xmlns:w14="http://schemas.microsoft.com/office/word/2010/wordml" xmlns:w15="http://schemas.microsoft.com/office/word/2012/wordml" xmlns:w16cex="http://schemas.microsoft.com/office/word/2018/wordml/cex" xmlns:w16cid="http://schemas.microsoft.com/office/word/2016/wordml/cid" xmlns:w16="http://schemas.microsoft.com/office/word/2018/wordml" xmlns:w16du="http://schemas.microsoft.com/office/word/2023/wordml/word16du" xmlns:w16sdtdh="http://schemas.microsoft.com/office/word/2020/wordml/sdtdatahash" xmlns:w16sdtfl="http://schemas.microsoft.com/office/word/2024/wordml/sdtformatlock" xmlns:w16se="http://schemas.microsoft.com/office/word/2015/wordml/symex" xmlns:wpg="http://schemas.microsoft.com/office/word/2010/wordprocessingGroup" xmlns:wpi="http://schemas.microsoft.com/office/word/2010/wordprocessingInk" xmlns:wne="http://schemas.microsoft.com/office/word/2006/wordml" xmlns:wps="http://schemas.microsoft.com/office/word/2010/wordprocessingShape" mc:Ignorable="w14 w15 w16se w16cid w16 w16cex w16sdtdh w16sdtfl w16du wp14">
   <w:p>
     <w:pPr>
       <w:pStyle w:val="Header"/>
@@ -30725,7 +30775,7 @@
 </file>
 
 <file path=word/header2.xml><?xml version="1.0" encoding="utf-8"?>
-<w:hdr xmlns:wpc="http://schemas.microsoft.com/office/word/2010/wordprocessingCanvas" xmlns:cx="http://schemas.microsoft.com/office/drawing/2014/chartex" xmlns:cx1="http://schemas.microsoft.com/office/drawing/2015/9/8/chartex" xmlns:cx2="http://schemas.microsoft.com/office/drawing/2015/10/21/chartex" xmlns:cx3="http://schemas.microsoft.com/office/drawing/2016/5/9/chartex" xmlns:cx4="http://schemas.microsoft.com/office/drawing/2016/5/10/chartex" xmlns:cx5="http://schemas.microsoft.com/office/drawing/2016/5/11/chartex" xmlns:cx6="http://schemas.microsoft.com/office/drawing/2016/5/12/chartex" xmlns:cx7="http://schemas.microsoft.com/office/drawing/2016/5/13/chartex" xmlns:cx8="http://schemas.microsoft.com/office/drawing/2016/5/14/chartex" xmlns:mc="http://schemas.openxmlformats.org/markup-compatibility/2006" xmlns:aink="http://schemas.microsoft.com/office/drawing/2016/ink" xmlns:am3d="http://schemas.microsoft.com/office/drawing/2017/model3d" xmlns:o="urn:schemas-microsoft-com:office:office" xmlns:oel="http://schemas.microsoft.com/office/2019/extlst" xmlns:r="http://schemas.openxmlformats.org/officeDocument/2006/relationships" xmlns:m="http://schemas.openxmlformats.org/officeDocument/2006/math" xmlns:v="urn:schemas-microsoft-com:vml" xmlns:wp14="http://schemas.microsoft.com/office/word/2010/wordprocessingDrawing" xmlns:wp="http://schemas.openxmlformats.org/drawingml/2006/wordprocessingDrawing" xmlns:w10="urn:schemas-microsoft-com:office:word" xmlns:w="http://schemas.openxmlformats.org/wordprocessingml/2006/main" xmlns:w14="http://schemas.microsoft.com/office/word/2010/wordml" xmlns:w15="http://schemas.microsoft.com/office/word/2012/wordml" xmlns:w16cei="http://schemas.microsoft.com/office/word/2026/wordml/cei" xmlns:w16cex="http://schemas.microsoft.com/office/word/2018/wordml/cex" xmlns:w16cid="http://schemas.microsoft.com/office/word/2016/wordml/cid" xmlns:w16="http://schemas.microsoft.com/office/word/2018/wordml" xmlns:w16du="http://schemas.microsoft.com/office/word/2023/wordml/word16du" xmlns:w16sdtdh="http://schemas.microsoft.com/office/word/2020/wordml/sdtdatahash" xmlns:w16sdtfl="http://schemas.microsoft.com/office/word/2024/wordml/sdtformatlock" xmlns:w16se="http://schemas.microsoft.com/office/word/2015/wordml/symex" xmlns:wpg="http://schemas.microsoft.com/office/word/2010/wordprocessingGroup" xmlns:wpi="http://schemas.microsoft.com/office/word/2010/wordprocessingInk" xmlns:wne="http://schemas.microsoft.com/office/word/2006/wordml" xmlns:wps="http://schemas.microsoft.com/office/word/2010/wordprocessingShape" mc:Ignorable="w14 w15 w16se w16cid w16 w16cex w16sdtdh w16sdtfl w16du wp14">
+<w:hdr xmlns:wpc="http://schemas.microsoft.com/office/word/2010/wordprocessingCanvas" xmlns:cx="http://schemas.microsoft.com/office/drawing/2014/chartex" xmlns:cx1="http://schemas.microsoft.com/office/drawing/2015/9/8/chartex" xmlns:cx2="http://schemas.microsoft.com/office/drawing/2015/10/21/chartex" xmlns:cx3="http://schemas.microsoft.com/office/drawing/2016/5/9/chartex" xmlns:cx4="http://schemas.microsoft.com/office/drawing/2016/5/10/chartex" xmlns:cx5="http://schemas.microsoft.com/office/drawing/2016/5/11/chartex" xmlns:cx6="http://schemas.microsoft.com/office/drawing/2016/5/12/chartex" xmlns:cx7="http://schemas.microsoft.com/office/drawing/2016/5/13/chartex" xmlns:cx8="http://schemas.microsoft.com/office/drawing/2016/5/14/chartex" xmlns:mc="http://schemas.openxmlformats.org/markup-compatibility/2006" xmlns:aink="http://schemas.microsoft.com/office/drawing/2016/ink" xmlns:am3d="http://schemas.microsoft.com/office/drawing/2017/model3d" xmlns:o="urn:schemas-microsoft-com:office:office" xmlns:oel="http://schemas.microsoft.com/office/2019/extlst" xmlns:r="http://schemas.openxmlformats.org/officeDocument/2006/relationships" xmlns:m="http://schemas.openxmlformats.org/officeDocument/2006/math" xmlns:v="urn:schemas-microsoft-com:vml" xmlns:wp14="http://schemas.microsoft.com/office/word/2010/wordprocessingDrawing" xmlns:wp="http://schemas.openxmlformats.org/drawingml/2006/wordprocessingDrawing" xmlns:w10="urn:schemas-microsoft-com:office:word" xmlns:w="http://schemas.openxmlformats.org/wordprocessingml/2006/main" xmlns:w14="http://schemas.microsoft.com/office/word/2010/wordml" xmlns:w15="http://schemas.microsoft.com/office/word/2012/wordml" xmlns:w16cex="http://schemas.microsoft.com/office/word/2018/wordml/cex" xmlns:w16cid="http://schemas.microsoft.com/office/word/2016/wordml/cid" xmlns:w16="http://schemas.microsoft.com/office/word/2018/wordml" xmlns:w16du="http://schemas.microsoft.com/office/word/2023/wordml/word16du" xmlns:w16sdtdh="http://schemas.microsoft.com/office/word/2020/wordml/sdtdatahash" xmlns:w16sdtfl="http://schemas.microsoft.com/office/word/2024/wordml/sdtformatlock" xmlns:w16se="http://schemas.microsoft.com/office/word/2015/wordml/symex" xmlns:wpg="http://schemas.microsoft.com/office/word/2010/wordprocessingGroup" xmlns:wpi="http://schemas.microsoft.com/office/word/2010/wordprocessingInk" xmlns:wne="http://schemas.microsoft.com/office/word/2006/wordml" xmlns:wps="http://schemas.microsoft.com/office/word/2010/wordprocessingShape" mc:Ignorable="w14 w15 w16se w16cid w16 w16cex w16sdtdh w16sdtfl w16du wp14">
   <w:p>
     <w:pPr>
       <w:pStyle w:val="Header"/>
